--- a/droit social dcg/4- clauses particulieres du CT.docx
+++ b/droit social dcg/4- clauses particulieres du CT.docx
@@ -8,17 +8,26 @@
         <w:jc w:val="center"/>
       </w:pPr>
       <w:r>
-        <w:t>FICHE 4 : LES CLAUSES PARTICULI�RES DU CONTRAT DE TRAVAIL</w:t>
+        <w:rPr>
+          <w:b/>
+          <w:color w:val="1F4E79"/>
+          <w:sz w:val="34"/>
+        </w:rPr>
+        <w:t>FICHE 4 : LES CLAUSES PARTICULIeRES DU CONTRAT DE TRAVAIL</w:t>
       </w:r>
     </w:p>
-    <w:p/>
     <w:p/>
     <w:p>
       <w:pPr>
         <w:pStyle w:val="Heading2"/>
       </w:pPr>
       <w:r>
-        <w:t>A P�RIODE D�ESSAI I �</w:t>
+        <w:rPr>
+          <w:b/>
+          <w:color w:val="2F5496"/>
+          <w:sz w:val="24"/>
+        </w:rPr>
+        <w:t>A PeRIODE D'ESSAI I e</w:t>
       </w:r>
     </w:p>
     <w:p>
@@ -26,7 +35,12 @@
         <w:pStyle w:val="Heading2"/>
       </w:pPr>
       <w:r>
-        <w:t>CONDITION D�EXISTENCE ET DUR�E A �</w:t>
+        <w:rPr>
+          <w:b/>
+          <w:color w:val="7030A0"/>
+          <w:sz w:val="24"/>
+        </w:rPr>
+        <w:t>CONDITION D'EXISTENCE ET DUReE A e</w:t>
       </w:r>
     </w:p>
     <w:p>
@@ -34,27 +48,52 @@
         <w:pStyle w:val="Heading2"/>
       </w:pPr>
       <w:r>
-        <w:t>UNE N�CESSAIRE DISPOSITION DU CONTRAT</w:t>
+        <w:rPr>
+          <w:b/>
+          <w:color w:val="2F5496"/>
+          <w:sz w:val="24"/>
+        </w:rPr>
+        <w:t>UNE N'CESSAIRE DISPOSITION DU CONTRAT</w:t>
       </w:r>
     </w:p>
     <w:p>
       <w:r>
+        <w:rPr>
+          <w:b w:val="0"/>
+          <w:color w:val="000000"/>
+          <w:sz w:val="22"/>
+        </w:rPr>
         <w:t>?</w:t>
       </w:r>
     </w:p>
     <w:p>
       <w:r>
-        <w:t>La p�riode d�essai est un temps au d�but du contrat de travail qui permet � l�employeur d��valuer les comp�tences du salari� et</w:t>
+        <w:rPr>
+          <w:b w:val="0"/>
+          <w:color w:val="000000"/>
+          <w:sz w:val="22"/>
+        </w:rPr>
+        <w:t>La periode d'essai est un temps au d'but du contrat de travail qui permet e l'employeur d'evaluer les competences du salarie et</w:t>
       </w:r>
     </w:p>
     <w:p>
       <w:r>
-        <w:t>au salari� d�appr�cier si les fonctions occup�es lui conviennent. La p�riode d�essai et son renouvellement ne se pr�sument pas</w:t>
+        <w:rPr>
+          <w:b w:val="0"/>
+          <w:color w:val="000000"/>
+          <w:sz w:val="22"/>
+        </w:rPr>
+        <w:t>au salarie d'apprecier si les fonctions occupees lui conviennent. La periode d'essai et son renouvellement ne se presument pas</w:t>
       </w:r>
     </w:p>
     <w:p>
       <w:r>
-        <w:t>et doivent �tre pr�vus au contrat de travail ou dans la lettre d�embauche.</w:t>
+        <w:rPr>
+          <w:b w:val="0"/>
+          <w:color w:val="000000"/>
+          <w:sz w:val="22"/>
+        </w:rPr>
+        <w:t>et doivent etre prevus au contrat de travail ou dans la lettre d'embauche.</w:t>
       </w:r>
     </w:p>
     <w:p>
@@ -62,22 +101,42 @@
         <w:pStyle w:val="Heading2"/>
       </w:pPr>
       <w:r>
-        <w:t>DES DUR�ES IMP�RATIVES</w:t>
+        <w:rPr>
+          <w:b/>
+          <w:color w:val="2F5496"/>
+          <w:sz w:val="24"/>
+        </w:rPr>
+        <w:t>DES DUReES IMPeRATIVES</w:t>
       </w:r>
     </w:p>
     <w:p>
       <w:r>
+        <w:rPr>
+          <w:b w:val="0"/>
+          <w:color w:val="000000"/>
+          <w:sz w:val="22"/>
+        </w:rPr>
         <w:t>?</w:t>
       </w:r>
     </w:p>
     <w:p>
       <w:r>
-        <w:t>Sous r�serve de dur�es plus courtes pr�vues au contrat ou dans un accord collectif post�rieur � la loi du 25 juin 2008, la dur�e</w:t>
+        <w:rPr>
+          <w:b w:val="0"/>
+          <w:color w:val="000000"/>
+          <w:sz w:val="22"/>
+        </w:rPr>
+        <w:t>Sous reserve de durees plus courtes prevues au contrat ou dans un accord collectif posterieur e la loi du 25 juin 2008, la duree</w:t>
       </w:r>
     </w:p>
     <w:p>
       <w:r>
-        <w:t>maximale de la p�riode d�essai est de :</w:t>
+        <w:rPr>
+          <w:b w:val="0"/>
+          <w:color w:val="000000"/>
+          <w:sz w:val="22"/>
+        </w:rPr>
+        <w:t>maximale de la periode d'essai est de :</w:t>
       </w:r>
     </w:p>
     <w:p>
@@ -85,7 +144,12 @@
         <w:pStyle w:val="ListBullet"/>
       </w:pPr>
       <w:r>
-        <w:t>deux mois pour les ouvriers et les employ�s ; -</w:t>
+        <w:rPr>
+          <w:b w:val="0"/>
+          <w:color w:val="000000"/>
+          <w:sz w:val="22"/>
+        </w:rPr>
+        <w:t>deux mois pour les ouvriers et les employes ;</w:t>
       </w:r>
     </w:p>
     <w:p>
@@ -93,7 +157,12 @@
         <w:pStyle w:val="ListBullet"/>
       </w:pPr>
       <w:r>
-        <w:t>trois mois pour les agents de ma�trise et les techniciens ; -</w:t>
+        <w:rPr>
+          <w:b w:val="0"/>
+          <w:color w:val="000000"/>
+          <w:sz w:val="22"/>
+        </w:rPr>
+        <w:t>trois mois pour les agents de maetrise et les techniciens ;</w:t>
       </w:r>
     </w:p>
     <w:p>
@@ -101,12 +170,22 @@
         <w:pStyle w:val="ListBullet"/>
       </w:pPr>
       <w:r>
-        <w:t>quatre mois pour les cadres. -</w:t>
+        <w:rPr>
+          <w:b w:val="0"/>
+          <w:color w:val="000000"/>
+          <w:sz w:val="22"/>
+        </w:rPr>
+        <w:t>quatre mois pour les cadres.</w:t>
       </w:r>
     </w:p>
     <w:p>
       <w:r>
-        <w:t>La dur�e maximale de la p�riode d�essai renouvellement compris, si un accord de branche �tendu le pr�voit, est de :</w:t>
+        <w:rPr>
+          <w:b w:val="0"/>
+          <w:color w:val="000000"/>
+          <w:sz w:val="22"/>
+        </w:rPr>
+        <w:t>La duree maximale de la periode d'essai renouvellement compris, si un accord de branche etendu le prevoit, est de :</w:t>
       </w:r>
     </w:p>
     <w:p>
@@ -114,7 +193,12 @@
         <w:pStyle w:val="ListBullet"/>
       </w:pPr>
       <w:r>
-        <w:t>quatre mois pour les ouvriers et employ�s ; -</w:t>
+        <w:rPr>
+          <w:b w:val="0"/>
+          <w:color w:val="000000"/>
+          <w:sz w:val="22"/>
+        </w:rPr>
+        <w:t>quatre mois pour les ouvriers et employes ;</w:t>
       </w:r>
     </w:p>
     <w:p>
@@ -122,7 +206,12 @@
         <w:pStyle w:val="ListBullet"/>
       </w:pPr>
       <w:r>
-        <w:t>six mois pour les agents de ma�trise et techniciens ; -</w:t>
+        <w:rPr>
+          <w:b w:val="0"/>
+          <w:color w:val="000000"/>
+          <w:sz w:val="22"/>
+        </w:rPr>
+        <w:t>six mois pour les agents de maetrise et techniciens ;</w:t>
       </w:r>
     </w:p>
     <w:p>
@@ -130,17 +219,32 @@
         <w:pStyle w:val="ListBullet"/>
       </w:pPr>
       <w:r>
-        <w:t>huit mois pour les cadres. -</w:t>
+        <w:rPr>
+          <w:b w:val="0"/>
+          <w:color w:val="000000"/>
+          <w:sz w:val="22"/>
+        </w:rPr>
+        <w:t>huit mois pour les cadres.</w:t>
       </w:r>
     </w:p>
     <w:p>
       <w:r>
-        <w:t>Le renouvellement doit �tre pr�vu par un accord de branche �tendu, envisag� dans le contrat de travail et recueillir l�accord</w:t>
+        <w:rPr>
+          <w:b w:val="0"/>
+          <w:color w:val="000000"/>
+          <w:sz w:val="22"/>
+        </w:rPr>
+        <w:t>Le renouvellement doit etre prevu par un accord de branche etendu, envisage dans le contrat de travail et recueillir l'accord</w:t>
       </w:r>
     </w:p>
     <w:p>
       <w:r>
-        <w:t>expr�s du salari�.</w:t>
+        <w:rPr>
+          <w:b w:val="0"/>
+          <w:color w:val="000000"/>
+          <w:sz w:val="22"/>
+        </w:rPr>
+        <w:t>expres du salarie.</w:t>
       </w:r>
     </w:p>
     <w:p>
@@ -148,7 +252,12 @@
         <w:pStyle w:val="Heading2"/>
       </w:pPr>
       <w:r>
-        <w:t>LA RUPTURE DE LA P�RIODE D�ESSAI B �</w:t>
+        <w:rPr>
+          <w:b/>
+          <w:color w:val="2F5496"/>
+          <w:sz w:val="24"/>
+        </w:rPr>
+        <w:t>LA RUPTURE DE LA PeRIODE D'ESSAI B e</w:t>
       </w:r>
     </w:p>
     <w:p>
@@ -156,36 +265,71 @@
         <w:pStyle w:val="Heading2"/>
       </w:pPr>
       <w:r>
-        <w:t>LIBERT� DE PRINCIPE</w:t>
+        <w:rPr>
+          <w:b/>
+          <w:color w:val="006100"/>
+          <w:sz w:val="24"/>
+        </w:rPr>
+        <w:t>LIBERTe DE PRINCIPE</w:t>
       </w:r>
     </w:p>
     <w:p>
       <w:r>
+        <w:rPr>
+          <w:b w:val="0"/>
+          <w:color w:val="006100"/>
+          <w:sz w:val="22"/>
+        </w:rPr>
         <w:t>?</w:t>
       </w:r>
     </w:p>
     <w:p>
       <w:r>
-        <w:t>En principe chaque partie au contrat de travail est libre de le rompre, sans donner de motif, au cours de la p�riode d�essai. Il</w:t>
+        <w:rPr>
+          <w:b w:val="0"/>
+          <w:color w:val="006100"/>
+          <w:sz w:val="22"/>
+        </w:rPr>
+        <w:t>En principe chaque partie au contrat de travail est libre de le rompre, sans donner de motif, au cours de la periode d'essai. Il</w:t>
       </w:r>
     </w:p>
     <w:p>
       <w:r>
-        <w:t>n�en r�sulte pas que cette rupture ne puisse �tre fautive. Ainsi l�absence de motif ne justifie pas pour autant que l�employeur</w:t>
+        <w:rPr>
+          <w:b w:val="0"/>
+          <w:color w:val="006100"/>
+          <w:sz w:val="22"/>
+        </w:rPr>
+        <w:t>n'en resulte pas que cette rupture ne puisse etre fautive. Ainsi l'absence de motif ne justifie pas pour autant que l'employeur</w:t>
       </w:r>
     </w:p>
     <w:p>
       <w:r>
+        <w:rPr>
+          <w:b w:val="0"/>
+          <w:color w:val="006100"/>
+          <w:sz w:val="22"/>
+        </w:rPr>
         <w:t>abuse de son droit.</w:t>
       </w:r>
     </w:p>
     <w:p>
       <w:r>
-        <w:t>Les tribunaux v�rifient, en cas de litige du juste usage par l�employeur de la possibilit� de mettre un terme unilat�ralement � la</w:t>
+        <w:rPr>
+          <w:b w:val="0"/>
+          <w:color w:val="006100"/>
+          <w:sz w:val="22"/>
+        </w:rPr>
+        <w:t>Les tribunaux verifient, en cas de litige du juste usage par l'employeur de la possibilite de mettre un terme unilateralement e la</w:t>
       </w:r>
     </w:p>
     <w:p>
       <w:r>
+        <w:rPr>
+          <w:b w:val="0"/>
+          <w:color w:val="006100"/>
+          <w:sz w:val="22"/>
+        </w:rPr>
         <w:t>relation de travail.</w:t>
       </w:r>
     </w:p>
@@ -194,62 +338,122 @@
         <w:pStyle w:val="Heading2"/>
       </w:pPr>
       <w:r>
-        <w:t>RESPECT D�UN PR�AVIS</w:t>
+        <w:rPr>
+          <w:b/>
+          <w:color w:val="2F5496"/>
+          <w:sz w:val="24"/>
+        </w:rPr>
+        <w:t>RESPECT D'UN PReAVIS</w:t>
       </w:r>
     </w:p>
     <w:p>
       <w:r>
+        <w:rPr>
+          <w:b w:val="0"/>
+          <w:color w:val="000000"/>
+          <w:sz w:val="22"/>
+        </w:rPr>
         <w:t>?</w:t>
       </w:r>
     </w:p>
     <w:p>
       <w:r>
-        <w:t>L�employeur qui met fin � la p�riode d�essai doit respecter un pr�avis qui ne peut �tre inf�rieur � :</w:t>
+        <w:rPr>
+          <w:b w:val="0"/>
+          <w:color w:val="000000"/>
+          <w:sz w:val="22"/>
+        </w:rPr>
+        <w:t>L'employeur qui met fin e la periode d'essai doit respecter un preavis qui ne peut etre inferieur e :</w:t>
       </w:r>
     </w:p>
     <w:p>
       <w:r>
-        <w:t>1� Vingt-quatre heures en de�� de huit jours de pr�sence ;</w:t>
+        <w:rPr>
+          <w:b w:val="0"/>
+          <w:color w:val="000000"/>
+          <w:sz w:val="22"/>
+        </w:rPr>
+        <w:t>1e Vingt-quatre heures en deee de huit jours de presence ;</w:t>
       </w:r>
     </w:p>
     <w:p>
       <w:r>
-        <w:t>2� Quarante-huit heures entre huit jours et un mois de pr�sence ;</w:t>
+        <w:rPr>
+          <w:b w:val="0"/>
+          <w:color w:val="000000"/>
+          <w:sz w:val="22"/>
+        </w:rPr>
+        <w:t>2e Quarante-huit heures entre huit jours et un mois de presence ;</w:t>
       </w:r>
     </w:p>
     <w:p>
       <w:r>
-        <w:t>3� Deux semaines apr�s un mois de pr�sence ;</w:t>
+        <w:rPr>
+          <w:b w:val="0"/>
+          <w:color w:val="000000"/>
+          <w:sz w:val="22"/>
+        </w:rPr>
+        <w:t>3e Deux semaines apres un mois de presence ;</w:t>
       </w:r>
     </w:p>
     <w:p>
       <w:r>
-        <w:t>4� Un mois apr�s trois mois de pr�sence.</w:t>
+        <w:rPr>
+          <w:b w:val="0"/>
+          <w:color w:val="000000"/>
+          <w:sz w:val="22"/>
+        </w:rPr>
+        <w:t>4e Un mois apres trois mois de presence.</w:t>
       </w:r>
     </w:p>
     <w:p>
       <w:r>
-        <w:t>Ces dispositions s�appliquent � d�faut de stipulations contractuelles ou conventionnelles plus favorables, c�est-�-dire</w:t>
+        <w:rPr>
+          <w:b w:val="0"/>
+          <w:color w:val="000000"/>
+          <w:sz w:val="22"/>
+        </w:rPr>
+        <w:t>Ces dispositions s'appliquent e d'faut de stipulations contractuelles ou conventionnelles plus favorables, c'est-e-dire</w:t>
       </w:r>
     </w:p>
     <w:p>
       <w:r>
-        <w:t>accordant un d�lai plus long.</w:t>
+        <w:rPr>
+          <w:b w:val="0"/>
+          <w:color w:val="000000"/>
+          <w:sz w:val="22"/>
+        </w:rPr>
+        <w:t>accordant un d'lai plus long.</w:t>
       </w:r>
     </w:p>
     <w:p>
       <w:r>
-        <w:t>La p�riode d�essai, renouvellement inclus, ne peut �tre prolong�e du fait de la dur�e du d�lai de pr�venance.</w:t>
+        <w:rPr>
+          <w:b w:val="0"/>
+          <w:color w:val="000000"/>
+          <w:sz w:val="22"/>
+        </w:rPr>
+        <w:t>La periode d'essai, renouvellement inclus, ne peut etre prolongee du fait de la duree du d'lai de prevenance.</w:t>
       </w:r>
     </w:p>
     <w:p>
       <w:r>
-        <w:t>De surcro�t, lorsque l�ex�cution du d�lai de pr�venance a pour effet de d�passer la dur�e maximale de la p�riode d�essai, il en</w:t>
+        <w:rPr>
+          <w:b w:val="0"/>
+          <w:color w:val="000000"/>
+          <w:sz w:val="22"/>
+        </w:rPr>
+        <w:t>De surcroet, lorsque l'execution du d'lai de prevenance a pour effet de d'passer la duree maximale de la periode d'essai, il en</w:t>
       </w:r>
     </w:p>
     <w:p>
       <w:r>
-        <w:t>r�sulte que le contrat est devenu � dur�e ind�termin�e et que sa rupture doit s�analyser en un licenciement.</w:t>
+        <w:rPr>
+          <w:b w:val="0"/>
+          <w:color w:val="000000"/>
+          <w:sz w:val="22"/>
+        </w:rPr>
+        <w:t>resulte que le contrat est devenu e duree indeterminee et que sa rupture doit s'analyser en un licenciement.</w:t>
       </w:r>
     </w:p>
     <w:p>
@@ -257,17 +461,32 @@
         <w:pStyle w:val="Heading2"/>
       </w:pPr>
       <w:r>
-        <w:t>SANCTION DE L�ABUS</w:t>
+        <w:rPr>
+          <w:b/>
+          <w:color w:val="2F5496"/>
+          <w:sz w:val="24"/>
+        </w:rPr>
+        <w:t>SANCTION DE L'ABUS</w:t>
       </w:r>
     </w:p>
     <w:p>
       <w:r>
+        <w:rPr>
+          <w:b w:val="0"/>
+          <w:color w:val="000000"/>
+          <w:sz w:val="22"/>
+        </w:rPr>
         <w:t>?</w:t>
       </w:r>
     </w:p>
     <w:p>
       <w:r>
-        <w:t>L�abus dont la charge de la preuve p�se sur le salari� est constitu� dans les hypoth�ses suivantes :</w:t>
+        <w:rPr>
+          <w:b w:val="0"/>
+          <w:color w:val="000000"/>
+          <w:sz w:val="22"/>
+        </w:rPr>
+        <w:t>L'abus dont la charge de la preuve pese sur le salarie est constitue dans les hypotheses suivantes :</w:t>
       </w:r>
     </w:p>
     <w:p>
@@ -275,46 +494,91 @@
         <w:pStyle w:val="ListBullet"/>
       </w:pPr>
       <w:r>
-        <w:t>le motif de la rupture est non inh�rent � la personne du salari�. Tel est le cas lorsqu�il proc�de de la suppression d�un poste -</w:t>
+        <w:rPr>
+          <w:b w:val="0"/>
+          <w:color w:val="000000"/>
+          <w:sz w:val="22"/>
+        </w:rPr>
+        <w:t>le motif de la rupture est non inherent e la personne du salarie. Tel est le cas lorsqu'il procede de la suppression d'un poste</w:t>
       </w:r>
     </w:p>
     <w:p>
       <w:r>
-        <w:t>(Cass. soc. 20 novembre 2007, Cass. soc. 15 d�cembre 2010) ou encore en cas de discrimination, par exemple en raison</w:t>
+        <w:rPr>
+          <w:b w:val="0"/>
+          <w:color w:val="000000"/>
+          <w:sz w:val="22"/>
+        </w:rPr>
+        <w:t>(Cass. soc. 20 novembre 2007, Cass. soc. 15 d'cembre 2010) ou encore en cas de discrimination, par exemple en raison</w:t>
       </w:r>
     </w:p>
     <w:p>
       <w:r>
-        <w:t>de l��tat de sant� du salari� (Cass. soc. 12 septembre 2018).</w:t>
+        <w:rPr>
+          <w:b w:val="0"/>
+          <w:color w:val="000000"/>
+          <w:sz w:val="22"/>
+        </w:rPr>
+        <w:t>de l'etat de sante du salarie (Cass. soc. 12 septembre 2018).</w:t>
       </w:r>
     </w:p>
     <w:p>
       <w:r>
-        <w:t>l�employeur fait preuve d�une l�g�ret� bl�mable en rompant la relation de travail. C�est l�hypoth�se notamment o� l�em--</w:t>
+        <w:rPr>
+          <w:b w:val="0"/>
+          <w:color w:val="000000"/>
+          <w:sz w:val="22"/>
+        </w:rPr>
+        <w:t>l'employeur fait preuve d'une l'gerete blemable en rompant la relation de travail. C'est l'hypothese notamment oe l'em--</w:t>
       </w:r>
     </w:p>
     <w:p>
       <w:r>
-        <w:t>ployeur ne permet pas au salari� de d�montrer sa comp�tence en �tant affect� � un poste diff�rent de celui pour lequel il a</w:t>
+        <w:rPr>
+          <w:b w:val="0"/>
+          <w:color w:val="000000"/>
+          <w:sz w:val="22"/>
+        </w:rPr>
+        <w:t>ployeur ne permet pas au salarie de d'montrer sa competence en etant affecte e un poste different de celui pour lequel il a</w:t>
       </w:r>
     </w:p>
     <w:p>
       <w:r>
-        <w:t>�t� recrut� (Cass. soc. 20 f�vrier 2007). De m�me est abusif le fait pour un employeur de mettre fin au contrat de travail</w:t>
+        <w:rPr>
+          <w:b w:val="0"/>
+          <w:color w:val="000000"/>
+          <w:sz w:val="22"/>
+        </w:rPr>
+        <w:t>et' recrute (Cass. soc. 20 fevrier 2007). De m'me est abusif le fait pour un employeur de mettre fin au contrat de travail</w:t>
       </w:r>
     </w:p>
     <w:p>
       <w:r>
-        <w:t>d�un salari� au motif qu�il ne pr�sentait pas les qualit�s professionnelles requises alors m�me qu�il l�avait jug� apte � un</w:t>
+        <w:rPr>
+          <w:b w:val="0"/>
+          <w:color w:val="000000"/>
+          <w:sz w:val="22"/>
+        </w:rPr>
+        <w:t>d'un salarie au motif qu'il ne presentait pas les qualites professionnelles requises alors m'me qu'il l'avait juge apte e un</w:t>
       </w:r>
     </w:p>
     <w:p>
       <w:r>
-        <w:t>emploi de qualification sup�rieure (Cass. soc. 17 juillet 1996), ou encore la rupture qui intervient au bout de deux jours</w:t>
+        <w:rPr>
+          <w:b w:val="0"/>
+          <w:color w:val="000000"/>
+          <w:sz w:val="22"/>
+        </w:rPr>
+        <w:t>emploi de qualification superieure (Cass. soc. 17 juillet 1996), ou encore la rupture qui intervient au bout de deux jours</w:t>
       </w:r>
     </w:p>
     <w:p>
       <w:r>
+        <w:rPr>
+          <w:b w:val="0"/>
+          <w:color w:val="000000"/>
+          <w:sz w:val="22"/>
+        </w:rPr>
         <w:t>(Cass. soc. 11 janvier 2012).</w:t>
       </w:r>
     </w:p>
@@ -323,27 +587,52 @@
         <w:pStyle w:val="ListBullet"/>
       </w:pPr>
       <w:r>
-        <w:t>la rupture est inspir�e par la volont� de nuire au salari�. -</w:t>
+        <w:rPr>
+          <w:b w:val="0"/>
+          <w:color w:val="000000"/>
+          <w:sz w:val="22"/>
+        </w:rPr>
+        <w:t>la rupture est inspiree par la volonte de nuire au salarie.</w:t>
       </w:r>
     </w:p>
     <w:p>
       <w:r>
-        <w:t>� noter enfin que les dispositions relatives aux discriminations ont vocation � s�appliquer � la p�riode d�essai. D�s lors, la</w:t>
+        <w:rPr>
+          <w:b w:val="0"/>
+          <w:color w:val="000000"/>
+          <w:sz w:val="22"/>
+        </w:rPr>
+        <w:t>e noter enfin que les dispositions relatives aux discriminations ont vocation e s'appliquer e la periode d'essai. D's lors, la</w:t>
       </w:r>
     </w:p>
     <w:p>
       <w:r>
-        <w:t>rupture intervenue pour un motif discriminatoire est nulle et le salari� peut demander sa r�int�gration avec rappel des salaires</w:t>
+        <w:rPr>
+          <w:b w:val="0"/>
+          <w:color w:val="000000"/>
+          <w:sz w:val="22"/>
+        </w:rPr>
+        <w:t>rupture intervenue pour un motif discriminatoire est nulle et le salarie peut demander sa reintegration avec rappel des salaires</w:t>
       </w:r>
     </w:p>
     <w:p>
       <w:r>
+        <w:rPr>
+          <w:b w:val="0"/>
+          <w:color w:val="000000"/>
+          <w:sz w:val="22"/>
+        </w:rPr>
         <w:t>dus (Cass. soc. 27 septembre 2023).</w:t>
       </w:r>
     </w:p>
     <w:p>
       <w:r>
-        <w:t>Dans ces hypoth�ses, la rupture est abusive et ouvre droit � une indemnisation du salari� en fonction du pr�judice subi.</w:t>
+        <w:rPr>
+          <w:b w:val="0"/>
+          <w:color w:val="000000"/>
+          <w:sz w:val="22"/>
+        </w:rPr>
+        <w:t>Dans ces hypotheses, la rupture est abusive et ouvre droit e une indemnisation du salarie en fonction du prejudice subi.</w:t>
       </w:r>
     </w:p>
     <w:p>
@@ -351,42 +640,76 @@
         <w:pStyle w:val="Heading2"/>
       </w:pPr>
       <w:r>
+        <w:rPr>
+          <w:b/>
+          <w:color w:val="2F5496"/>
+          <w:sz w:val="24"/>
+        </w:rPr>
         <w:t>LA RUPTURE POUR FAUTE</w:t>
       </w:r>
     </w:p>
     <w:p>
       <w:r>
+        <w:rPr>
+          <w:b w:val="0"/>
+          <w:color w:val="000000"/>
+          <w:sz w:val="22"/>
+        </w:rPr>
         <w:t>?</w:t>
       </w:r>
     </w:p>
     <w:p>
       <w:r>
-        <w:t>La Cour de cassation dans un arr�t en date 10 mars 2004 rappelle que la proc�dure disciplinaire doit �tre suivie d�s lors</w:t>
+        <w:rPr>
+          <w:b w:val="0"/>
+          <w:color w:val="000000"/>
+          <w:sz w:val="22"/>
+        </w:rPr>
+        <w:t>La Cour de cassation dans un arret en date 10 mars 2004 rappelle que la procedure disciplinaire doit etre suivie d's lors</w:t>
       </w:r>
     </w:p>
     <w:p>
       <w:r>
-        <w:t>qu�une faute justifie la fin de la relation de travail. Peu importe que la rupture intervienne � l�occasion de la p�riode d�essai ou</w:t>
+        <w:rPr>
+          <w:b w:val="0"/>
+          <w:color w:val="000000"/>
+          <w:sz w:val="22"/>
+        </w:rPr>
+        <w:t>qu'une faute justifie la fin de la relation de travail. Peu importe que la rupture intervienne e l'occasion de la periode d'essai ou</w:t>
       </w:r>
     </w:p>
     <w:p>
       <w:r>
-        <w:t>non. En d�finitive, les juges supr�mes rattachent le principe de la proc�dure disciplinaire � la rupture du contrat d�s lors</w:t>
+        <w:rPr>
+          <w:b w:val="0"/>
+          <w:color w:val="000000"/>
+          <w:sz w:val="22"/>
+        </w:rPr>
+        <w:t>non. En d'finitive, les juges supremes rattachent le principe de la procedure disciplinaire e la rupture du contrat d's lors</w:t>
       </w:r>
     </w:p>
     <w:p>
       <w:r>
-        <w:t>qu�une faute est all�gu�e, quel que soit le moment o� il prend fin</w:t>
+        <w:rPr>
+          <w:b w:val="0"/>
+          <w:color w:val="000000"/>
+          <w:sz w:val="22"/>
+        </w:rPr>
+        <w:t>qu'une faute est alleguee, quel que soit le moment oe il prend fin</w:t>
       </w:r>
     </w:p>
-    <w:p/>
     <w:p/>
     <w:p>
       <w:pPr>
         <w:pStyle w:val="Heading2"/>
       </w:pPr>
       <w:r>
-        <w:t>LA CLAUSE DE NON CONCURRENCE II �</w:t>
+        <w:rPr>
+          <w:b/>
+          <w:color w:val="2F5496"/>
+          <w:sz w:val="24"/>
+        </w:rPr>
+        <w:t>LA CLAUSE DE NON CONCURRENCE II e</w:t>
       </w:r>
     </w:p>
     <w:p>
@@ -394,41 +717,81 @@
         <w:pStyle w:val="Heading2"/>
       </w:pPr>
       <w:r>
-        <w:t>PRINCIPE A �</w:t>
+        <w:rPr>
+          <w:b/>
+          <w:color w:val="006100"/>
+          <w:sz w:val="24"/>
+        </w:rPr>
+        <w:t>PRINCIPE A e</w:t>
       </w:r>
     </w:p>
     <w:p>
       <w:r>
-        <w:t>Afin de se prot�ger de la concurrence d�anciens salari�s ou pour se pr�munir de l�utilisation qu�ils pourraient faire</w:t>
+        <w:rPr>
+          <w:b w:val="0"/>
+          <w:color w:val="006100"/>
+          <w:sz w:val="22"/>
+        </w:rPr>
+        <w:t>Afin de se proteger de la concurrence d'anciens salaries ou pour se premunir de l'utilisation qu'ils pourraient faire</w:t>
       </w:r>
     </w:p>
     <w:p>
       <w:r>
-        <w:t>d�information et de connaissances sp�cifiques acquises dans l�entreprise, les employeurs int�grent r�guli�rement dans le</w:t>
+        <w:rPr>
+          <w:b w:val="0"/>
+          <w:color w:val="006100"/>
+          <w:sz w:val="22"/>
+        </w:rPr>
+        <w:t>d'information et de connaissances specifiques acquises dans l'entreprise, les employeurs integrent regulierement dans le</w:t>
       </w:r>
     </w:p>
     <w:p>
       <w:r>
+        <w:rPr>
+          <w:b w:val="0"/>
+          <w:color w:val="006100"/>
+          <w:sz w:val="22"/>
+        </w:rPr>
         <w:t>contrat de travail une clause de non-concurrence.</w:t>
       </w:r>
     </w:p>
     <w:p>
       <w:r>
-        <w:t>La clause de non-concurrence interdit au salari�, � l�issue de son contrat de travail (quelle que soit la mani�re dont il prend fin, sauf</w:t>
+        <w:rPr>
+          <w:b w:val="0"/>
+          <w:color w:val="006100"/>
+          <w:sz w:val="22"/>
+        </w:rPr>
+        <w:t>La clause de non-concurrence interdit au salarie, e l'issue de son contrat de travail (quelle que soit la maniere dont il prend fin, sauf</w:t>
       </w:r>
     </w:p>
     <w:p>
       <w:r>
-        <w:t>disposition contractuelle contraire), de travailler pour une entreprise concurrente ou d�avoir une activit� concurrente.</w:t>
+        <w:rPr>
+          <w:b w:val="0"/>
+          <w:color w:val="006100"/>
+          <w:sz w:val="22"/>
+        </w:rPr>
+        <w:t>disposition contractuelle contraire), de travailler pour une entreprise concurrente ou d'avoir une activite concurrente.</w:t>
       </w:r>
     </w:p>
     <w:p>
       <w:r>
-        <w:t>Ignor�e par la loi, les tribunaux, sans en condamner l�existence, ont de mani�re empirique conditionn� sa validit� en se</w:t>
+        <w:rPr>
+          <w:b w:val="0"/>
+          <w:color w:val="006100"/>
+          <w:sz w:val="22"/>
+        </w:rPr>
+        <w:t>Ignoree par la loi, les tribunaux, sans en condamner l'existence, ont de maniere empirique conditionne sa validite en se</w:t>
       </w:r>
     </w:p>
     <w:p>
       <w:r>
+        <w:rPr>
+          <w:b w:val="0"/>
+          <w:color w:val="006100"/>
+          <w:sz w:val="22"/>
+        </w:rPr>
         <w:t>fondant sur deux principes :</w:t>
       </w:r>
     </w:p>
@@ -437,7 +800,12 @@
         <w:pStyle w:val="ListBullet"/>
       </w:pPr>
       <w:r>
-        <w:t>Le principe constitutionnel de la libert� du travail ; -</w:t>
+        <w:rPr>
+          <w:b w:val="0"/>
+          <w:color w:val="006100"/>
+          <w:sz w:val="22"/>
+        </w:rPr>
+        <w:t>Le principe constitutionnel de la liberte du travail ;</w:t>
       </w:r>
     </w:p>
     <w:p>
@@ -445,26 +813,51 @@
         <w:pStyle w:val="ListBullet"/>
       </w:pPr>
       <w:r>
-        <w:t>Le principe �rig� par l�article L. 1121-1 du code du travail qui dispose � nul ne peut apporter aux droits des personnes et aux -</w:t>
+        <w:rPr>
+          <w:b w:val="0"/>
+          <w:color w:val="006100"/>
+          <w:sz w:val="22"/>
+        </w:rPr>
+        <w:t>Le principe erige par l'article L. 1121-1 du code du travail qui dispose e nul ne peut apporter aux droits des personnes et aux</w:t>
       </w:r>
     </w:p>
     <w:p>
       <w:r>
-        <w:t>libert�s individuelles et collectives des restrictions qui ne seraient pas justifi�es par la nature de la t�che � accomplir ni</w:t>
+        <w:rPr>
+          <w:b w:val="0"/>
+          <w:color w:val="006100"/>
+          <w:sz w:val="22"/>
+        </w:rPr>
+        <w:t>libertes individuelles et collectives des restrictions qui ne seraient pas justifiees par la nature de la t'che e accomplir ni</w:t>
       </w:r>
     </w:p>
     <w:p>
       <w:r>
-        <w:t>proportionn�es au but recherch� �</w:t>
+        <w:rPr>
+          <w:b w:val="0"/>
+          <w:color w:val="006100"/>
+          <w:sz w:val="22"/>
+        </w:rPr>
+        <w:t>proportionnees au but recherche e</w:t>
       </w:r>
     </w:p>
     <w:p>
       <w:r>
-        <w:t>Partant, la chambre sociale de la Cour de cassation a �tabli les conditions suivantes n�cessaires � la validit� d�une clause de</w:t>
+        <w:rPr>
+          <w:b w:val="0"/>
+          <w:color w:val="006100"/>
+          <w:sz w:val="22"/>
+        </w:rPr>
+        <w:t>Partant, la chambre sociale de la Cour de cassation a etabli les conditions suivantes n'cessaires e la validite d'une clause de</w:t>
       </w:r>
     </w:p>
     <w:p>
       <w:r>
+        <w:rPr>
+          <w:b w:val="0"/>
+          <w:color w:val="006100"/>
+          <w:sz w:val="22"/>
+        </w:rPr>
         <w:t>non-concurrence.</w:t>
       </w:r>
     </w:p>
@@ -473,7 +866,12 @@
         <w:pStyle w:val="Heading2"/>
       </w:pPr>
       <w:r>
-        <w:t>CONDITIONS DE VALIDIT� B �</w:t>
+        <w:rPr>
+          <w:b/>
+          <w:color w:val="7030A0"/>
+          <w:sz w:val="24"/>
+        </w:rPr>
+        <w:t>CONDITIONS DE VALIDITe B e</w:t>
       </w:r>
     </w:p>
     <w:p>
@@ -481,27 +879,52 @@
         <w:pStyle w:val="Heading2"/>
       </w:pPr>
       <w:r>
-        <w:t>ELLE DOIT �TRE LIMIT�E DANS LE TEMPS ET DANS L�ESPACE</w:t>
+        <w:rPr>
+          <w:b/>
+          <w:color w:val="2F5496"/>
+          <w:sz w:val="24"/>
+        </w:rPr>
+        <w:t>ELLE DOIT eTRE LIMITeE DANS LE TEMPS ET DANS L'ESPACE</w:t>
       </w:r>
     </w:p>
     <w:p>
       <w:r>
+        <w:rPr>
+          <w:b w:val="0"/>
+          <w:color w:val="000000"/>
+          <w:sz w:val="22"/>
+        </w:rPr>
         <w:t>?</w:t>
       </w:r>
     </w:p>
     <w:p>
       <w:r>
-        <w:t>Les dispositions du contrat doivent indiquer clairement le champ d�application territoriale de la clause ainsi que la dur�e</w:t>
+        <w:rPr>
+          <w:b w:val="0"/>
+          <w:color w:val="000000"/>
+          <w:sz w:val="22"/>
+        </w:rPr>
+        <w:t>Les dispositions du contrat doivent indiquer clairement le champ d'application territoriale de la clause ainsi que la duree</w:t>
       </w:r>
     </w:p>
     <w:p>
       <w:r>
-        <w:t>pendant laquelle elle sera effective. En outre les contraintes de temps et d�espace doivent �tre proportionn�es aux int�r�ts de</w:t>
+        <w:rPr>
+          <w:b w:val="0"/>
+          <w:color w:val="000000"/>
+          <w:sz w:val="22"/>
+        </w:rPr>
+        <w:t>pendant laquelle elle sera effective. En outre les contraintes de temps et d'espace doivent etre proportionnees aux interets de</w:t>
       </w:r>
     </w:p>
     <w:p>
       <w:r>
-        <w:t>l�entreprise et permettre au salari� de retrouver un emploi correspondant � ses comp�tences.</w:t>
+        <w:rPr>
+          <w:b w:val="0"/>
+          <w:color w:val="000000"/>
+          <w:sz w:val="22"/>
+        </w:rPr>
+        <w:t>l'entreprise et permettre au salarie de retrouver un emploi correspondant e ses competences.</w:t>
       </w:r>
     </w:p>
     <w:p>
@@ -509,22 +932,42 @@
         <w:pStyle w:val="Heading2"/>
       </w:pPr>
       <w:r>
-        <w:t>ELLE DOIT �TRE N�CESSAIRE � LA PROTECTION DES INT�R�TS L�GITIMES DE L�ENTREPRISE</w:t>
+        <w:rPr>
+          <w:b/>
+          <w:color w:val="2F5496"/>
+          <w:sz w:val="24"/>
+        </w:rPr>
+        <w:t>ELLE DOIT eTRE N'CESSAIRE e LA PROTECTION DES INTeReTS L'GITIMES DE L'ENTREPRISE</w:t>
       </w:r>
     </w:p>
     <w:p>
       <w:r>
+        <w:rPr>
+          <w:b w:val="0"/>
+          <w:color w:val="000000"/>
+          <w:sz w:val="22"/>
+        </w:rPr>
         <w:t>?</w:t>
       </w:r>
     </w:p>
     <w:p>
       <w:r>
-        <w:t>Affirm�e par l�arr�t Godissart du 14 f�vrier 1992, la clause de non-concurrence doit �tre indispensable � la protection des int�r�ts</w:t>
+        <w:rPr>
+          <w:b w:val="0"/>
+          <w:color w:val="000000"/>
+          <w:sz w:val="22"/>
+        </w:rPr>
+        <w:t>Affirmee par l'arret Godissart du 14 fevrier 1992, la clause de non-concurrence doit etre indispensable e la protection des interets</w:t>
       </w:r>
     </w:p>
     <w:p>
       <w:r>
-        <w:t>l�gitimes de l�entreprise. Ceux-ci sont appr�ci�s au regard :</w:t>
+        <w:rPr>
+          <w:b w:val="0"/>
+          <w:color w:val="000000"/>
+          <w:sz w:val="22"/>
+        </w:rPr>
+        <w:t>l'gitimes de l'entreprise. Ceux-ci sont apprecies au regard :</w:t>
       </w:r>
     </w:p>
     <w:p>
@@ -532,7 +975,12 @@
         <w:pStyle w:val="ListBullet"/>
       </w:pPr>
       <w:r>
-        <w:t>de la concurrence existant dans le secteur d�activit� (activit� de travail temporaire, secteur de la construction et du b�timent�) ; -</w:t>
+        <w:rPr>
+          <w:b w:val="0"/>
+          <w:color w:val="000000"/>
+          <w:sz w:val="22"/>
+        </w:rPr>
+        <w:t>de la concurrence existant dans le secteur d'activite (activite de travail temporaire, secteur de la construction et du betimente) ;</w:t>
       </w:r>
     </w:p>
     <w:p>
@@ -540,7 +988,12 @@
         <w:pStyle w:val="ListBullet"/>
       </w:pPr>
       <w:r>
-        <w:t>du risque concurrentiel que le salari� peut faire peser (client�le, r�seaux, connaissance d�informations�) sur l�entreprise. -</w:t>
+        <w:rPr>
+          <w:b w:val="0"/>
+          <w:color w:val="000000"/>
+          <w:sz w:val="22"/>
+        </w:rPr>
+        <w:t>du risque concurrentiel que le salarie peut faire peser (clientele, reseaux, connaissance d'informationse) sur l'entreprise.</w:t>
       </w:r>
     </w:p>
     <w:p>
@@ -548,36 +1001,71 @@
         <w:pStyle w:val="Heading2"/>
       </w:pPr>
       <w:r>
-        <w:t>ELLE DOIT INDIQUER LES ACTIVIT�S VIS�ES PAR L�INTERDICTION</w:t>
+        <w:rPr>
+          <w:b/>
+          <w:color w:val="2F5496"/>
+          <w:sz w:val="24"/>
+        </w:rPr>
+        <w:t>ELLE DOIT INDIQUER LES ACTIVITeS VISeES PAR L'INTERDICTION</w:t>
       </w:r>
     </w:p>
     <w:p>
       <w:r>
+        <w:rPr>
+          <w:b w:val="0"/>
+          <w:color w:val="000000"/>
+          <w:sz w:val="22"/>
+        </w:rPr>
         <w:t>?</w:t>
       </w:r>
     </w:p>
     <w:p>
       <w:r>
-        <w:t>En effet, la pr�sence d�une clause de non-concurrence ne doit pas avoir pour effet d�emp�cher le salari� de toute possibilit� de</w:t>
+        <w:rPr>
+          <w:b w:val="0"/>
+          <w:color w:val="000000"/>
+          <w:sz w:val="22"/>
+        </w:rPr>
+        <w:t>En effet, la presence d'une clause de non-concurrence ne doit pas avoir pour effet d'empecher le salarie de toute possibilite de</w:t>
       </w:r>
     </w:p>
     <w:p>
       <w:r>
-        <w:t>retrouver un emploi dans son domaine de formation. Les tribunaux appr�cient cette condition au cas par cas en fonction de la</w:t>
+        <w:rPr>
+          <w:b w:val="0"/>
+          <w:color w:val="000000"/>
+          <w:sz w:val="22"/>
+        </w:rPr>
+        <w:t>retrouver un emploi dans son domaine de formation. Les tribunaux apprecient cette condition au cas par cas en fonction de la</w:t>
       </w:r>
     </w:p>
     <w:p>
       <w:r>
-        <w:t>palette de comp�tence du salari� et de la dur�e d�activit� dans le secteur concern�. Ainsi le juge est fond� � limiter l�application</w:t>
+        <w:rPr>
+          <w:b w:val="0"/>
+          <w:color w:val="000000"/>
+          <w:sz w:val="22"/>
+        </w:rPr>
+        <w:t>palette de competence du salarie et de la duree d'activite dans le secteur concerne. Ainsi le juge est fonde e limiter l'application</w:t>
       </w:r>
     </w:p>
     <w:p>
       <w:r>
-        <w:t>d�une clause de non-concurrence qui ne permet pas au salari� de trouver un emploi compatible avec sa formation (Cass. soc.</w:t>
+        <w:rPr>
+          <w:b w:val="0"/>
+          <w:color w:val="000000"/>
+          <w:sz w:val="22"/>
+        </w:rPr>
+        <w:t>d'une clause de non-concurrence qui ne permet pas au salarie de trouver un emploi compatible avec sa formation (Cass. soc.</w:t>
       </w:r>
     </w:p>
     <w:p>
       <w:r>
+        <w:rPr>
+          <w:b w:val="0"/>
+          <w:color w:val="000000"/>
+          <w:sz w:val="22"/>
+        </w:rPr>
         <w:t>18 septembre 2002).</w:t>
       </w:r>
     </w:p>
@@ -586,127 +1074,252 @@
         <w:pStyle w:val="Heading2"/>
       </w:pPr>
       <w:r>
-        <w:t>ELLE DOIT FAIRE L�OBJET D�UNE CONTREPARTIE P�CUNIAIRE</w:t>
+        <w:rPr>
+          <w:b/>
+          <w:color w:val="006100"/>
+          <w:sz w:val="24"/>
+        </w:rPr>
+        <w:t>ELLE DOIT FAIRE L'OBJET D'UNE CONTREPARTIE PeCUNIAIRE</w:t>
       </w:r>
     </w:p>
     <w:p>
       <w:r>
+        <w:rPr>
+          <w:b w:val="0"/>
+          <w:color w:val="006100"/>
+          <w:sz w:val="22"/>
+        </w:rPr>
         <w:t>?</w:t>
       </w:r>
     </w:p>
     <w:p>
       <w:r>
-        <w:t>La Cour de cassation par un arr�t en date du 10 juillet 2002 a fait de la contrepartie financi�re une condition de validit� de la</w:t>
+        <w:rPr>
+          <w:b w:val="0"/>
+          <w:color w:val="006100"/>
+          <w:sz w:val="22"/>
+        </w:rPr>
+        <w:t>La Cour de cassation par un arret en date du 10 juillet 2002 a fait de la contrepartie financiere une condition de validite de la</w:t>
       </w:r>
     </w:p>
     <w:p>
       <w:r>
-        <w:t>clause de non-concurrence. En outre la contrepartie doit �tre vers�e � l�issue de la relation de travail (� d�faut la clause est</w:t>
+        <w:rPr>
+          <w:b w:val="0"/>
+          <w:color w:val="006100"/>
+          <w:sz w:val="22"/>
+        </w:rPr>
+        <w:t>clause de non-concurrence. En outre la contrepartie doit etre versee e l'issue de la relation de travail (e d'faut la clause est</w:t>
       </w:r>
     </w:p>
     <w:p>
       <w:r>
-        <w:t>nulle et les sommes per�ues sont non restituables � Cass. soc. 15 janv. 2014) et ne doit pas �tre d�risoire (Cass. soc. 15 nov.</w:t>
+        <w:rPr>
+          <w:b w:val="0"/>
+          <w:color w:val="006100"/>
+          <w:sz w:val="22"/>
+        </w:rPr>
+        <w:t>nulle et les sommes pereues sont non restituables e Cass. soc. 15 janv. 2014) et ne doit pas etre d'risoire (Cass. soc. 15 nov.</w:t>
       </w:r>
     </w:p>
     <w:p>
       <w:r>
-        <w:t>2006 et 7 mars 2007). Les modalit�s de calcul de l�indemnit� peuvent �tre pr�vues par la convention collective. Enfin, la</w:t>
+        <w:rPr>
+          <w:b w:val="0"/>
+          <w:color w:val="006100"/>
+          <w:sz w:val="22"/>
+        </w:rPr>
+        <w:t>2006 et 7 mars 2007). Les modalites de calcul de l'indemnite peuvent etre prevues par la convention collective. Enfin, la</w:t>
       </w:r>
     </w:p>
     <w:p>
       <w:r>
-        <w:t>disposition pr�voyant une minoration de l�indemnit� en cas de licenciement pour faute doit �tre r�put�e non �crite, mais n�en-</w:t>
+        <w:rPr>
+          <w:b w:val="0"/>
+          <w:color w:val="006100"/>
+          <w:sz w:val="22"/>
+        </w:rPr>
+        <w:t>disposition prevoyant une minoration de l'indemnite en cas de licenciement pour faute doit etre reputee non ecrite, mais n'en-</w:t>
       </w:r>
     </w:p>
     <w:p>
       <w:r>
-        <w:t>tache pas la clause elle-m�me de nullit� (Cass. soc. 8 avril 2010). Il en est de m�me en cas de d�mission (Cass. soc. 25 janvier</w:t>
+        <w:rPr>
+          <w:b w:val="0"/>
+          <w:color w:val="006100"/>
+          <w:sz w:val="22"/>
+        </w:rPr>
+        <w:t>tache pas la clause elle-m'me de nullite (Cass. soc. 8 avril 2010). Il en est de m'me en cas de d'mission (Cass. soc. 25 janvier</w:t>
       </w:r>
     </w:p>
     <w:p>
       <w:r>
-        <w:t>2012). � noter enfin que la clause du contrat de travail pr�voyant une indemnit� en cas de non-respect par le salari� de la clause</w:t>
+        <w:rPr>
+          <w:b w:val="0"/>
+          <w:color w:val="006100"/>
+          <w:sz w:val="22"/>
+        </w:rPr>
+        <w:t>2012). e noter enfin que la clause du contrat de travail prevoyant une indemnite en cas de non-respect par le salarie de la clause</w:t>
       </w:r>
     </w:p>
     <w:p>
       <w:r>
-        <w:t>de non-concurrence doit s�analyser comme une clause p�nale (Cass. soc. 14 f�vrier 2024).</w:t>
+        <w:rPr>
+          <w:b w:val="0"/>
+          <w:color w:val="006100"/>
+          <w:sz w:val="22"/>
+        </w:rPr>
+        <w:t>de non-concurrence doit s'analyser comme une clause penale (Cass. soc. 14 fevrier 2024).</w:t>
       </w:r>
     </w:p>
     <w:p>
       <w:r>
-        <w:t>Les conditions sont cumulatives et l�absence de l�une d�entre elles conduit � la nullit� de la clause. Il en est de m�me si l�une</w:t>
+        <w:rPr>
+          <w:b w:val="0"/>
+          <w:color w:val="006100"/>
+          <w:sz w:val="22"/>
+        </w:rPr>
+        <w:t>Les conditions sont cumulatives et l'absence de l'une d'entre elles conduit e la nullite de la clause. Il en est de m'me si l'une</w:t>
       </w:r>
     </w:p>
     <w:p>
       <w:r>
-        <w:t>d�elles, bien que pr�sente, est abusive (par exemple une disproportion entre le champ d�application g�ographique et les</w:t>
+        <w:rPr>
+          <w:b w:val="0"/>
+          <w:color w:val="006100"/>
+          <w:sz w:val="22"/>
+        </w:rPr>
+        <w:t>d'elles, bien que presente, est abusive (par exemple une disproportion entre le champ d'application geographique et les</w:t>
       </w:r>
     </w:p>
     <w:p>
       <w:r>
-        <w:t>int�r�ts l�gitimes de l�entreprise). � noter enfin que seul le salari� peut se pr�valoir de la nullit� de la clause de non-</w:t>
+        <w:rPr>
+          <w:b w:val="0"/>
+          <w:color w:val="006100"/>
+          <w:sz w:val="22"/>
+        </w:rPr>
+        <w:t>interets l'gitimes de l'entreprise). e noter enfin que seul le salarie peut se prevaloir de la nullite de la clause de non-</w:t>
       </w:r>
     </w:p>
     <w:p>
       <w:r>
-        <w:t>concurrence mais la nullit� n�emporte plus indemnisation syst�matique. Il convient d�sormais au salari� d�apporter la preuve</w:t>
+        <w:rPr>
+          <w:b w:val="0"/>
+          <w:color w:val="006100"/>
+          <w:sz w:val="22"/>
+        </w:rPr>
+        <w:t>concurrence mais la nullite n'emporte plus indemnisation systematique. Il convient d'sormais au salarie d'apporter la preuve</w:t>
       </w:r>
     </w:p>
     <w:p>
       <w:r>
-        <w:t>de son pr�judice (Cass. soc 25 mai 2016).</w:t>
+        <w:rPr>
+          <w:b w:val="0"/>
+          <w:color w:val="006100"/>
+          <w:sz w:val="22"/>
+        </w:rPr>
+        <w:t>de son prejudice (Cass. soc 25 mai 2016).</w:t>
       </w:r>
     </w:p>
     <w:p>
       <w:r>
-        <w:t>Si elle est valide, le salari� est tenu de l�observer, m�me si l�employeur a cess� son activit� (Cass. soc. 21 janvier 2015). � d�faut,</w:t>
+        <w:rPr>
+          <w:b w:val="0"/>
+          <w:color w:val="006100"/>
+          <w:sz w:val="22"/>
+        </w:rPr>
+        <w:t>Si elle est valide, le salarie est tenu de l'observer, m'me si l'employeur a cesse son activite (Cass. soc. 21 janvier 2015). e d'faut,</w:t>
       </w:r>
     </w:p>
     <w:p>
       <w:r>
-        <w:t>il peut �tre condamn� au versement de dommages int�r�ts � raison du pr�judice subi par l�entreprise.</w:t>
+        <w:rPr>
+          <w:b w:val="0"/>
+          <w:color w:val="006100"/>
+          <w:sz w:val="22"/>
+        </w:rPr>
+        <w:t>il peut etre condamne au versement de dommages interets e raison du prejudice subi par l'entreprise.</w:t>
       </w:r>
     </w:p>
     <w:p>
       <w:r>
-        <w:t>Enfin, il est possible de renoncer � l�application de la clause si les deux parties y consentent (Cass. soc. 29 mars 2017, sous</w:t>
+        <w:rPr>
+          <w:b w:val="0"/>
+          <w:color w:val="006100"/>
+          <w:sz w:val="22"/>
+        </w:rPr>
+        <w:t>Enfin, il est possible de renoncer e l'application de la clause si les deux parties y consentent (Cass. soc. 29 mars 2017, sous</w:t>
       </w:r>
     </w:p>
     <w:p>
       <w:r>
-        <w:t>r�serve que la volont� du salari� soit expr�s et sans �quivoque, 6 f�vrier 2019), sauf dispositions conventionnelles ou contrac-</w:t>
+        <w:rPr>
+          <w:b w:val="0"/>
+          <w:color w:val="006100"/>
+          <w:sz w:val="22"/>
+        </w:rPr>
+        <w:t>reserve que la volonte du salarie soit expres et sans equivoque, 6 fevrier 2019), sauf dispositions conventionnelles ou contrac-</w:t>
       </w:r>
     </w:p>
     <w:p>
       <w:r>
-        <w:t>tuelles contraires. Ainsi, les stipulations du contrat ou de la convention collective peuvent pr�voir la facult� d�un tel</w:t>
+        <w:rPr>
+          <w:b w:val="0"/>
+          <w:color w:val="006100"/>
+          <w:sz w:val="22"/>
+        </w:rPr>
+        <w:t>tuelles contraires. Ainsi, les stipulations du contrat ou de la convention collective peuvent prevoir la faculte d'un tel</w:t>
       </w:r>
     </w:p>
     <w:p>
       <w:r>
-        <w:t>renoncement en principe au plus tard au moment de la rupture du contrat ou dans un bref d�lai au-del� (au plus tard au</w:t>
+        <w:rPr>
+          <w:b w:val="0"/>
+          <w:color w:val="006100"/>
+          <w:sz w:val="22"/>
+        </w:rPr>
+        <w:t>renoncement en principe au plus tard au moment de la rupture du contrat ou dans un bref d'lai au-dele (au plus tard au</w:t>
       </w:r>
     </w:p>
     <w:p>
       <w:r>
-        <w:t>moment du d�part effectif du salari� : Cass. soc. 29 avril 2025). Par contre, doit �tre consid�r�e comme non �crite une</w:t>
+        <w:rPr>
+          <w:b w:val="0"/>
+          <w:color w:val="006100"/>
+          <w:sz w:val="22"/>
+        </w:rPr>
+        <w:t>moment du d'part effectif du salarie : Cass. soc. 29 avril 2025). Par contre, doit etre consideree comme non ecrite une</w:t>
       </w:r>
     </w:p>
     <w:p>
       <w:r>
-        <w:t>disposition de la clause pr�voyant la facult� pour l�employeur de renoncer � on application � tout moment de son ex�cution</w:t>
+        <w:rPr>
+          <w:b w:val="0"/>
+          <w:color w:val="006100"/>
+          <w:sz w:val="22"/>
+        </w:rPr>
+        <w:t>disposition de la clause prevoyant la faculte pour l'employeur de renoncer e on application e tout moment de son execution</w:t>
       </w:r>
     </w:p>
     <w:p>
       <w:r>
-        <w:t>apr�s la rupture du contrat (Cass. soc. 13 juillet 2010). Il en est de m�me lorsque l�employeur se r�serve seul la facult� de</w:t>
+        <w:rPr>
+          <w:b w:val="0"/>
+          <w:color w:val="006100"/>
+          <w:sz w:val="22"/>
+        </w:rPr>
+        <w:t>apres la rupture du contrat (Cass. soc. 13 juillet 2010). Il en est de m'me lorsque l'employeur se reserve seul la faculte de</w:t>
       </w:r>
     </w:p>
     <w:p>
       <w:r>
-        <w:t>renouveler la dur�e de l�interdiction apr�s la rupture du contrat (Cass. soc. 13 septembre 2023).</w:t>
+        <w:rPr>
+          <w:b w:val="0"/>
+          <w:color w:val="006100"/>
+          <w:sz w:val="22"/>
+        </w:rPr>
+        <w:t>renouveler la duree de l'interdiction apres la rupture du contrat (Cass. soc. 13 septembre 2023).</w:t>
       </w:r>
     </w:p>
     <w:p>
@@ -714,7 +1327,12 @@
         <w:pStyle w:val="Heading2"/>
       </w:pPr>
       <w:r>
-        <w:t>LA CLAUSE DE MOBILIT� III �</w:t>
+        <w:rPr>
+          <w:b/>
+          <w:color w:val="2F5496"/>
+          <w:sz w:val="24"/>
+        </w:rPr>
+        <w:t>LA CLAUSE DE MOBILITe III e</w:t>
       </w:r>
     </w:p>
     <w:p>
@@ -722,72 +1340,142 @@
         <w:pStyle w:val="Heading2"/>
       </w:pPr>
       <w:r>
-        <w:t>PRINCIPE A �</w:t>
+        <w:rPr>
+          <w:b/>
+          <w:color w:val="006100"/>
+          <w:sz w:val="24"/>
+        </w:rPr>
+        <w:t>PRINCIPE A e</w:t>
       </w:r>
     </w:p>
     <w:p>
       <w:r>
-        <w:t>Une entreprise comportant diff�rents sites ou qui envisage le d�veloppement de son activit� en diff�rents lieux peut l�gitimement</w:t>
+        <w:rPr>
+          <w:b w:val="0"/>
+          <w:color w:val="006100"/>
+          <w:sz w:val="22"/>
+        </w:rPr>
+        <w:t>Une entreprise comportant differents sites ou qui envisage le d'veloppement de son activite en differents lieux peut l'gitimement</w:t>
       </w:r>
     </w:p>
     <w:p>
       <w:r>
-        <w:t>supposer que l��volution souhait�e aura pour cons�quences de modifier le lieu de travail de certains salari�s. La mobilit� peut</w:t>
+        <w:rPr>
+          <w:b w:val="0"/>
+          <w:color w:val="006100"/>
+          <w:sz w:val="22"/>
+        </w:rPr>
+        <w:t>supposer que l'evolution souhaitee aura pour consequences de modifier le lieu de travail de certains salaries. La mobilite peut</w:t>
       </w:r>
     </w:p>
     <w:p>
       <w:r>
-        <w:t>s�effectuer librement dans un m�me secteur g�ographique dans la mesure o� la mention du lieu de travail dans le contrat n�a qu�une</w:t>
+        <w:rPr>
+          <w:b w:val="0"/>
+          <w:color w:val="006100"/>
+          <w:sz w:val="22"/>
+        </w:rPr>
+        <w:t>s'effectuer librement dans un m'me secteur geographique dans la mesure oe la mention du lieu de travail dans le contrat n'a qu'une</w:t>
       </w:r>
     </w:p>
     <w:p>
       <w:r>
-        <w:t>valeur indicative (Cass. soc. 3 juin 2003) sauf � faire mentionner le caract�re exclusif du lieu d�ex�cution de la prestation de travail.</w:t>
+        <w:rPr>
+          <w:b w:val="0"/>
+          <w:color w:val="006100"/>
+          <w:sz w:val="22"/>
+        </w:rPr>
+        <w:t>valeur indicative (Cass. soc. 3 juin 2003) sauf e faire mentionner le caractere exclusif du lieu d'execution de la prestation de travail.</w:t>
       </w:r>
     </w:p>
     <w:p>
       <w:r>
-        <w:t>Par contre, si la mutation doit s�op�rer au-del� du secteur g�ographique consid�r�, celle-ci constitue une modification du</w:t>
+        <w:rPr>
+          <w:b w:val="0"/>
+          <w:color w:val="006100"/>
+          <w:sz w:val="22"/>
+        </w:rPr>
+        <w:t>Par contre, si la mutation doit s'operer au-dele du secteur geographique considere, celle-ci constitue une modification du</w:t>
       </w:r>
     </w:p>
     <w:p>
       <w:r>
-        <w:t>contrat pour laquelle l�employeur doit recueillir l�accord du salari�. N�anmoins, l�affectation temporaire du salari� en</w:t>
+        <w:rPr>
+          <w:b w:val="0"/>
+          <w:color w:val="006100"/>
+          <w:sz w:val="22"/>
+        </w:rPr>
+        <w:t>contrat pour laquelle l'employeur doit recueillir l'accord du salarie. N'anmoins, l'affectation temporaire du salarie en</w:t>
       </w:r>
     </w:p>
     <w:p>
       <w:r>
-        <w:t>dehors du m�me secteur g�ographique ne constitue pas une modification du contrat si l�affectation est motiv�e par l�int�r�t de l�entreprise, justifi�e par des circonstances exceptionnelles, et si le salari� est inform� pr�alablement dans</w:t>
+        <w:rPr>
+          <w:b w:val="0"/>
+          <w:color w:val="006100"/>
+          <w:sz w:val="22"/>
+        </w:rPr>
+        <w:t>dehors du m'me secteur geographique ne constitue pas une modification du contrat si l'affectation est motivee par l'interet de l'entreprise, justifiee par des circonstances exceptionnelles, et si le salarie est informe prealablement dans</w:t>
       </w:r>
     </w:p>
     <w:p>
       <w:r>
-        <w:t>un d�lai raisonnable du caract�re temporaire de l�affectation et de sa dur�e pr�visible (Cass. soc. 3 f�vrier 2010).</w:t>
+        <w:rPr>
+          <w:b w:val="0"/>
+          <w:color w:val="006100"/>
+          <w:sz w:val="22"/>
+        </w:rPr>
+        <w:t>un d'lai raisonnable du caractere temporaire de l'affectation et de sa duree previsible (Cass. soc. 3 fevrier 2010).</w:t>
       </w:r>
     </w:p>
     <w:p>
       <w:r>
-        <w:t>D�s lors l�employeur peut anticiper cette situation en pr�voyant une clause de mobilit� dans le contrat de travail. Cette clause</w:t>
+        <w:rPr>
+          <w:b w:val="0"/>
+          <w:color w:val="006100"/>
+          <w:sz w:val="22"/>
+        </w:rPr>
+        <w:t>D's lors l'employeur peut anticiper cette situation en prevoyant une clause de mobilite dans le contrat de travail. Cette clause</w:t>
       </w:r>
     </w:p>
     <w:p>
       <w:r>
-        <w:t>pr�voit la possibilit� pour l�employeur de modifier unilat�ralement le lieu de travail du salari� sans que ce dernier ne puisse</w:t>
+        <w:rPr>
+          <w:b w:val="0"/>
+          <w:color w:val="006100"/>
+          <w:sz w:val="22"/>
+        </w:rPr>
+        <w:t>prevoit la possibilite pour l'employeur de modifier unilateralement le lieu de travail du salarie sans que ce dernier ne puisse</w:t>
       </w:r>
     </w:p>
     <w:p>
       <w:r>
-        <w:t>b�n�ficier des r�gles protectrices li�es aux modifications du contrat de travail. Le refus par le salari� d�accepter la mutation</w:t>
+        <w:rPr>
+          <w:b w:val="0"/>
+          <w:color w:val="006100"/>
+          <w:sz w:val="22"/>
+        </w:rPr>
+        <w:t>ben'ficier des regles protectrices liees aux modifications du contrat de travail. Le refus par le salarie d'accepter la mutation</w:t>
       </w:r>
     </w:p>
     <w:p>
       <w:r>
-        <w:t>constitue une cause r�elle et s�rieuse de licenciement. � noter enfin que la clause ne peut avoir pour objet ni pour effet</w:t>
+        <w:rPr>
+          <w:b w:val="0"/>
+          <w:color w:val="006100"/>
+          <w:sz w:val="22"/>
+        </w:rPr>
+        <w:t>constitue une cause reelle et s'rieuse de licenciement. e noter enfin que la clause ne peut avoir pour objet ni pour effet</w:t>
       </w:r>
     </w:p>
     <w:p>
       <w:r>
-        <w:t>d�accepter par avance un changement d�employeur (Cass. soc. 14 d�cembre 2022).</w:t>
+        <w:rPr>
+          <w:b w:val="0"/>
+          <w:color w:val="006100"/>
+          <w:sz w:val="22"/>
+        </w:rPr>
+        <w:t>d'accepter par avance un changement d'employeur (Cass. soc. 14 d'cembre 2022).</w:t>
       </w:r>
     </w:p>
     <w:p>
@@ -795,87 +1483,172 @@
         <w:pStyle w:val="Heading2"/>
       </w:pPr>
       <w:r>
-        <w:t>MISE EN �UVRE B �</w:t>
+        <w:rPr>
+          <w:b/>
+          <w:color w:val="2F5496"/>
+          <w:sz w:val="24"/>
+        </w:rPr>
+        <w:t>MISE EN eUVRE B e</w:t>
       </w:r>
     </w:p>
     <w:p>
       <w:r>
-        <w:t>L�existence d�une clause de mobilit� ne permet pas pour autant � l�employeur d�en faire un usage abusif. En cas de contestation,</w:t>
+        <w:rPr>
+          <w:b w:val="0"/>
+          <w:color w:val="000000"/>
+          <w:sz w:val="22"/>
+        </w:rPr>
+        <w:t>L'existence d'une clause de mobilite ne permet pas pour autant e l'employeur d'en faire un usage abusif. En cas de contestation,</w:t>
       </w:r>
     </w:p>
     <w:p>
       <w:r>
-        <w:t>le juge v�rifiera les �l�ments suivants :</w:t>
+        <w:rPr>
+          <w:b w:val="0"/>
+          <w:color w:val="000000"/>
+          <w:sz w:val="22"/>
+        </w:rPr>
+        <w:t>le juge verifiera les el'ments suivants :</w:t>
       </w:r>
     </w:p>
     <w:p>
       <w:r>
-        <w:t>Elle doit �tre motiv�e par l�int�r�t de l�entreprise, ?</w:t>
+        <w:rPr>
+          <w:b w:val="0"/>
+          <w:color w:val="000000"/>
+          <w:sz w:val="22"/>
+        </w:rPr>
+        <w:t>Elle doit etre motivee par l'interet de l'entreprise, ?</w:t>
       </w:r>
     </w:p>
     <w:p>
       <w:r>
-        <w:t>Elle doit �tre d�limit�e g�ographiquement. L�employeur ne peut ainsi en �tendre unilat�ralement la port�e (Cass. soc. 7 ?</w:t>
+        <w:rPr>
+          <w:b w:val="0"/>
+          <w:color w:val="000000"/>
+          <w:sz w:val="22"/>
+        </w:rPr>
+        <w:t>Elle doit etre d'limitee geographiquement. L'employeur ne peut ainsi en etendre unilateralement la portee (Cass. soc. 7 ?</w:t>
       </w:r>
     </w:p>
     <w:p>
       <w:r>
-        <w:t>juin 2006). � noter que la Cour de cassation (Cass. soc. 9 juillet 2014 / 5 avril 2018) a reconnu la validit� d�une clause</w:t>
+        <w:rPr>
+          <w:b w:val="0"/>
+          <w:color w:val="000000"/>
+          <w:sz w:val="22"/>
+        </w:rPr>
+        <w:t>juin 2006). e noter que la Cour de cassation (Cass. soc. 9 juillet 2014 / 5 avril 2018) a reconnu la validite d'une clause</w:t>
       </w:r>
     </w:p>
     <w:p>
       <w:r>
-        <w:t>mentionnant le territoire national comme zone g�ographique au regard des fonctions occup�es par le salari�. L�impr�cision</w:t>
+        <w:rPr>
+          <w:b w:val="0"/>
+          <w:color w:val="000000"/>
+          <w:sz w:val="22"/>
+        </w:rPr>
+        <w:t>mentionnant le territoire national comme zone geographique au regard des fonctions occupees par le salarie. L'imprecision</w:t>
       </w:r>
     </w:p>
     <w:p>
       <w:r>
-        <w:t>g�ographique de la clause emporte sa nullit� (Cass. soc. 18 d�cembre 2024).</w:t>
+        <w:rPr>
+          <w:b w:val="0"/>
+          <w:color w:val="000000"/>
+          <w:sz w:val="22"/>
+        </w:rPr>
+        <w:t>geographique de la clause emporte sa nullite (Cass. soc. 18 d'cembre 2024).</w:t>
       </w:r>
     </w:p>
     <w:p>
       <w:r>
-        <w:t>Elle doit faire l�objet d�un pr�avis (les juges appr�cient ce crit�re notamment au regard de la bonne foi dans l�ex�cution du ?</w:t>
+        <w:rPr>
+          <w:b w:val="0"/>
+          <w:color w:val="000000"/>
+          <w:sz w:val="22"/>
+        </w:rPr>
+        <w:t>Elle doit faire l'objet d'un preavis (les juges apprecient ce critere notamment au regard de la bonne foi dans l'execution du ?</w:t>
       </w:r>
     </w:p>
     <w:p>
       <w:r>
-        <w:t>contrat pour censurer des d�parts pr�cipit�s sans tenir compte des imp�ratifs familiaux du salari�).</w:t>
+        <w:rPr>
+          <w:b w:val="0"/>
+          <w:color w:val="000000"/>
+          <w:sz w:val="22"/>
+        </w:rPr>
+        <w:t>contrat pour censurer des d'parts precipites sans tenir compte des imperatifs familiaux du salarie).</w:t>
       </w:r>
     </w:p>
     <w:p>
       <w:r>
-        <w:t>Elle doit respecter le principe de proportionnalit�, d�s lors qu�elle met en cause le libre choix du domicile (Cass. soc. 21 ?</w:t>
+        <w:rPr>
+          <w:b w:val="0"/>
+          <w:color w:val="000000"/>
+          <w:sz w:val="22"/>
+        </w:rPr>
+        <w:t>Elle doit respecter le principe de proportionnalite, d's lors qu'elle met en cause le libre choix du domicile (Cass. soc. 21 ?</w:t>
       </w:r>
     </w:p>
     <w:p>
       <w:r>
+        <w:rPr>
+          <w:b w:val="0"/>
+          <w:color w:val="000000"/>
+          <w:sz w:val="22"/>
+        </w:rPr>
         <w:t>janvier 2015).</w:t>
       </w:r>
     </w:p>
     <w:p>
       <w:r>
-        <w:t>En outre l�application de la clause ne doit pas avoir pour effet de modifier un autre �l�ment du contrat de travail comme la</w:t>
+        <w:rPr>
+          <w:b w:val="0"/>
+          <w:color w:val="000000"/>
+          <w:sz w:val="22"/>
+        </w:rPr>
+        <w:t>En outre l'application de la clause ne doit pas avoir pour effet de modifier un autre el'ment du contrat de travail comme la</w:t>
       </w:r>
     </w:p>
     <w:p>
       <w:r>
-        <w:t>r�mun�ration. D�s lors que l�employeur en fait un usage r�gulier, le salari� est tenu de respecter sa d�cision. � d�faut, le refus du</w:t>
+        <w:rPr>
+          <w:b w:val="0"/>
+          <w:color w:val="000000"/>
+          <w:sz w:val="22"/>
+        </w:rPr>
+        <w:t>remuneration. D's lors que l'employeur en fait un usage regulier, le salarie est tenu de respecter sa d'cision. e d'faut, le refus du</w:t>
       </w:r>
     </w:p>
     <w:p>
       <w:r>
-        <w:t>salari� constitue une cause r�elle et s�rieuse de licenciement (mais ne caract�rise pas � lui seul une faute grave. Cass. soc. 23 fev.</w:t>
+        <w:rPr>
+          <w:b w:val="0"/>
+          <w:color w:val="000000"/>
+          <w:sz w:val="22"/>
+        </w:rPr>
+        <w:t>salarie constitue une cause reelle et s'rieuse de licenciement (mais ne caracterise pas e lui seul une faute grave. Cass. soc. 23 fev.</w:t>
       </w:r>
     </w:p>
     <w:p>
       <w:r>
-        <w:t>2005, Cass. soc. 23 janv. 2008). De surcro�t, l�employeur peut exiger du salari� qu�il ex�cute son pr�avis aux nouvelles</w:t>
+        <w:rPr>
+          <w:b w:val="0"/>
+          <w:color w:val="000000"/>
+          <w:sz w:val="22"/>
+        </w:rPr>
+        <w:t>2005, Cass. soc. 23 janv. 2008). De surcroet, l'employeur peut exiger du salarie qu'il execute son preavis aux nouvelles</w:t>
       </w:r>
     </w:p>
     <w:p>
       <w:r>
-        <w:t>conditions. Le refus de ce dernier justifie qu�il ne puisse pr�tendre � l�indemnit� de pr�avis (Cass. soc. 31 mars 2016</w:t>
+        <w:rPr>
+          <w:b w:val="0"/>
+          <w:color w:val="000000"/>
+          <w:sz w:val="22"/>
+        </w:rPr>
+        <w:t>conditions. Le refus de ce dernier justifie qu'il ne puisse pretendre e l'indemnite de preavis (Cass. soc. 31 mars 2016</w:t>
       </w:r>
     </w:p>
     <w:p/>
@@ -884,7 +1657,12 @@
         <w:pStyle w:val="Heading2"/>
       </w:pPr>
       <w:r>
-        <w:t>A CLAUSE DE D�DIT FORMATION IV �</w:t>
+        <w:rPr>
+          <w:b/>
+          <w:color w:val="2F5496"/>
+          <w:sz w:val="24"/>
+        </w:rPr>
+        <w:t>A CLAUSE DE D'DIT FORMATION IV e</w:t>
       </w:r>
     </w:p>
     <w:p>
@@ -892,42 +1670,82 @@
         <w:pStyle w:val="Heading2"/>
       </w:pPr>
       <w:r>
-        <w:t>PRINCIPE A �</w:t>
+        <w:rPr>
+          <w:b/>
+          <w:color w:val="006100"/>
+          <w:sz w:val="24"/>
+        </w:rPr>
+        <w:t>PRINCIPE A e</w:t>
       </w:r>
     </w:p>
     <w:p>
       <w:r>
-        <w:t>Cette clause oblige le salari� � rester au service de son employeur pendant une certaine dur�e en contrepartie d�une formation</w:t>
+        <w:rPr>
+          <w:b w:val="0"/>
+          <w:color w:val="006100"/>
+          <w:sz w:val="22"/>
+        </w:rPr>
+        <w:t>Cette clause oblige le salarie e rester au service de son employeur pendant une certaine duree en contrepartie d'une formation</w:t>
       </w:r>
     </w:p>
     <w:p>
       <w:r>
-        <w:t>professionnelle que l�entreprise lui finance.</w:t>
+        <w:rPr>
+          <w:b w:val="0"/>
+          <w:color w:val="006100"/>
+          <w:sz w:val="22"/>
+        </w:rPr>
+        <w:t>professionnelle que l'entreprise lui finance.</w:t>
       </w:r>
     </w:p>
     <w:p>
       <w:r>
-        <w:t>En cas de rupture anticip�e, le salari� s�oblige au paiement d�une indemnit� en fonction du pr�judice subit, voire au</w:t>
+        <w:rPr>
+          <w:b w:val="0"/>
+          <w:color w:val="006100"/>
+          <w:sz w:val="22"/>
+        </w:rPr>
+        <w:t>En cas de rupture anticipee, le salarie s'oblige au paiement d'une indemnite en fonction du prejudice subit, voire au</w:t>
       </w:r>
     </w:p>
     <w:p>
       <w:r>
-        <w:t>remboursement d�une partie des frais de formation. Cependant cette disposition contractuelle ne doit avoir pour effet de</w:t>
+        <w:rPr>
+          <w:b w:val="0"/>
+          <w:color w:val="006100"/>
+          <w:sz w:val="22"/>
+        </w:rPr>
+        <w:t>remboursement d'une partie des frais de formation. Cependant cette disposition contractuelle ne doit avoir pour effet de</w:t>
       </w:r>
     </w:p>
     <w:p>
       <w:r>
-        <w:t>mettre � la charge du salari� le co�t d�une formation d�coulant des obligations l�gales, conventionnelles ou contractuelles de</w:t>
+        <w:rPr>
+          <w:b w:val="0"/>
+          <w:color w:val="006100"/>
+          <w:sz w:val="22"/>
+        </w:rPr>
+        <w:t>mettre e la charge du salarie le coet d'une formation d'coulant des obligations l'gales, conventionnelles ou contractuelles de</w:t>
       </w:r>
     </w:p>
     <w:p>
       <w:r>
-        <w:t>l�employeur. De surcro�t, lorsque la rupture est � l�initiative de l�employeur, la clause ne peut �tre mise en �uvre et l�em-</w:t>
+        <w:rPr>
+          <w:b w:val="0"/>
+          <w:color w:val="006100"/>
+          <w:sz w:val="22"/>
+        </w:rPr>
+        <w:t>l'employeur. De surcroet, lorsque la rupture est e l'initiative de l'employeur, la clause ne peut etre mise en euvre et l'em-</w:t>
       </w:r>
     </w:p>
     <w:p>
       <w:r>
-        <w:t>ployeur n�est pas fond� � demander le paiement d�une indemnit� (Cass. soc.11 janvier 2012).</w:t>
+        <w:rPr>
+          <w:b w:val="0"/>
+          <w:color w:val="006100"/>
+          <w:sz w:val="22"/>
+        </w:rPr>
+        <w:t>ployeur n'est pas fonde e demander le paiement d'une indemnite (Cass. soc.11 janvier 2012).</w:t>
       </w:r>
     </w:p>
     <w:p>
@@ -935,52 +1753,102 @@
         <w:pStyle w:val="Heading2"/>
       </w:pPr>
       <w:r>
-        <w:t>CONDITIONS B �</w:t>
+        <w:rPr>
+          <w:b/>
+          <w:color w:val="7030A0"/>
+          <w:sz w:val="24"/>
+        </w:rPr>
+        <w:t>CONDITIONS B e</w:t>
       </w:r>
     </w:p>
     <w:p>
       <w:r>
-        <w:t>Sa validit� est soumise aux conditions suivantes :</w:t>
+        <w:rPr>
+          <w:b w:val="0"/>
+          <w:color w:val="7030A0"/>
+          <w:sz w:val="22"/>
+        </w:rPr>
+        <w:t>Sa validite est soumise aux conditions suivantes :</w:t>
       </w:r>
     </w:p>
     <w:p>
       <w:r>
-        <w:t>Elle doit faire l�objet d�une convention particuli�re pr�cisant la date, la nature, la dur�e de la formation et son co�t r�el ?</w:t>
+        <w:rPr>
+          <w:b w:val="0"/>
+          <w:color w:val="7030A0"/>
+          <w:sz w:val="22"/>
+        </w:rPr>
+        <w:t>Elle doit faire l'objet d'une convention particuliere precisant la date, la nature, la duree de la formation et son coet reel ?</w:t>
       </w:r>
     </w:p>
     <w:p>
       <w:r>
-        <w:t>pour l�employeur, ainsi que le montant et les modalit�s du remboursement � la charge de la salari�e.</w:t>
+        <w:rPr>
+          <w:b w:val="0"/>
+          <w:color w:val="7030A0"/>
+          <w:sz w:val="22"/>
+        </w:rPr>
+        <w:t>pour l'employeur, ainsi que le montant et les modalites du remboursement e la charge de la salariee.</w:t>
       </w:r>
     </w:p>
     <w:p>
       <w:r>
-        <w:t>La formation pr�vue suppose des frais r�els sup�rieurs aux d�penses impos�es par la loi ou par les accords ou ?</w:t>
+        <w:rPr>
+          <w:b w:val="0"/>
+          <w:color w:val="7030A0"/>
+          <w:sz w:val="22"/>
+        </w:rPr>
+        <w:t>La formation prevue suppose des frais reels superieurs aux d'penses imposees par la loi ou par les accords ou ?</w:t>
       </w:r>
     </w:p>
     <w:p>
       <w:r>
+        <w:rPr>
+          <w:b w:val="0"/>
+          <w:color w:val="7030A0"/>
+          <w:sz w:val="22"/>
+        </w:rPr>
         <w:t>conventions collectives.</w:t>
       </w:r>
     </w:p>
     <w:p>
       <w:r>
-        <w:t>Le salari� doit conserver la possibilit� de d�missionner. ?</w:t>
+        <w:rPr>
+          <w:b w:val="0"/>
+          <w:color w:val="7030A0"/>
+          <w:sz w:val="22"/>
+        </w:rPr>
+        <w:t>Le salarie doit conserver la possibilite de d'missionner. ?</w:t>
       </w:r>
     </w:p>
     <w:p>
       <w:r>
-        <w:t>Le montant du d�dit est proportionn� aux frais de formation engag�s au-del� des obligations que la loi impose. � ?</w:t>
+        <w:rPr>
+          <w:b w:val="0"/>
+          <w:color w:val="7030A0"/>
+          <w:sz w:val="22"/>
+        </w:rPr>
+        <w:t>Le montant du d'dit est proportionne aux frais de formation engages au-dele des obligations que la loi impose. e ?</w:t>
       </w:r>
     </w:p>
     <w:p>
       <w:r>
-        <w:t>noter que la clause de d�dit formation doit indiquer le co�t r�el de formation que l�employeur va engager. � d�faut, le juge peut</w:t>
+        <w:rPr>
+          <w:b w:val="0"/>
+          <w:color w:val="7030A0"/>
+          <w:sz w:val="22"/>
+        </w:rPr>
+        <w:t>noter que la clause de d'dit formation doit indiquer le coet reel de formation que l'employeur va engager. e d'faut, le juge peut</w:t>
       </w:r>
     </w:p>
     <w:p>
       <w:r>
-        <w:t>consid�rer que cette condition n�est pas remplie.</w:t>
+        <w:rPr>
+          <w:b w:val="0"/>
+          <w:color w:val="7030A0"/>
+          <w:sz w:val="22"/>
+        </w:rPr>
+        <w:t>considerer que cette condition n'est pas remplie.</w:t>
       </w:r>
     </w:p>
     <w:p>
@@ -988,41 +1856,81 @@
         <w:pStyle w:val="Heading2"/>
       </w:pPr>
       <w:r>
-        <w:t>LES CLAUSES D�OBJECTIFS V �</w:t>
+        <w:rPr>
+          <w:b/>
+          <w:color w:val="2F5496"/>
+          <w:sz w:val="24"/>
+        </w:rPr>
+        <w:t>LES CLAUSES D'OBJECTIFS V e</w:t>
       </w:r>
     </w:p>
     <w:p>
       <w:r>
-        <w:t>Fr�quentes pour certains salari�s (commerciaux, cadres) deux s�ries de conditions sont exig�es pour leur validit�:</w:t>
+        <w:rPr>
+          <w:b w:val="0"/>
+          <w:color w:val="000000"/>
+          <w:sz w:val="22"/>
+        </w:rPr>
+        <w:t>Frequentes pour certains salaries (commerciaux, cadres) deux s'ries de conditions sont exigees pour leur validite:</w:t>
       </w:r>
     </w:p>
     <w:p>
       <w:r>
-        <w:t>Elles doivent �tre pr�vues au contrat, sign�es par les parties et respecter les normes sup�rieures. ?</w:t>
+        <w:rPr>
+          <w:b w:val="0"/>
+          <w:color w:val="000000"/>
+          <w:sz w:val="22"/>
+        </w:rPr>
+        <w:t>Elles doivent etre prevues au contrat, signees par les parties et respecter les normes superieures. ?</w:t>
       </w:r>
     </w:p>
     <w:p>
       <w:r>
-        <w:t>Sur une p�riode d�termin�e, elles doivent pr�voir des objectifs raisonnables, r�alistes et r�alisables compte ?</w:t>
+        <w:rPr>
+          <w:b w:val="0"/>
+          <w:color w:val="000000"/>
+          <w:sz w:val="22"/>
+        </w:rPr>
+        <w:t>Sur une periode d'terminee, elles doivent prevoir des objectifs raisonnables, realistes et realisables compte ?</w:t>
       </w:r>
     </w:p>
     <w:p>
       <w:r>
-        <w:t>tenu du march� et de la situation �conomique du secteur professionnel dans lequel le salari� �volue.</w:t>
+        <w:rPr>
+          <w:b w:val="0"/>
+          <w:color w:val="000000"/>
+          <w:sz w:val="22"/>
+        </w:rPr>
+        <w:t>tenu du marche et de la situation economique du secteur professionnel dans lequel le salarie evolue.</w:t>
       </w:r>
     </w:p>
     <w:p>
       <w:r>
-        <w:t>Si le salari� n�atteint pas les objectifs pr�vus, une sanction ne peut �tre envisageable que si les objectifs pouvaient �tre</w:t>
+        <w:rPr>
+          <w:b w:val="0"/>
+          <w:color w:val="000000"/>
+          <w:sz w:val="22"/>
+        </w:rPr>
+        <w:t>Si le salarie n'atteint pas les objectifs prevus, une sanction ne peut etre envisageable que si les objectifs pouvaient etre</w:t>
       </w:r>
     </w:p>
     <w:p>
       <w:r>
-        <w:t>r�alisables compte tenu des moyens mis � sa disposition et que le manquement rel�ve en r�alit� d�une carence ou d�une</w:t>
+        <w:rPr>
+          <w:b w:val="0"/>
+          <w:color w:val="000000"/>
+          <w:sz w:val="22"/>
+        </w:rPr>
+        <w:t>realisables compte tenu des moyens mis e sa disposition et que le manquement releve en realite d'une carence ou d'une</w:t>
       </w:r>
     </w:p>
     <w:p>
       <w:r>
+        <w:rPr>
+          <w:b w:val="0"/>
+          <w:color w:val="000000"/>
+          <w:sz w:val="22"/>
+        </w:rPr>
         <w:t>faute de celui-ci.</w:t>
       </w:r>
     </w:p>
@@ -1031,42 +1939,82 @@
         <w:pStyle w:val="Heading2"/>
       </w:pPr>
       <w:r>
-        <w:t>LES CLAUSES DE R�MUN�RATION VI �</w:t>
+        <w:rPr>
+          <w:b/>
+          <w:color w:val="2F5496"/>
+          <w:sz w:val="24"/>
+        </w:rPr>
+        <w:t>LES CLAUSES DE ReMUNeRATION VI e</w:t>
       </w:r>
     </w:p>
     <w:p>
       <w:r>
-        <w:t>En g�n�ral, le contrat de travail pr�voit par une de ses dispositions les �l�ments de base de la r�mun�ration du salari�</w:t>
+        <w:rPr>
+          <w:b w:val="0"/>
+          <w:color w:val="000000"/>
+          <w:sz w:val="22"/>
+        </w:rPr>
+        <w:t>En gen'ral, le contrat de travail prevoit par une de ses dispositions les el'ments de base de la remuneration du salarie</w:t>
       </w:r>
     </w:p>
     <w:p>
       <w:r>
-        <w:t>(salaire de base). Peuvent s�y ajouter des clauses relatives � la mensualisation des heures suppl�mentaires, � une</w:t>
+        <w:rPr>
+          <w:b w:val="0"/>
+          <w:color w:val="000000"/>
+          <w:sz w:val="22"/>
+        </w:rPr>
+        <w:t>(salaire de base). Peuvent s'y ajouter des clauses relatives e la mensualisation des heures supplementaires, e une</w:t>
       </w:r>
     </w:p>
     <w:p>
       <w:r>
-        <w:t>convention de forfait ou encore � la perception de prime sous r�serve de respecter le principe � � travail �gal, salaire �gal �.</w:t>
+        <w:rPr>
+          <w:b w:val="0"/>
+          <w:color w:val="000000"/>
+          <w:sz w:val="22"/>
+        </w:rPr>
+        <w:t>convention de forfait ou encore e la perception de prime sous reserve de respecter le principe e e travail egal, salaire egal e.</w:t>
       </w:r>
     </w:p>
     <w:p>
       <w:r>
-        <w:t>D�autres clauses, peuvent encore pr�voir la variabilit� de la r�mun�ration du salari�. Dans cette hypoth�se, la variabilit� doit :</w:t>
+        <w:rPr>
+          <w:b w:val="0"/>
+          <w:color w:val="000000"/>
+          <w:sz w:val="22"/>
+        </w:rPr>
+        <w:t>D'autres clauses, peuvent encore prevoir la variabilite de la remuneration du salarie. Dans cette hypothese, la variabilite doit :</w:t>
       </w:r>
     </w:p>
     <w:p>
       <w:r>
-        <w:t>Reposer sur des �l�ments objectifs non soumis � l�arbitraire de l�employeur, ?</w:t>
+        <w:rPr>
+          <w:b w:val="0"/>
+          <w:color w:val="000000"/>
+          <w:sz w:val="22"/>
+        </w:rPr>
+        <w:t>Reposer sur des el'ments objectifs non soumis e l'arbitraire de l'employeur, ?</w:t>
       </w:r>
     </w:p>
     <w:p>
       <w:r>
-        <w:t>Ne pas avoir pour effet de faire supporter au salari� les risques de l�entreprise, ?</w:t>
+        <w:rPr>
+          <w:b w:val="0"/>
+          <w:color w:val="000000"/>
+          <w:sz w:val="22"/>
+        </w:rPr>
+        <w:t>Ne pas avoir pour effet de faire supporter au salarie les risques de l'entreprise, ?</w:t>
       </w:r>
     </w:p>
     <w:p>
       <w:r>
-        <w:t>Ni avoir pour cons�quence de verser une r�mun�ration en dessous des minima conventionnels et l�gaux</w:t>
+        <w:rPr>
+          <w:b w:val="0"/>
+          <w:color w:val="000000"/>
+          <w:sz w:val="22"/>
+        </w:rPr>
+        <w:t>Ni avoir pour consequence de verser une remuneration en dessous des minima conventionnels et l'gaux</w:t>
       </w:r>
     </w:p>
     <w:p/>

--- a/droit social dcg/4- clauses particulieres du CT.docx
+++ b/droit social dcg/4- clauses particulieres du CT.docx
@@ -13,7 +13,7 @@
           <w:color w:val="1F4E79"/>
           <w:sz w:val="34"/>
         </w:rPr>
-        <w:t>FICHE 4 : LES CLAUSES PARTICULIeRES DU CONTRAT DE TRAVAIL</w:t>
+        <w:t>FICHE 4 : LES CLAUSES PARTICULIÈRES DU CONTRAT DE TRAVAIL</w:t>
       </w:r>
     </w:p>
     <w:p/>
@@ -27,7 +27,7 @@
           <w:color w:val="2F5496"/>
           <w:sz w:val="24"/>
         </w:rPr>
-        <w:t>A PeRIODE D'ESSAI I e</w:t>
+        <w:t>A PÉRIODE D'ESSAI I •</w:t>
       </w:r>
     </w:p>
     <w:p>
@@ -40,7 +40,7 @@
           <w:color w:val="7030A0"/>
           <w:sz w:val="24"/>
         </w:rPr>
-        <w:t>CONDITION D'EXISTENCE ET DUReE A e</w:t>
+        <w:t>CONDITION D'EXISTENCE ET DURÉE A •</w:t>
       </w:r>
     </w:p>
     <w:p>
@@ -53,7 +53,7 @@
           <w:color w:val="2F5496"/>
           <w:sz w:val="24"/>
         </w:rPr>
-        <w:t>UNE N'CESSAIRE DISPOSITION DU CONTRAT</w:t>
+        <w:t>UNE NÉCESSAIRE DISPOSITION DU CONTRAT</w:t>
       </w:r>
     </w:p>
     <w:p>
@@ -73,7 +73,7 @@
           <w:color w:val="000000"/>
           <w:sz w:val="22"/>
         </w:rPr>
-        <w:t>La periode d'essai est un temps au d'but du contrat de travail qui permet e l'employeur d'evaluer les competences du salarie et</w:t>
+        <w:t>La période d'essai est un temps au début du contrat de travail qui permet à l'employeur d'évaluer les compétences du salarié et</w:t>
       </w:r>
     </w:p>
     <w:p>
@@ -83,7 +83,7 @@
           <w:color w:val="000000"/>
           <w:sz w:val="22"/>
         </w:rPr>
-        <w:t>au salarie d'apprecier si les fonctions occupees lui conviennent. La periode d'essai et son renouvellement ne se presument pas</w:t>
+        <w:t>au salarié d'apprécier si les fonctions occupées lui conviennent. La période d'essai et son renouvellement ne se présument pas</w:t>
       </w:r>
     </w:p>
     <w:p>
@@ -93,7 +93,7 @@
           <w:color w:val="000000"/>
           <w:sz w:val="22"/>
         </w:rPr>
-        <w:t>et doivent etre prevus au contrat de travail ou dans la lettre d'embauche.</w:t>
+        <w:t>et doivent être prévus au contrat de travail ou dans la lettre d'embauche.</w:t>
       </w:r>
     </w:p>
     <w:p>
@@ -106,7 +106,7 @@
           <w:color w:val="2F5496"/>
           <w:sz w:val="24"/>
         </w:rPr>
-        <w:t>DES DUReES IMPeRATIVES</w:t>
+        <w:t>DES DURÉES IMPÉRATIVES</w:t>
       </w:r>
     </w:p>
     <w:p>
@@ -126,7 +126,7 @@
           <w:color w:val="000000"/>
           <w:sz w:val="22"/>
         </w:rPr>
-        <w:t>Sous reserve de durees plus courtes prevues au contrat ou dans un accord collectif posterieur e la loi du 25 juin 2008, la duree</w:t>
+        <w:t>Sous réserve de durées plus courtes prévues au contrat ou dans un accord collectif postérieur à la loi du 25 juin 2008, la durée</w:t>
       </w:r>
     </w:p>
     <w:p>
@@ -136,7 +136,7 @@
           <w:color w:val="000000"/>
           <w:sz w:val="22"/>
         </w:rPr>
-        <w:t>maximale de la periode d'essai est de :</w:t>
+        <w:t>maximale de la période d'essai est de :</w:t>
       </w:r>
     </w:p>
     <w:p>
@@ -149,7 +149,7 @@
           <w:color w:val="000000"/>
           <w:sz w:val="22"/>
         </w:rPr>
-        <w:t>deux mois pour les ouvriers et les employes ;</w:t>
+        <w:t>deux mois pour les ouvriers et les employés ;</w:t>
       </w:r>
     </w:p>
     <w:p>
@@ -162,7 +162,7 @@
           <w:color w:val="000000"/>
           <w:sz w:val="22"/>
         </w:rPr>
-        <w:t>trois mois pour les agents de maetrise et les techniciens ;</w:t>
+        <w:t>trois mois pour les agents de maîtrise et les techniciens ;</w:t>
       </w:r>
     </w:p>
     <w:p>
@@ -185,7 +185,7 @@
           <w:color w:val="000000"/>
           <w:sz w:val="22"/>
         </w:rPr>
-        <w:t>La duree maximale de la periode d'essai renouvellement compris, si un accord de branche etendu le prevoit, est de :</w:t>
+        <w:t>La durée maximale de la période d'essai renouvellement compris, si un accord de branche étendu le prévoit, est de :</w:t>
       </w:r>
     </w:p>
     <w:p>
@@ -198,7 +198,7 @@
           <w:color w:val="000000"/>
           <w:sz w:val="22"/>
         </w:rPr>
-        <w:t>quatre mois pour les ouvriers et employes ;</w:t>
+        <w:t>quatre mois pour les ouvriers et employés ;</w:t>
       </w:r>
     </w:p>
     <w:p>
@@ -211,7 +211,7 @@
           <w:color w:val="000000"/>
           <w:sz w:val="22"/>
         </w:rPr>
-        <w:t>six mois pour les agents de maetrise et techniciens ;</w:t>
+        <w:t>six mois pour les agents de maîtrise et techniciens ;</w:t>
       </w:r>
     </w:p>
     <w:p>
@@ -234,7 +234,7 @@
           <w:color w:val="000000"/>
           <w:sz w:val="22"/>
         </w:rPr>
-        <w:t>Le renouvellement doit etre prevu par un accord de branche etendu, envisage dans le contrat de travail et recueillir l'accord</w:t>
+        <w:t>Le renouvellement doit être prévu par un accord de branche étendu, envisage dans le contrat de travail et recueillir l'accord</w:t>
       </w:r>
     </w:p>
     <w:p>
@@ -244,7 +244,7 @@
           <w:color w:val="000000"/>
           <w:sz w:val="22"/>
         </w:rPr>
-        <w:t>expres du salarie.</w:t>
+        <w:t>exprès du salarié.</w:t>
       </w:r>
     </w:p>
     <w:p>
@@ -257,7 +257,7 @@
           <w:color w:val="2F5496"/>
           <w:sz w:val="24"/>
         </w:rPr>
-        <w:t>LA RUPTURE DE LA PeRIODE D'ESSAI B e</w:t>
+        <w:t>LA RUPTURE DE LA PÉRIODE D'ESSAI B •</w:t>
       </w:r>
     </w:p>
     <w:p>
@@ -270,7 +270,7 @@
           <w:color w:val="006100"/>
           <w:sz w:val="24"/>
         </w:rPr>
-        <w:t>LIBERTe DE PRINCIPE</w:t>
+        <w:t>LIBERTÉ DE PRINCIPE</w:t>
       </w:r>
     </w:p>
     <w:p>
@@ -290,7 +290,7 @@
           <w:color w:val="006100"/>
           <w:sz w:val="22"/>
         </w:rPr>
-        <w:t>En principe chaque partie au contrat de travail est libre de le rompre, sans donner de motif, au cours de la periode d'essai. Il</w:t>
+        <w:t>En principe chaque partie au contrat de travail est libre de le rompre, sans donner de motif, au cours de la période d'essai. Il</w:t>
       </w:r>
     </w:p>
     <w:p>
@@ -300,7 +300,7 @@
           <w:color w:val="006100"/>
           <w:sz w:val="22"/>
         </w:rPr>
-        <w:t>n'en resulte pas que cette rupture ne puisse etre fautive. Ainsi l'absence de motif ne justifie pas pour autant que l'employeur</w:t>
+        <w:t>n'en résulte pas que cette rupture ne puisse être fautive. Ainsi l'absence de motif ne justifie pas pour autant que l'employeur</w:t>
       </w:r>
     </w:p>
     <w:p>
@@ -320,7 +320,7 @@
           <w:color w:val="006100"/>
           <w:sz w:val="22"/>
         </w:rPr>
-        <w:t>Les tribunaux verifient, en cas de litige du juste usage par l'employeur de la possibilite de mettre un terme unilateralement e la</w:t>
+        <w:t>Les tribunaux vérifient, en cas de litige du juste usage par l'employeur de la possibilité de mettre un terme unilatéralement à la</w:t>
       </w:r>
     </w:p>
     <w:p>
@@ -343,7 +343,7 @@
           <w:color w:val="2F5496"/>
           <w:sz w:val="24"/>
         </w:rPr>
-        <w:t>RESPECT D'UN PReAVIS</w:t>
+        <w:t>RESPECT D'UN PRÉAVIS</w:t>
       </w:r>
     </w:p>
     <w:p>
@@ -363,7 +363,7 @@
           <w:color w:val="000000"/>
           <w:sz w:val="22"/>
         </w:rPr>
-        <w:t>L'employeur qui met fin e la periode d'essai doit respecter un preavis qui ne peut etre inferieur e :</w:t>
+        <w:t>L'employeur qui met fin à la période d'essai doit respecter un préavis qui ne peut être inférieur à :</w:t>
       </w:r>
     </w:p>
     <w:p>
@@ -373,7 +373,7 @@
           <w:color w:val="000000"/>
           <w:sz w:val="22"/>
         </w:rPr>
-        <w:t>1e Vingt-quatre heures en deee de huit jours de presence ;</w:t>
+        <w:t>1e Vingt-quatre heures en deçà de huit jours de présence ;</w:t>
       </w:r>
     </w:p>
     <w:p>
@@ -383,7 +383,7 @@
           <w:color w:val="000000"/>
           <w:sz w:val="22"/>
         </w:rPr>
-        <w:t>2e Quarante-huit heures entre huit jours et un mois de presence ;</w:t>
+        <w:t>2e Quarante-huit heures entre huit jours et un mois de présence ;</w:t>
       </w:r>
     </w:p>
     <w:p>
@@ -393,7 +393,7 @@
           <w:color w:val="000000"/>
           <w:sz w:val="22"/>
         </w:rPr>
-        <w:t>3e Deux semaines apres un mois de presence ;</w:t>
+        <w:t>3e Deux semaines après un mois de présence ;</w:t>
       </w:r>
     </w:p>
     <w:p>
@@ -403,7 +403,7 @@
           <w:color w:val="000000"/>
           <w:sz w:val="22"/>
         </w:rPr>
-        <w:t>4e Un mois apres trois mois de presence.</w:t>
+        <w:t>4e Un mois après trois mois de présence.</w:t>
       </w:r>
     </w:p>
     <w:p>
@@ -413,7 +413,7 @@
           <w:color w:val="000000"/>
           <w:sz w:val="22"/>
         </w:rPr>
-        <w:t>Ces dispositions s'appliquent e d'faut de stipulations contractuelles ou conventionnelles plus favorables, c'est-e-dire</w:t>
+        <w:t>Ces dispositions s'appliquent à défaut de stipulations contractuelles ou conventionnelles plus favorables, c'est-à-dire</w:t>
       </w:r>
     </w:p>
     <w:p>
@@ -423,7 +423,7 @@
           <w:color w:val="000000"/>
           <w:sz w:val="22"/>
         </w:rPr>
-        <w:t>accordant un d'lai plus long.</w:t>
+        <w:t>accordant un délai plus long.</w:t>
       </w:r>
     </w:p>
     <w:p>
@@ -433,7 +433,7 @@
           <w:color w:val="000000"/>
           <w:sz w:val="22"/>
         </w:rPr>
-        <w:t>La periode d'essai, renouvellement inclus, ne peut etre prolongee du fait de la duree du d'lai de prevenance.</w:t>
+        <w:t>La période d'essai, renouvellement inclus, ne peut être prolongée du fait de la durée du délai de provenance.</w:t>
       </w:r>
     </w:p>
     <w:p>
@@ -443,7 +443,7 @@
           <w:color w:val="000000"/>
           <w:sz w:val="22"/>
         </w:rPr>
-        <w:t>De surcroet, lorsque l'execution du d'lai de prevenance a pour effet de d'passer la duree maximale de la periode d'essai, il en</w:t>
+        <w:t>De surcroît, lorsque l'exécution du délai de provenance a pour effet de dépasser la durée maximale de la période d'essai, il en</w:t>
       </w:r>
     </w:p>
     <w:p>
@@ -453,7 +453,7 @@
           <w:color w:val="000000"/>
           <w:sz w:val="22"/>
         </w:rPr>
-        <w:t>resulte que le contrat est devenu e duree indeterminee et que sa rupture doit s'analyser en un licenciement.</w:t>
+        <w:t>résulte que le contrat est devenu à durée indéterminée et que sa rupture doit s'analyser en un licenciement.</w:t>
       </w:r>
     </w:p>
     <w:p>
@@ -486,7 +486,7 @@
           <w:color w:val="000000"/>
           <w:sz w:val="22"/>
         </w:rPr>
-        <w:t>L'abus dont la charge de la preuve pese sur le salarie est constitue dans les hypotheses suivantes :</w:t>
+        <w:t>L'abus dont la charge de la preuve pose sur le salarié est constitue dans les hypothèses suivantes :</w:t>
       </w:r>
     </w:p>
     <w:p>
@@ -499,7 +499,7 @@
           <w:color w:val="000000"/>
           <w:sz w:val="22"/>
         </w:rPr>
-        <w:t>le motif de la rupture est non inherent e la personne du salarie. Tel est le cas lorsqu'il procede de la suppression d'un poste</w:t>
+        <w:t>le motif de la rupture est non inhérent à la personne du salarié. Tel est le cas lorsqu'il procède de la suppression d'un poste</w:t>
       </w:r>
     </w:p>
     <w:p>
@@ -509,7 +509,7 @@
           <w:color w:val="000000"/>
           <w:sz w:val="22"/>
         </w:rPr>
-        <w:t>(Cass. soc. 20 novembre 2007, Cass. soc. 15 d'cembre 2010) ou encore en cas de discrimination, par exemple en raison</w:t>
+        <w:t>(Cass. soc. 20 novembre 2007, Cass. soc. 15 décembre 2010) ou encore en cas de discrimination, par exemple en raison</w:t>
       </w:r>
     </w:p>
     <w:p>
@@ -519,7 +519,7 @@
           <w:color w:val="000000"/>
           <w:sz w:val="22"/>
         </w:rPr>
-        <w:t>de l'etat de sante du salarie (Cass. soc. 12 septembre 2018).</w:t>
+        <w:t>de l'état de santé du salarié (Cass. soc. 12 septembre 2018).</w:t>
       </w:r>
     </w:p>
     <w:p>
@@ -529,7 +529,7 @@
           <w:color w:val="000000"/>
           <w:sz w:val="22"/>
         </w:rPr>
-        <w:t>l'employeur fait preuve d'une l'gerete blemable en rompant la relation de travail. C'est l'hypothese notamment oe l'em--</w:t>
+        <w:t>l'employeur fait preuve d'une légèreté blâmable en rompant la relation de travail. C'est l'hypothèse notamment ou l'em--</w:t>
       </w:r>
     </w:p>
     <w:p>
@@ -539,7 +539,7 @@
           <w:color w:val="000000"/>
           <w:sz w:val="22"/>
         </w:rPr>
-        <w:t>ployeur ne permet pas au salarie de d'montrer sa competence en etant affecte e un poste different de celui pour lequel il a</w:t>
+        <w:t>ployeur ne permet pas au salarié de démontrer sa compétence en étant affecté à un poste différent de celui pour lequel il a</w:t>
       </w:r>
     </w:p>
     <w:p>
@@ -549,7 +549,7 @@
           <w:color w:val="000000"/>
           <w:sz w:val="22"/>
         </w:rPr>
-        <w:t>et' recrute (Cass. soc. 20 fevrier 2007). De m'me est abusif le fait pour un employeur de mettre fin au contrat de travail</w:t>
+        <w:t>été recruté (Cass. soc. 20 février 2007). De même est abusif le fait pour un employeur de mettre fin au contrat de travail</w:t>
       </w:r>
     </w:p>
     <w:p>
@@ -559,7 +559,7 @@
           <w:color w:val="000000"/>
           <w:sz w:val="22"/>
         </w:rPr>
-        <w:t>d'un salarie au motif qu'il ne presentait pas les qualites professionnelles requises alors m'me qu'il l'avait juge apte e un</w:t>
+        <w:t>d'un salarié au motif qu'il ne présentait pas les qualités professionnelles requises alors même qu'il l'avait juge apte à un</w:t>
       </w:r>
     </w:p>
     <w:p>
@@ -569,7 +569,7 @@
           <w:color w:val="000000"/>
           <w:sz w:val="22"/>
         </w:rPr>
-        <w:t>emploi de qualification superieure (Cass. soc. 17 juillet 1996), ou encore la rupture qui intervient au bout de deux jours</w:t>
+        <w:t>emploi de qualification supérieure (Cass. soc. 17 juillet 1996), ou encore la rupture qui intervient au bout de deux jours</w:t>
       </w:r>
     </w:p>
     <w:p>
@@ -592,7 +592,7 @@
           <w:color w:val="000000"/>
           <w:sz w:val="22"/>
         </w:rPr>
-        <w:t>la rupture est inspiree par la volonte de nuire au salarie.</w:t>
+        <w:t>la rupture est inspirée par la volonté de nuire au salarié.</w:t>
       </w:r>
     </w:p>
     <w:p>
@@ -602,7 +602,7 @@
           <w:color w:val="000000"/>
           <w:sz w:val="22"/>
         </w:rPr>
-        <w:t>e noter enfin que les dispositions relatives aux discriminations ont vocation e s'appliquer e la periode d'essai. D's lors, la</w:t>
+        <w:t>à noter enfin que les dispositions relatives aux discriminations ont vocation à s'appliquer à la période d'essai. Des lors, la</w:t>
       </w:r>
     </w:p>
     <w:p>
@@ -612,7 +612,7 @@
           <w:color w:val="000000"/>
           <w:sz w:val="22"/>
         </w:rPr>
-        <w:t>rupture intervenue pour un motif discriminatoire est nulle et le salarie peut demander sa reintegration avec rappel des salaires</w:t>
+        <w:t>rupture intervenue pour un motif discriminatoire est nulle et le salarié peut demander sa réintégration avec rappel des salaires</w:t>
       </w:r>
     </w:p>
     <w:p>
@@ -632,7 +632,7 @@
           <w:color w:val="000000"/>
           <w:sz w:val="22"/>
         </w:rPr>
-        <w:t>Dans ces hypotheses, la rupture est abusive et ouvre droit e une indemnisation du salarie en fonction du prejudice subi.</w:t>
+        <w:t>Dans ces hypothèses, la rupture est abusive et ouvre droit à une indemnisation du salarié en fonction du préjudice subi.</w:t>
       </w:r>
     </w:p>
     <w:p>
@@ -665,7 +665,7 @@
           <w:color w:val="000000"/>
           <w:sz w:val="22"/>
         </w:rPr>
-        <w:t>La Cour de cassation dans un arret en date 10 mars 2004 rappelle que la procedure disciplinaire doit etre suivie d's lors</w:t>
+        <w:t>La Cour de cassation dans un arrêt en date 10 mars 2004 rappelle que la procédure disciplinaire doit être suivie des lors</w:t>
       </w:r>
     </w:p>
     <w:p>
@@ -675,7 +675,7 @@
           <w:color w:val="000000"/>
           <w:sz w:val="22"/>
         </w:rPr>
-        <w:t>qu'une faute justifie la fin de la relation de travail. Peu importe que la rupture intervienne e l'occasion de la periode d'essai ou</w:t>
+        <w:t>qu'une faute justifie la fin de la relation de travail. Peu importe que la rupture intervienne à l'occasion de la période d'essai ou</w:t>
       </w:r>
     </w:p>
     <w:p>
@@ -685,7 +685,7 @@
           <w:color w:val="000000"/>
           <w:sz w:val="22"/>
         </w:rPr>
-        <w:t>non. En d'finitive, les juges supremes rattachent le principe de la procedure disciplinaire e la rupture du contrat d's lors</w:t>
+        <w:t>non. En définitive, les juges suprêmes rattachent le principe de la procédure disciplinaire à la rupture du contrat des lors</w:t>
       </w:r>
     </w:p>
     <w:p>
@@ -695,7 +695,7 @@
           <w:color w:val="000000"/>
           <w:sz w:val="22"/>
         </w:rPr>
-        <w:t>qu'une faute est alleguee, quel que soit le moment oe il prend fin</w:t>
+        <w:t>qu'une faute est alléguée, quel que soit le moment ou il prend fin</w:t>
       </w:r>
     </w:p>
     <w:p/>
@@ -709,7 +709,7 @@
           <w:color w:val="2F5496"/>
           <w:sz w:val="24"/>
         </w:rPr>
-        <w:t>LA CLAUSE DE NON CONCURRENCE II e</w:t>
+        <w:t>LA CLAUSE DE NON CONCURRENCE II •</w:t>
       </w:r>
     </w:p>
     <w:p>
@@ -722,7 +722,7 @@
           <w:color w:val="006100"/>
           <w:sz w:val="24"/>
         </w:rPr>
-        <w:t>PRINCIPE A e</w:t>
+        <w:t>PRINCIPE A •</w:t>
       </w:r>
     </w:p>
     <w:p>
@@ -732,7 +732,7 @@
           <w:color w:val="006100"/>
           <w:sz w:val="22"/>
         </w:rPr>
-        <w:t>Afin de se proteger de la concurrence d'anciens salaries ou pour se premunir de l'utilisation qu'ils pourraient faire</w:t>
+        <w:t>Afin de se protéger de la concurrence d'anciens salariés ou pour se prémunir de l'utilisation qu'ils pourraient faire</w:t>
       </w:r>
     </w:p>
     <w:p>
@@ -742,7 +742,7 @@
           <w:color w:val="006100"/>
           <w:sz w:val="22"/>
         </w:rPr>
-        <w:t>d'information et de connaissances specifiques acquises dans l'entreprise, les employeurs integrent regulierement dans le</w:t>
+        <w:t>d'information et de connaissances spécifiques acquises dans l'entreprise, les employeurs intègrent régulièrement dans le</w:t>
       </w:r>
     </w:p>
     <w:p>
@@ -762,7 +762,7 @@
           <w:color w:val="006100"/>
           <w:sz w:val="22"/>
         </w:rPr>
-        <w:t>La clause de non-concurrence interdit au salarie, e l'issue de son contrat de travail (quelle que soit la maniere dont il prend fin, sauf</w:t>
+        <w:t>La clause de non-concurrence interdit au salarié, à l'issue de son contrat de travail (quelle que soit la manière dont il prend fin, sauf</w:t>
       </w:r>
     </w:p>
     <w:p>
@@ -772,7 +772,7 @@
           <w:color w:val="006100"/>
           <w:sz w:val="22"/>
         </w:rPr>
-        <w:t>disposition contractuelle contraire), de travailler pour une entreprise concurrente ou d'avoir une activite concurrente.</w:t>
+        <w:t>disposition contractuelle contraire), de travailler pour une entreprise concurrente ou d'avoir une activité concurrente.</w:t>
       </w:r>
     </w:p>
     <w:p>
@@ -782,7 +782,7 @@
           <w:color w:val="006100"/>
           <w:sz w:val="22"/>
         </w:rPr>
-        <w:t>Ignoree par la loi, les tribunaux, sans en condamner l'existence, ont de maniere empirique conditionne sa validite en se</w:t>
+        <w:t>Ignorée par la loi, les tribunaux, sans en condamner l'existence, ont de manière empirique conditionné sa validité en se</w:t>
       </w:r>
     </w:p>
     <w:p>
@@ -805,7 +805,7 @@
           <w:color w:val="006100"/>
           <w:sz w:val="22"/>
         </w:rPr>
-        <w:t>Le principe constitutionnel de la liberte du travail ;</w:t>
+        <w:t>Le principe constitutionnel de la liberté du travail ;</w:t>
       </w:r>
     </w:p>
     <w:p>
@@ -818,7 +818,7 @@
           <w:color w:val="006100"/>
           <w:sz w:val="22"/>
         </w:rPr>
-        <w:t>Le principe erige par l'article L. 1121-1 du code du travail qui dispose e nul ne peut apporter aux droits des personnes et aux</w:t>
+        <w:t>Le principe érigé par l'article L. 1121-1 du code du travail qui dispose à nul ne peut apporter aux droits des personnes et aux</w:t>
       </w:r>
     </w:p>
     <w:p>
@@ -828,7 +828,7 @@
           <w:color w:val="006100"/>
           <w:sz w:val="22"/>
         </w:rPr>
-        <w:t>libertes individuelles et collectives des restrictions qui ne seraient pas justifiees par la nature de la t'che e accomplir ni</w:t>
+        <w:t>libertés individuelles et collectives des restrictions qui ne seraient pas justifiées par la nature de la tâche à accomplir ni</w:t>
       </w:r>
     </w:p>
     <w:p>
@@ -838,7 +838,7 @@
           <w:color w:val="006100"/>
           <w:sz w:val="22"/>
         </w:rPr>
-        <w:t>proportionnees au but recherche e</w:t>
+        <w:t>proportionnées au but recherche à</w:t>
       </w:r>
     </w:p>
     <w:p>
@@ -848,7 +848,7 @@
           <w:color w:val="006100"/>
           <w:sz w:val="22"/>
         </w:rPr>
-        <w:t>Partant, la chambre sociale de la Cour de cassation a etabli les conditions suivantes n'cessaires e la validite d'une clause de</w:t>
+        <w:t>Partant, la chambre sociale de la Cour de cassation a établi les conditions suivantes nécessaires à la validité d'une clause de</w:t>
       </w:r>
     </w:p>
     <w:p>
@@ -871,7 +871,7 @@
           <w:color w:val="7030A0"/>
           <w:sz w:val="24"/>
         </w:rPr>
-        <w:t>CONDITIONS DE VALIDITe B e</w:t>
+        <w:t>CONDITIONS DE VALIDITÉ B •</w:t>
       </w:r>
     </w:p>
     <w:p>
@@ -884,7 +884,7 @@
           <w:color w:val="2F5496"/>
           <w:sz w:val="24"/>
         </w:rPr>
-        <w:t>ELLE DOIT eTRE LIMITeE DANS LE TEMPS ET DANS L'ESPACE</w:t>
+        <w:t>ELLE DOIT ÊTRE LIMITÉE DANS LE TEMPS ET DANS L'ESPACE</w:t>
       </w:r>
     </w:p>
     <w:p>
@@ -904,7 +904,7 @@
           <w:color w:val="000000"/>
           <w:sz w:val="22"/>
         </w:rPr>
-        <w:t>Les dispositions du contrat doivent indiquer clairement le champ d'application territoriale de la clause ainsi que la duree</w:t>
+        <w:t>Les dispositions du contrat doivent indiquer clairement le champ d'application territoriale de la clause ainsi que la durée</w:t>
       </w:r>
     </w:p>
     <w:p>
@@ -914,7 +914,7 @@
           <w:color w:val="000000"/>
           <w:sz w:val="22"/>
         </w:rPr>
-        <w:t>pendant laquelle elle sera effective. En outre les contraintes de temps et d'espace doivent etre proportionnees aux interets de</w:t>
+        <w:t>pendant laquelle elle sera effective. En outre les contraintes de temps et d'espace doivent être proportionnées aux intérêts de</w:t>
       </w:r>
     </w:p>
     <w:p>
@@ -924,7 +924,7 @@
           <w:color w:val="000000"/>
           <w:sz w:val="22"/>
         </w:rPr>
-        <w:t>l'entreprise et permettre au salarie de retrouver un emploi correspondant e ses competences.</w:t>
+        <w:t>l'entreprise et permettre au salarié de retrouver un emploi correspondant à ses compétences.</w:t>
       </w:r>
     </w:p>
     <w:p>
@@ -937,7 +937,7 @@
           <w:color w:val="2F5496"/>
           <w:sz w:val="24"/>
         </w:rPr>
-        <w:t>ELLE DOIT eTRE N'CESSAIRE e LA PROTECTION DES INTeReTS L'GITIMES DE L'ENTREPRISE</w:t>
+        <w:t>ELLE DOIT ÊTRE NÉCESSAIRE à LA PROTECTION DES INTÉRÊTS LÉGITIMES DE L'ENTREPRISE</w:t>
       </w:r>
     </w:p>
     <w:p>
@@ -957,7 +957,7 @@
           <w:color w:val="000000"/>
           <w:sz w:val="22"/>
         </w:rPr>
-        <w:t>Affirmee par l'arret Godissart du 14 fevrier 1992, la clause de non-concurrence doit etre indispensable e la protection des interets</w:t>
+        <w:t>Affirmée par l'arrêt Godissart du 14 février 1992, la clause de non-concurrence doit être indispensable à la protection des intérêts</w:t>
       </w:r>
     </w:p>
     <w:p>
@@ -967,7 +967,7 @@
           <w:color w:val="000000"/>
           <w:sz w:val="22"/>
         </w:rPr>
-        <w:t>l'gitimes de l'entreprise. Ceux-ci sont apprecies au regard :</w:t>
+        <w:t>légitimes de l'entreprise. Ceux-ci sont appréciés au regard :</w:t>
       </w:r>
     </w:p>
     <w:p>
@@ -980,7 +980,7 @@
           <w:color w:val="000000"/>
           <w:sz w:val="22"/>
         </w:rPr>
-        <w:t>de la concurrence existant dans le secteur d'activite (activite de travail temporaire, secteur de la construction et du betimente) ;</w:t>
+        <w:t>de la concurrence existant dans le secteur d'activité (activité de travail temporaire, secteur de la construction et du bétimenté) ;</w:t>
       </w:r>
     </w:p>
     <w:p>
@@ -993,7 +993,7 @@
           <w:color w:val="000000"/>
           <w:sz w:val="22"/>
         </w:rPr>
-        <w:t>du risque concurrentiel que le salarie peut faire peser (clientele, reseaux, connaissance d'informationse) sur l'entreprise.</w:t>
+        <w:t>du risque concurrentiel que le salarié peut faire peser (clientèle, réseaux, connaissance d'informationsé) sur l'entreprise.</w:t>
       </w:r>
     </w:p>
     <w:p>
@@ -1006,7 +1006,7 @@
           <w:color w:val="2F5496"/>
           <w:sz w:val="24"/>
         </w:rPr>
-        <w:t>ELLE DOIT INDIQUER LES ACTIVITeS VISeES PAR L'INTERDICTION</w:t>
+        <w:t>ELLE DOIT INDIQUER LES ACTIVITÉS VISÉES PAR L'INTERDICTION</w:t>
       </w:r>
     </w:p>
     <w:p>
@@ -1026,7 +1026,7 @@
           <w:color w:val="000000"/>
           <w:sz w:val="22"/>
         </w:rPr>
-        <w:t>En effet, la presence d'une clause de non-concurrence ne doit pas avoir pour effet d'empecher le salarie de toute possibilite de</w:t>
+        <w:t>En effet, la présence d'une clause de non-concurrence ne doit pas avoir pour effet d'empêcher le salarié de toute possibilité de</w:t>
       </w:r>
     </w:p>
     <w:p>
@@ -1036,7 +1036,7 @@
           <w:color w:val="000000"/>
           <w:sz w:val="22"/>
         </w:rPr>
-        <w:t>retrouver un emploi dans son domaine de formation. Les tribunaux apprecient cette condition au cas par cas en fonction de la</w:t>
+        <w:t>retrouver un emploi dans son domaine de formation. Les tribunaux apprécient cette condition au cas par cas en fonction de la</w:t>
       </w:r>
     </w:p>
     <w:p>
@@ -1046,7 +1046,7 @@
           <w:color w:val="000000"/>
           <w:sz w:val="22"/>
         </w:rPr>
-        <w:t>palette de competence du salarie et de la duree d'activite dans le secteur concerne. Ainsi le juge est fonde e limiter l'application</w:t>
+        <w:t>palette de compétence du salarié et de la durée d'activité dans le secteur concerne. Ainsi le juge est fondé à limiter l'application</w:t>
       </w:r>
     </w:p>
     <w:p>
@@ -1056,7 +1056,7 @@
           <w:color w:val="000000"/>
           <w:sz w:val="22"/>
         </w:rPr>
-        <w:t>d'une clause de non-concurrence qui ne permet pas au salarie de trouver un emploi compatible avec sa formation (Cass. soc.</w:t>
+        <w:t>d'une clause de non-concurrence qui ne permet pas au salarié de trouver un emploi compatible avec sa formation (Cass. soc.</w:t>
       </w:r>
     </w:p>
     <w:p>
@@ -1079,7 +1079,7 @@
           <w:color w:val="006100"/>
           <w:sz w:val="24"/>
         </w:rPr>
-        <w:t>ELLE DOIT FAIRE L'OBJET D'UNE CONTREPARTIE PeCUNIAIRE</w:t>
+        <w:t>ELLE DOIT FAIRE L'OBJET D'UNE CONTREPARTIE PÉCUNIAIRE</w:t>
       </w:r>
     </w:p>
     <w:p>
@@ -1099,7 +1099,7 @@
           <w:color w:val="006100"/>
           <w:sz w:val="22"/>
         </w:rPr>
-        <w:t>La Cour de cassation par un arret en date du 10 juillet 2002 a fait de la contrepartie financiere une condition de validite de la</w:t>
+        <w:t>La Cour de cassation par un arrêt en date du 10 juillet 2002 a fait de la contrepartie financière une condition de validité de la</w:t>
       </w:r>
     </w:p>
     <w:p>
@@ -1109,7 +1109,7 @@
           <w:color w:val="006100"/>
           <w:sz w:val="22"/>
         </w:rPr>
-        <w:t>clause de non-concurrence. En outre la contrepartie doit etre versee e l'issue de la relation de travail (e d'faut la clause est</w:t>
+        <w:t>clause de non-concurrence. En outre la contrepartie doit être versée à l'issue de la relation de travail (à défaut la clause est</w:t>
       </w:r>
     </w:p>
     <w:p>
@@ -1119,7 +1119,7 @@
           <w:color w:val="006100"/>
           <w:sz w:val="22"/>
         </w:rPr>
-        <w:t>nulle et les sommes pereues sont non restituables e Cass. soc. 15 janv. 2014) et ne doit pas etre d'risoire (Cass. soc. 15 nov.</w:t>
+        <w:t>nulle et les sommes perçues sont non restituables à Cass. soc. 15 janv. 2014) et ne doit pas être dérisoire (Cass. soc. 15 nov.</w:t>
       </w:r>
     </w:p>
     <w:p>
@@ -1129,7 +1129,7 @@
           <w:color w:val="006100"/>
           <w:sz w:val="22"/>
         </w:rPr>
-        <w:t>2006 et 7 mars 2007). Les modalites de calcul de l'indemnite peuvent etre prevues par la convention collective. Enfin, la</w:t>
+        <w:t>2006 et 7 mars 2007). Les modalités de calcul de l'indemnité peuvent être prévues par la convention collective. Enfin, la</w:t>
       </w:r>
     </w:p>
     <w:p>
@@ -1139,7 +1139,7 @@
           <w:color w:val="006100"/>
           <w:sz w:val="22"/>
         </w:rPr>
-        <w:t>disposition prevoyant une minoration de l'indemnite en cas de licenciement pour faute doit etre reputee non ecrite, mais n'en-</w:t>
+        <w:t>disposition prévoyant une minoration de l'indemnité en cas de licenciement pour faute doit être réputée non écrite, mais n'en-</w:t>
       </w:r>
     </w:p>
     <w:p>
@@ -1149,7 +1149,7 @@
           <w:color w:val="006100"/>
           <w:sz w:val="22"/>
         </w:rPr>
-        <w:t>tache pas la clause elle-m'me de nullite (Cass. soc. 8 avril 2010). Il en est de m'me en cas de d'mission (Cass. soc. 25 janvier</w:t>
+        <w:t>tache pas la clause elle-même de nullité (Cass. soc. 8 avril 2010). Il en est de même en cas de démission (Cass. soc. 25 janvier</w:t>
       </w:r>
     </w:p>
     <w:p>
@@ -1159,7 +1159,7 @@
           <w:color w:val="006100"/>
           <w:sz w:val="22"/>
         </w:rPr>
-        <w:t>2012). e noter enfin que la clause du contrat de travail prevoyant une indemnite en cas de non-respect par le salarie de la clause</w:t>
+        <w:t>2012). à noter enfin que la clause du contrat de travail prévoyant une indemnité en cas de non-respect par le salarié de la clause</w:t>
       </w:r>
     </w:p>
     <w:p>
@@ -1169,7 +1169,7 @@
           <w:color w:val="006100"/>
           <w:sz w:val="22"/>
         </w:rPr>
-        <w:t>de non-concurrence doit s'analyser comme une clause penale (Cass. soc. 14 fevrier 2024).</w:t>
+        <w:t>de non-concurrence doit s'analyser comme une clause pénale (Cass. soc. 14 février 2024).</w:t>
       </w:r>
     </w:p>
     <w:p>
@@ -1179,7 +1179,7 @@
           <w:color w:val="006100"/>
           <w:sz w:val="22"/>
         </w:rPr>
-        <w:t>Les conditions sont cumulatives et l'absence de l'une d'entre elles conduit e la nullite de la clause. Il en est de m'me si l'une</w:t>
+        <w:t>Les conditions sont cumulatives et l'absence de l'une d'entre elles conduit à la nullité de la clause. Il en est de même si l'une</w:t>
       </w:r>
     </w:p>
     <w:p>
@@ -1189,7 +1189,7 @@
           <w:color w:val="006100"/>
           <w:sz w:val="22"/>
         </w:rPr>
-        <w:t>d'elles, bien que presente, est abusive (par exemple une disproportion entre le champ d'application geographique et les</w:t>
+        <w:t>d'elles, bien que présente, est abusive (par exemple une disproportion entre le champ d'application géographique et les</w:t>
       </w:r>
     </w:p>
     <w:p>
@@ -1199,7 +1199,7 @@
           <w:color w:val="006100"/>
           <w:sz w:val="22"/>
         </w:rPr>
-        <w:t>interets l'gitimes de l'entreprise). e noter enfin que seul le salarie peut se prevaloir de la nullite de la clause de non-</w:t>
+        <w:t>intérêts légitimes de l'entreprise). à noter enfin que seul le salarié peut se prévaloir de la nullité de la clause de non-</w:t>
       </w:r>
     </w:p>
     <w:p>
@@ -1209,7 +1209,7 @@
           <w:color w:val="006100"/>
           <w:sz w:val="22"/>
         </w:rPr>
-        <w:t>concurrence mais la nullite n'emporte plus indemnisation systematique. Il convient d'sormais au salarie d'apporter la preuve</w:t>
+        <w:t>concurrence mais la nullité n'emporte plus indemnisation systématique. Il convient désormais au salarié d'apporter la preuve</w:t>
       </w:r>
     </w:p>
     <w:p>
@@ -1219,7 +1219,7 @@
           <w:color w:val="006100"/>
           <w:sz w:val="22"/>
         </w:rPr>
-        <w:t>de son prejudice (Cass. soc 25 mai 2016).</w:t>
+        <w:t>de son préjudice (Cass. soc 25 mai 2016).</w:t>
       </w:r>
     </w:p>
     <w:p>
@@ -1229,7 +1229,7 @@
           <w:color w:val="006100"/>
           <w:sz w:val="22"/>
         </w:rPr>
-        <w:t>Si elle est valide, le salarie est tenu de l'observer, m'me si l'employeur a cesse son activite (Cass. soc. 21 janvier 2015). e d'faut,</w:t>
+        <w:t>Si elle est valide, le salarié est tenu de l'observer, même si l'employeur a cesse son activité (Cass. soc. 21 janvier 2015). à défaut,</w:t>
       </w:r>
     </w:p>
     <w:p>
@@ -1239,7 +1239,7 @@
           <w:color w:val="006100"/>
           <w:sz w:val="22"/>
         </w:rPr>
-        <w:t>il peut etre condamne au versement de dommages interets e raison du prejudice subi par l'entreprise.</w:t>
+        <w:t>il peut être condamné au versement de dommages intérêts à raison du préjudice subi par l'entreprise.</w:t>
       </w:r>
     </w:p>
     <w:p>
@@ -1249,7 +1249,7 @@
           <w:color w:val="006100"/>
           <w:sz w:val="22"/>
         </w:rPr>
-        <w:t>Enfin, il est possible de renoncer e l'application de la clause si les deux parties y consentent (Cass. soc. 29 mars 2017, sous</w:t>
+        <w:t>Enfin, il est possible de renoncer à l'application de la clause si les deux parties y consentent (Cass. soc. 29 mars 2017, sous</w:t>
       </w:r>
     </w:p>
     <w:p>
@@ -1259,7 +1259,7 @@
           <w:color w:val="006100"/>
           <w:sz w:val="22"/>
         </w:rPr>
-        <w:t>reserve que la volonte du salarie soit expres et sans equivoque, 6 fevrier 2019), sauf dispositions conventionnelles ou contrac-</w:t>
+        <w:t>réserve que la volonté du salarié soit exprès et sans équivoque, 6 février 2019), sauf dispositions conventionnelles ou contrac-</w:t>
       </w:r>
     </w:p>
     <w:p>
@@ -1269,7 +1269,7 @@
           <w:color w:val="006100"/>
           <w:sz w:val="22"/>
         </w:rPr>
-        <w:t>tuelles contraires. Ainsi, les stipulations du contrat ou de la convention collective peuvent prevoir la faculte d'un tel</w:t>
+        <w:t>tuelles contraires. Ainsi, les stipulations du contrat ou de la convention collective peuvent prévoir la faculté d'un tel</w:t>
       </w:r>
     </w:p>
     <w:p>
@@ -1279,7 +1279,7 @@
           <w:color w:val="006100"/>
           <w:sz w:val="22"/>
         </w:rPr>
-        <w:t>renoncement en principe au plus tard au moment de la rupture du contrat ou dans un bref d'lai au-dele (au plus tard au</w:t>
+        <w:t>renoncement en principe au plus tard au moment de la rupture du contrat ou dans un bref délai au-delà (au plus tard au</w:t>
       </w:r>
     </w:p>
     <w:p>
@@ -1289,7 +1289,7 @@
           <w:color w:val="006100"/>
           <w:sz w:val="22"/>
         </w:rPr>
-        <w:t>moment du d'part effectif du salarie : Cass. soc. 29 avril 2025). Par contre, doit etre consideree comme non ecrite une</w:t>
+        <w:t>moment du départ effectif du salarié : Cass. soc. 29 avril 2025). Par contre, doit être considérée comme non écrite une</w:t>
       </w:r>
     </w:p>
     <w:p>
@@ -1299,7 +1299,7 @@
           <w:color w:val="006100"/>
           <w:sz w:val="22"/>
         </w:rPr>
-        <w:t>disposition de la clause prevoyant la faculte pour l'employeur de renoncer e on application e tout moment de son execution</w:t>
+        <w:t>disposition de la clause prévoyant la faculté pour l'employeur de renoncer à on application à tout moment de son exécution</w:t>
       </w:r>
     </w:p>
     <w:p>
@@ -1309,7 +1309,7 @@
           <w:color w:val="006100"/>
           <w:sz w:val="22"/>
         </w:rPr>
-        <w:t>apres la rupture du contrat (Cass. soc. 13 juillet 2010). Il en est de m'me lorsque l'employeur se reserve seul la faculte de</w:t>
+        <w:t>après la rupture du contrat (Cass. soc. 13 juillet 2010). Il en est de même lorsque l'employeur se réserve seul la faculté de</w:t>
       </w:r>
     </w:p>
     <w:p>
@@ -1319,7 +1319,7 @@
           <w:color w:val="006100"/>
           <w:sz w:val="22"/>
         </w:rPr>
-        <w:t>renouveler la duree de l'interdiction apres la rupture du contrat (Cass. soc. 13 septembre 2023).</w:t>
+        <w:t>renouveler la durée de l'interdiction après la rupture du contrat (Cass. soc. 13 septembre 2023).</w:t>
       </w:r>
     </w:p>
     <w:p>
@@ -1332,7 +1332,7 @@
           <w:color w:val="2F5496"/>
           <w:sz w:val="24"/>
         </w:rPr>
-        <w:t>LA CLAUSE DE MOBILITe III e</w:t>
+        <w:t>LA CLAUSE DE MOBILITÉ III •</w:t>
       </w:r>
     </w:p>
     <w:p>
@@ -1345,7 +1345,7 @@
           <w:color w:val="006100"/>
           <w:sz w:val="24"/>
         </w:rPr>
-        <w:t>PRINCIPE A e</w:t>
+        <w:t>PRINCIPE A •</w:t>
       </w:r>
     </w:p>
     <w:p>
@@ -1355,7 +1355,7 @@
           <w:color w:val="006100"/>
           <w:sz w:val="22"/>
         </w:rPr>
-        <w:t>Une entreprise comportant differents sites ou qui envisage le d'veloppement de son activite en differents lieux peut l'gitimement</w:t>
+        <w:t>Une entreprise comportant différents sites ou qui envisage le développement de son activité en différents lieux peut légitimement</w:t>
       </w:r>
     </w:p>
     <w:p>
@@ -1365,7 +1365,7 @@
           <w:color w:val="006100"/>
           <w:sz w:val="22"/>
         </w:rPr>
-        <w:t>supposer que l'evolution souhaitee aura pour consequences de modifier le lieu de travail de certains salaries. La mobilite peut</w:t>
+        <w:t>supposer que l'évolution souhaitée aura pour conséquences de modifier le lieu de travail de certains salariés. La mobilité peut</w:t>
       </w:r>
     </w:p>
     <w:p>
@@ -1375,7 +1375,7 @@
           <w:color w:val="006100"/>
           <w:sz w:val="22"/>
         </w:rPr>
-        <w:t>s'effectuer librement dans un m'me secteur geographique dans la mesure oe la mention du lieu de travail dans le contrat n'a qu'une</w:t>
+        <w:t>s'effectuer librement dans un même secteur géographique dans la mesure où la mention du lieu de travail dans le contrat n'a qu'une</w:t>
       </w:r>
     </w:p>
     <w:p>
@@ -1385,7 +1385,7 @@
           <w:color w:val="006100"/>
           <w:sz w:val="22"/>
         </w:rPr>
-        <w:t>valeur indicative (Cass. soc. 3 juin 2003) sauf e faire mentionner le caractere exclusif du lieu d'execution de la prestation de travail.</w:t>
+        <w:t>valeur indicative (Cass. soc. 3 juin 2003) sauf à faire mentionner le caractère exclusif du lieu d'exécution de la prestation de travail.</w:t>
       </w:r>
     </w:p>
     <w:p>
@@ -1395,7 +1395,7 @@
           <w:color w:val="006100"/>
           <w:sz w:val="22"/>
         </w:rPr>
-        <w:t>Par contre, si la mutation doit s'operer au-dele du secteur geographique considere, celle-ci constitue une modification du</w:t>
+        <w:t>Par contre, si la mutation doit s'opérer au-delà du secteur géographique considéré, celle-ci constitue une modification du</w:t>
       </w:r>
     </w:p>
     <w:p>
@@ -1405,7 +1405,7 @@
           <w:color w:val="006100"/>
           <w:sz w:val="22"/>
         </w:rPr>
-        <w:t>contrat pour laquelle l'employeur doit recueillir l'accord du salarie. N'anmoins, l'affectation temporaire du salarie en</w:t>
+        <w:t>contrat pour laquelle l'employeur doit recueillir l'accord du salarié. Néanmoins, l'affectation temporaire du salarié en</w:t>
       </w:r>
     </w:p>
     <w:p>
@@ -1415,7 +1415,7 @@
           <w:color w:val="006100"/>
           <w:sz w:val="22"/>
         </w:rPr>
-        <w:t>dehors du m'me secteur geographique ne constitue pas une modification du contrat si l'affectation est motivee par l'interet de l'entreprise, justifiee par des circonstances exceptionnelles, et si le salarie est informe prealablement dans</w:t>
+        <w:t>dehors du même secteur géographique ne constitue pas une modification du contrat si l'affectation est motivée par l'intérêt de l'entreprise, justifiée par des circonstances exceptionnelles, et si le salarié est informé préalablement dans</w:t>
       </w:r>
     </w:p>
     <w:p>
@@ -1425,7 +1425,7 @@
           <w:color w:val="006100"/>
           <w:sz w:val="22"/>
         </w:rPr>
-        <w:t>un d'lai raisonnable du caractere temporaire de l'affectation et de sa duree previsible (Cass. soc. 3 fevrier 2010).</w:t>
+        <w:t>un délai raisonnable du caractère temporaire de l'affectation et de sa durée prévisible (Cass. soc. 3 février 2010).</w:t>
       </w:r>
     </w:p>
     <w:p>
@@ -1435,7 +1435,7 @@
           <w:color w:val="006100"/>
           <w:sz w:val="22"/>
         </w:rPr>
-        <w:t>D's lors l'employeur peut anticiper cette situation en prevoyant une clause de mobilite dans le contrat de travail. Cette clause</w:t>
+        <w:t>Des lors l'employeur peut anticiper cette situation en prévoyant une clause de mobilité dans le contrat de travail. Cette clause</w:t>
       </w:r>
     </w:p>
     <w:p>
@@ -1445,7 +1445,7 @@
           <w:color w:val="006100"/>
           <w:sz w:val="22"/>
         </w:rPr>
-        <w:t>prevoit la possibilite pour l'employeur de modifier unilateralement le lieu de travail du salarie sans que ce dernier ne puisse</w:t>
+        <w:t>prévoit la possibilité pour l'employeur de modifier unilatéralement le lieu de travail du salarié sans que ce dernier ne puisse</w:t>
       </w:r>
     </w:p>
     <w:p>
@@ -1455,7 +1455,7 @@
           <w:color w:val="006100"/>
           <w:sz w:val="22"/>
         </w:rPr>
-        <w:t>ben'ficier des regles protectrices liees aux modifications du contrat de travail. Le refus par le salarie d'accepter la mutation</w:t>
+        <w:t>bénéficier des règles protectrices liées aux modifications du contrat de travail. Le refus par le salarié d'accepter la mutation</w:t>
       </w:r>
     </w:p>
     <w:p>
@@ -1465,7 +1465,7 @@
           <w:color w:val="006100"/>
           <w:sz w:val="22"/>
         </w:rPr>
-        <w:t>constitue une cause reelle et s'rieuse de licenciement. e noter enfin que la clause ne peut avoir pour objet ni pour effet</w:t>
+        <w:t>constitue une cause réelle et sérieuse de licenciement. à noter enfin que la clause ne peut avoir pour objet ni pour effet</w:t>
       </w:r>
     </w:p>
     <w:p>
@@ -1475,7 +1475,7 @@
           <w:color w:val="006100"/>
           <w:sz w:val="22"/>
         </w:rPr>
-        <w:t>d'accepter par avance un changement d'employeur (Cass. soc. 14 d'cembre 2022).</w:t>
+        <w:t>d'accepter par avance un changement d'employeur (Cass. soc. 14 décembre 2022).</w:t>
       </w:r>
     </w:p>
     <w:p>
@@ -1488,7 +1488,7 @@
           <w:color w:val="2F5496"/>
           <w:sz w:val="24"/>
         </w:rPr>
-        <w:t>MISE EN eUVRE B e</w:t>
+        <w:t>MISE EN OUVRE B •</w:t>
       </w:r>
     </w:p>
     <w:p>
@@ -1498,7 +1498,7 @@
           <w:color w:val="000000"/>
           <w:sz w:val="22"/>
         </w:rPr>
-        <w:t>L'existence d'une clause de mobilite ne permet pas pour autant e l'employeur d'en faire un usage abusif. En cas de contestation,</w:t>
+        <w:t>L'existence d'une clause de mobilité ne permet pas pour autant à l'employeur d'en faire un usage abusif. En cas de contestation,</w:t>
       </w:r>
     </w:p>
     <w:p>
@@ -1508,7 +1508,7 @@
           <w:color w:val="000000"/>
           <w:sz w:val="22"/>
         </w:rPr>
-        <w:t>le juge verifiera les el'ments suivants :</w:t>
+        <w:t>le juge vérifiera les éléments suivants :</w:t>
       </w:r>
     </w:p>
     <w:p>
@@ -1518,7 +1518,7 @@
           <w:color w:val="000000"/>
           <w:sz w:val="22"/>
         </w:rPr>
-        <w:t>Elle doit etre motivee par l'interet de l'entreprise, ?</w:t>
+        <w:t>Elle doit être motivée par l'intérêt de l'entreprise, ?</w:t>
       </w:r>
     </w:p>
     <w:p>
@@ -1528,7 +1528,7 @@
           <w:color w:val="000000"/>
           <w:sz w:val="22"/>
         </w:rPr>
-        <w:t>Elle doit etre d'limitee geographiquement. L'employeur ne peut ainsi en etendre unilateralement la portee (Cass. soc. 7 ?</w:t>
+        <w:t>Elle doit être délimitée géographiquement. L'employeur ne peut ainsi en étendre unilatéralement la portée (Cass. soc. 7 ?</w:t>
       </w:r>
     </w:p>
     <w:p>
@@ -1538,7 +1538,7 @@
           <w:color w:val="000000"/>
           <w:sz w:val="22"/>
         </w:rPr>
-        <w:t>juin 2006). e noter que la Cour de cassation (Cass. soc. 9 juillet 2014 / 5 avril 2018) a reconnu la validite d'une clause</w:t>
+        <w:t>juin 2006). à noter que la Cour de cassation (Cass. soc. 9 juillet 2014 / 5 avril 2018) a reconnu la validité d'une clause</w:t>
       </w:r>
     </w:p>
     <w:p>
@@ -1548,7 +1548,7 @@
           <w:color w:val="000000"/>
           <w:sz w:val="22"/>
         </w:rPr>
-        <w:t>mentionnant le territoire national comme zone geographique au regard des fonctions occupees par le salarie. L'imprecision</w:t>
+        <w:t>mentionnant le territoire national comme zone géographique au regard des fonctions occupées par le salarié. L'imprécision</w:t>
       </w:r>
     </w:p>
     <w:p>
@@ -1558,7 +1558,7 @@
           <w:color w:val="000000"/>
           <w:sz w:val="22"/>
         </w:rPr>
-        <w:t>geographique de la clause emporte sa nullite (Cass. soc. 18 d'cembre 2024).</w:t>
+        <w:t>géographique de la clause emporte sa nullité (Cass. soc. 18 décembre 2024).</w:t>
       </w:r>
     </w:p>
     <w:p>
@@ -1568,7 +1568,7 @@
           <w:color w:val="000000"/>
           <w:sz w:val="22"/>
         </w:rPr>
-        <w:t>Elle doit faire l'objet d'un preavis (les juges apprecient ce critere notamment au regard de la bonne foi dans l'execution du ?</w:t>
+        <w:t>Elle doit faire l'objet d'un préavis (les juges apprécient ce critère notamment au regard de la bonne foi dans l'exécution du ?</w:t>
       </w:r>
     </w:p>
     <w:p>
@@ -1578,7 +1578,7 @@
           <w:color w:val="000000"/>
           <w:sz w:val="22"/>
         </w:rPr>
-        <w:t>contrat pour censurer des d'parts precipites sans tenir compte des imperatifs familiaux du salarie).</w:t>
+        <w:t>contrat pour censurer des départs précipités sans tenir compte des impératifs familiaux du salarié).</w:t>
       </w:r>
     </w:p>
     <w:p>
@@ -1588,7 +1588,7 @@
           <w:color w:val="000000"/>
           <w:sz w:val="22"/>
         </w:rPr>
-        <w:t>Elle doit respecter le principe de proportionnalite, d's lors qu'elle met en cause le libre choix du domicile (Cass. soc. 21 ?</w:t>
+        <w:t>Elle doit respecter le principe de proportionnalité, des lors qu'elle met en cause le libre choix du domicile (Cass. soc. 21 ?</w:t>
       </w:r>
     </w:p>
     <w:p>
@@ -1608,7 +1608,7 @@
           <w:color w:val="000000"/>
           <w:sz w:val="22"/>
         </w:rPr>
-        <w:t>En outre l'application de la clause ne doit pas avoir pour effet de modifier un autre el'ment du contrat de travail comme la</w:t>
+        <w:t>En outre l'application de la clause ne doit pas avoir pour effet de modifier un autre élément du contrat de travail comme la</w:t>
       </w:r>
     </w:p>
     <w:p>
@@ -1618,7 +1618,7 @@
           <w:color w:val="000000"/>
           <w:sz w:val="22"/>
         </w:rPr>
-        <w:t>remuneration. D's lors que l'employeur en fait un usage regulier, le salarie est tenu de respecter sa d'cision. e d'faut, le refus du</w:t>
+        <w:t>rémunération. Des lors que l'employeur en fait un usage régulier, le salarié est tenu de respecter sa décision. à défaut, le refus du</w:t>
       </w:r>
     </w:p>
     <w:p>
@@ -1628,7 +1628,7 @@
           <w:color w:val="000000"/>
           <w:sz w:val="22"/>
         </w:rPr>
-        <w:t>salarie constitue une cause reelle et s'rieuse de licenciement (mais ne caracterise pas e lui seul une faute grave. Cass. soc. 23 fev.</w:t>
+        <w:t>salarié constitue une cause réelle et sérieuse de licenciement (mais ne caractérise pas à lui seul une faute grave. Cass. soc. 23 fev.</w:t>
       </w:r>
     </w:p>
     <w:p>
@@ -1638,7 +1638,7 @@
           <w:color w:val="000000"/>
           <w:sz w:val="22"/>
         </w:rPr>
-        <w:t>2005, Cass. soc. 23 janv. 2008). De surcroet, l'employeur peut exiger du salarie qu'il execute son preavis aux nouvelles</w:t>
+        <w:t>2005, Cass. soc. 23 janv. 2008). De surcroît, l'employeur peut exiger du salarié qu'il exécute son préavis aux nouvelles</w:t>
       </w:r>
     </w:p>
     <w:p>
@@ -1648,7 +1648,7 @@
           <w:color w:val="000000"/>
           <w:sz w:val="22"/>
         </w:rPr>
-        <w:t>conditions. Le refus de ce dernier justifie qu'il ne puisse pretendre e l'indemnite de preavis (Cass. soc. 31 mars 2016</w:t>
+        <w:t>conditions. Le refus de ce dernier justifie qu'il ne puisse prétendre à l'indemnité de préavis (Cass. soc. 31 mars 2016</w:t>
       </w:r>
     </w:p>
     <w:p/>
@@ -1662,7 +1662,7 @@
           <w:color w:val="2F5496"/>
           <w:sz w:val="24"/>
         </w:rPr>
-        <w:t>A CLAUSE DE D'DIT FORMATION IV e</w:t>
+        <w:t>A CLAUSE DE DUDIT FORMATION IV •</w:t>
       </w:r>
     </w:p>
     <w:p>
@@ -1675,7 +1675,7 @@
           <w:color w:val="006100"/>
           <w:sz w:val="24"/>
         </w:rPr>
-        <w:t>PRINCIPE A e</w:t>
+        <w:t>PRINCIPE A •</w:t>
       </w:r>
     </w:p>
     <w:p>
@@ -1685,7 +1685,7 @@
           <w:color w:val="006100"/>
           <w:sz w:val="22"/>
         </w:rPr>
-        <w:t>Cette clause oblige le salarie e rester au service de son employeur pendant une certaine duree en contrepartie d'une formation</w:t>
+        <w:t>Cette clause oblige le salarié à rester au service de son employeur pendant une certaine durée en contrepartie d'une formation</w:t>
       </w:r>
     </w:p>
     <w:p>
@@ -1705,7 +1705,7 @@
           <w:color w:val="006100"/>
           <w:sz w:val="22"/>
         </w:rPr>
-        <w:t>En cas de rupture anticipee, le salarie s'oblige au paiement d'une indemnite en fonction du prejudice subit, voire au</w:t>
+        <w:t>En cas de rupture anticipée, le salarié s'oblige au paiement d'une indemnité en fonction du préjudice subit, voire au</w:t>
       </w:r>
     </w:p>
     <w:p>
@@ -1725,7 +1725,7 @@
           <w:color w:val="006100"/>
           <w:sz w:val="22"/>
         </w:rPr>
-        <w:t>mettre e la charge du salarie le coet d'une formation d'coulant des obligations l'gales, conventionnelles ou contractuelles de</w:t>
+        <w:t>mettre à la charge du salarié le coût d'une formation découlant des obligations légales, conventionnelles ou contractuelles de</w:t>
       </w:r>
     </w:p>
     <w:p>
@@ -1735,7 +1735,7 @@
           <w:color w:val="006100"/>
           <w:sz w:val="22"/>
         </w:rPr>
-        <w:t>l'employeur. De surcroet, lorsque la rupture est e l'initiative de l'employeur, la clause ne peut etre mise en euvre et l'em-</w:t>
+        <w:t>l'employeur. De surcroît, lorsque la rupture est à l'initiative de l'employeur, la clause ne peut être mise en ouvre et l'em-</w:t>
       </w:r>
     </w:p>
     <w:p>
@@ -1745,7 +1745,7 @@
           <w:color w:val="006100"/>
           <w:sz w:val="22"/>
         </w:rPr>
-        <w:t>ployeur n'est pas fonde e demander le paiement d'une indemnite (Cass. soc.11 janvier 2012).</w:t>
+        <w:t>ployeur n'est pas fondé à demander le paiement d'une indemnité (Cass. soc.11 janvier 2012).</w:t>
       </w:r>
     </w:p>
     <w:p>
@@ -1758,7 +1758,7 @@
           <w:color w:val="7030A0"/>
           <w:sz w:val="24"/>
         </w:rPr>
-        <w:t>CONDITIONS B e</w:t>
+        <w:t>CONDITIONS B •</w:t>
       </w:r>
     </w:p>
     <w:p>
@@ -1768,7 +1768,7 @@
           <w:color w:val="7030A0"/>
           <w:sz w:val="22"/>
         </w:rPr>
-        <w:t>Sa validite est soumise aux conditions suivantes :</w:t>
+        <w:t>Sa validité est soumise aux conditions suivantes :</w:t>
       </w:r>
     </w:p>
     <w:p>
@@ -1778,7 +1778,7 @@
           <w:color w:val="7030A0"/>
           <w:sz w:val="22"/>
         </w:rPr>
-        <w:t>Elle doit faire l'objet d'une convention particuliere precisant la date, la nature, la duree de la formation et son coet reel ?</w:t>
+        <w:t>Elle doit faire l'objet d'une convention particulière précisant la date, la nature, la durée de la formation et son coût réel ?</w:t>
       </w:r>
     </w:p>
     <w:p>
@@ -1788,7 +1788,7 @@
           <w:color w:val="7030A0"/>
           <w:sz w:val="22"/>
         </w:rPr>
-        <w:t>pour l'employeur, ainsi que le montant et les modalites du remboursement e la charge de la salariee.</w:t>
+        <w:t>pour l'employeur, ainsi que le montant et les modalités du remboursement à la charge de la salariée.</w:t>
       </w:r>
     </w:p>
     <w:p>
@@ -1798,7 +1798,7 @@
           <w:color w:val="7030A0"/>
           <w:sz w:val="22"/>
         </w:rPr>
-        <w:t>La formation prevue suppose des frais reels superieurs aux d'penses imposees par la loi ou par les accords ou ?</w:t>
+        <w:t>La formation prévue suppose des frais réels supérieurs aux dépenses imposées par la loi ou par les accords ou ?</w:t>
       </w:r>
     </w:p>
     <w:p>
@@ -1818,7 +1818,7 @@
           <w:color w:val="7030A0"/>
           <w:sz w:val="22"/>
         </w:rPr>
-        <w:t>Le salarie doit conserver la possibilite de d'missionner. ?</w:t>
+        <w:t>Le salarié doit conserver la possibilité de démissionner. ?</w:t>
       </w:r>
     </w:p>
     <w:p>
@@ -1828,7 +1828,7 @@
           <w:color w:val="7030A0"/>
           <w:sz w:val="22"/>
         </w:rPr>
-        <w:t>Le montant du d'dit est proportionne aux frais de formation engages au-dele des obligations que la loi impose. e ?</w:t>
+        <w:t>Le montant du dudit est proportionné aux frais de formation engagés au-delà des obligations que la loi impose. à ?</w:t>
       </w:r>
     </w:p>
     <w:p>
@@ -1838,7 +1838,7 @@
           <w:color w:val="7030A0"/>
           <w:sz w:val="22"/>
         </w:rPr>
-        <w:t>noter que la clause de d'dit formation doit indiquer le coet reel de formation que l'employeur va engager. e d'faut, le juge peut</w:t>
+        <w:t>noter que la clause de dudit formation doit indiquer le coût réel de formation que l'employeur va engager. à défaut, le juge peut</w:t>
       </w:r>
     </w:p>
     <w:p>
@@ -1848,7 +1848,7 @@
           <w:color w:val="7030A0"/>
           <w:sz w:val="22"/>
         </w:rPr>
-        <w:t>considerer que cette condition n'est pas remplie.</w:t>
+        <w:t>considérer que cette condition n'est pas remplie.</w:t>
       </w:r>
     </w:p>
     <w:p>
@@ -1861,7 +1861,7 @@
           <w:color w:val="2F5496"/>
           <w:sz w:val="24"/>
         </w:rPr>
-        <w:t>LES CLAUSES D'OBJECTIFS V e</w:t>
+        <w:t>LES CLAUSES D'OBJECTIFS V •</w:t>
       </w:r>
     </w:p>
     <w:p>
@@ -1871,7 +1871,7 @@
           <w:color w:val="000000"/>
           <w:sz w:val="22"/>
         </w:rPr>
-        <w:t>Frequentes pour certains salaries (commerciaux, cadres) deux s'ries de conditions sont exigees pour leur validite:</w:t>
+        <w:t>Fréquentes pour certains salariés (commerciaux, cadres) deux séries de conditions sont exigées pour leur validité:</w:t>
       </w:r>
     </w:p>
     <w:p>
@@ -1881,7 +1881,7 @@
           <w:color w:val="000000"/>
           <w:sz w:val="22"/>
         </w:rPr>
-        <w:t>Elles doivent etre prevues au contrat, signees par les parties et respecter les normes superieures. ?</w:t>
+        <w:t>Elles doivent être prévues au contrat, signées par les parties et respecter les normes supérieures. ?</w:t>
       </w:r>
     </w:p>
     <w:p>
@@ -1891,7 +1891,7 @@
           <w:color w:val="000000"/>
           <w:sz w:val="22"/>
         </w:rPr>
-        <w:t>Sur une periode d'terminee, elles doivent prevoir des objectifs raisonnables, realistes et realisables compte ?</w:t>
+        <w:t>Sur une période déterminée, elles doivent prévoir des objectifs raisonnables, réalistes et réalisables compte ?</w:t>
       </w:r>
     </w:p>
     <w:p>
@@ -1901,7 +1901,7 @@
           <w:color w:val="000000"/>
           <w:sz w:val="22"/>
         </w:rPr>
-        <w:t>tenu du marche et de la situation economique du secteur professionnel dans lequel le salarie evolue.</w:t>
+        <w:t>tenu du marché et de la situation économique du secteur professionnel dans lequel le salarié évolue.</w:t>
       </w:r>
     </w:p>
     <w:p>
@@ -1911,7 +1911,7 @@
           <w:color w:val="000000"/>
           <w:sz w:val="22"/>
         </w:rPr>
-        <w:t>Si le salarie n'atteint pas les objectifs prevus, une sanction ne peut etre envisageable que si les objectifs pouvaient etre</w:t>
+        <w:t>Si le salarié n'atteint pas les objectifs prévus, une sanction ne peut être envisageable que si les objectifs pouvaient être</w:t>
       </w:r>
     </w:p>
     <w:p>
@@ -1921,7 +1921,7 @@
           <w:color w:val="000000"/>
           <w:sz w:val="22"/>
         </w:rPr>
-        <w:t>realisables compte tenu des moyens mis e sa disposition et que le manquement releve en realite d'une carence ou d'une</w:t>
+        <w:t>réalisables compte tenu des moyens mis à sa disposition et que le manquement relève en réalité d'une carence ou d'une</w:t>
       </w:r>
     </w:p>
     <w:p>
@@ -1944,7 +1944,7 @@
           <w:color w:val="2F5496"/>
           <w:sz w:val="24"/>
         </w:rPr>
-        <w:t>LES CLAUSES DE ReMUNeRATION VI e</w:t>
+        <w:t>LES CLAUSES DE RÉMUNÉRATION VI •</w:t>
       </w:r>
     </w:p>
     <w:p>
@@ -1954,7 +1954,7 @@
           <w:color w:val="000000"/>
           <w:sz w:val="22"/>
         </w:rPr>
-        <w:t>En gen'ral, le contrat de travail prevoit par une de ses dispositions les el'ments de base de la remuneration du salarie</w:t>
+        <w:t>En général, le contrat de travail prévoit par une de ses dispositions les éléments de base de la rémunération du salarié</w:t>
       </w:r>
     </w:p>
     <w:p>
@@ -1964,7 +1964,7 @@
           <w:color w:val="000000"/>
           <w:sz w:val="22"/>
         </w:rPr>
-        <w:t>(salaire de base). Peuvent s'y ajouter des clauses relatives e la mensualisation des heures supplementaires, e une</w:t>
+        <w:t>(salaire de base). Peuvent s'y ajouter des clauses relatives à la mensualisation des heures supplémentaires, à une</w:t>
       </w:r>
     </w:p>
     <w:p>
@@ -1974,7 +1974,7 @@
           <w:color w:val="000000"/>
           <w:sz w:val="22"/>
         </w:rPr>
-        <w:t>convention de forfait ou encore e la perception de prime sous reserve de respecter le principe e e travail egal, salaire egal e.</w:t>
+        <w:t>convention de forfait ou encore à la perception de prime sous réserve de respecter le principe à à travail égal, salaire égal à.</w:t>
       </w:r>
     </w:p>
     <w:p>
@@ -1984,7 +1984,7 @@
           <w:color w:val="000000"/>
           <w:sz w:val="22"/>
         </w:rPr>
-        <w:t>D'autres clauses, peuvent encore prevoir la variabilite de la remuneration du salarie. Dans cette hypothese, la variabilite doit :</w:t>
+        <w:t>D'autres clauses, peuvent encore prévoir la variabilité de la rémunération du salarié. Dans cette hypothèse, la variabilité doit :</w:t>
       </w:r>
     </w:p>
     <w:p>
@@ -1994,7 +1994,7 @@
           <w:color w:val="000000"/>
           <w:sz w:val="22"/>
         </w:rPr>
-        <w:t>Reposer sur des el'ments objectifs non soumis e l'arbitraire de l'employeur, ?</w:t>
+        <w:t>Reposer sur des éléments objectifs non soumis à l'arbitraire de l'employeur, ?</w:t>
       </w:r>
     </w:p>
     <w:p>
@@ -2004,7 +2004,7 @@
           <w:color w:val="000000"/>
           <w:sz w:val="22"/>
         </w:rPr>
-        <w:t>Ne pas avoir pour effet de faire supporter au salarie les risques de l'entreprise, ?</w:t>
+        <w:t>Ne pas avoir pour effet de faire supporter au salarié les risques de l'entreprise, ?</w:t>
       </w:r>
     </w:p>
     <w:p>
@@ -2014,9 +2014,10 @@
           <w:color w:val="000000"/>
           <w:sz w:val="22"/>
         </w:rPr>
-        <w:t>Ni avoir pour consequence de verser une remuneration en dessous des minima conventionnels et l'gaux</w:t>
+        <w:t>Ni avoir pour conséquence de verser une rémunération en dessous des minima conventionnels et légaux</w:t>
       </w:r>
     </w:p>
+    <w:p/>
     <w:p/>
     <w:sectPr>
       <w:pgSz w:w="12240" w:h="15840"/>

--- a/droit social dcg/4- clauses particulieres du CT.docx
+++ b/droit social dcg/4- clauses particulieres du CT.docx
@@ -27,7 +27,7 @@
           <w:color w:val="2F5496"/>
           <w:sz w:val="24"/>
         </w:rPr>
-        <w:t>A PÉRIODE D'ESSAI I •</w:t>
+        <w:t>I • A PÉRIODE D'ESSAI</w:t>
       </w:r>
     </w:p>
     <w:p>
@@ -37,10 +37,10 @@
       <w:r>
         <w:rPr>
           <w:b/>
-          <w:color w:val="7030A0"/>
+          <w:color w:val="BF5700"/>
           <w:sz w:val="24"/>
         </w:rPr>
-        <w:t>CONDITION D'EXISTENCE ET DURÉE A •</w:t>
+        <w:t>A • CONDITION D'EXISTENCE ET DURÉE</w:t>
       </w:r>
     </w:p>
     <w:p>
@@ -90,7 +90,7 @@
       <w:r>
         <w:rPr>
           <w:b w:val="0"/>
-          <w:color w:val="000000"/>
+          <w:color w:val="BF5700"/>
           <w:sz w:val="22"/>
         </w:rPr>
         <w:t>et doivent être prévus au contrat de travail ou dans la lettre d'embauche.</w:t>
@@ -231,7 +231,7 @@
       <w:r>
         <w:rPr>
           <w:b w:val="0"/>
-          <w:color w:val="000000"/>
+          <w:color w:val="BF5700"/>
           <w:sz w:val="22"/>
         </w:rPr>
         <w:t>Le renouvellement doit être prévu par un accord de branche étendu, envisage dans le contrat de travail et recueillir l'accord</w:t>
@@ -257,7 +257,7 @@
           <w:color w:val="2F5496"/>
           <w:sz w:val="24"/>
         </w:rPr>
-        <w:t>LA RUPTURE DE LA PÉRIODE D'ESSAI B •</w:t>
+        <w:t>B • LA RUPTURE DE LA PÉRIODE D'ESSAI</w:t>
       </w:r>
     </w:p>
     <w:p>
@@ -267,7 +267,7 @@
       <w:r>
         <w:rPr>
           <w:b/>
-          <w:color w:val="006100"/>
+          <w:color w:val="BF5700"/>
           <w:sz w:val="24"/>
         </w:rPr>
         <w:t>LIBERTÉ DE PRINCIPE</w:t>
@@ -277,7 +277,7 @@
       <w:r>
         <w:rPr>
           <w:b w:val="0"/>
-          <w:color w:val="006100"/>
+          <w:color w:val="BF5700"/>
           <w:sz w:val="22"/>
         </w:rPr>
         <w:t>?</w:t>
@@ -287,7 +287,7 @@
       <w:r>
         <w:rPr>
           <w:b w:val="0"/>
-          <w:color w:val="006100"/>
+          <w:color w:val="BF5700"/>
           <w:sz w:val="22"/>
         </w:rPr>
         <w:t>En principe chaque partie au contrat de travail est libre de le rompre, sans donner de motif, au cours de la période d'essai. Il</w:t>
@@ -297,7 +297,7 @@
       <w:r>
         <w:rPr>
           <w:b w:val="0"/>
-          <w:color w:val="006100"/>
+          <w:color w:val="BF5700"/>
           <w:sz w:val="22"/>
         </w:rPr>
         <w:t>n'en résulte pas que cette rupture ne puisse être fautive. Ainsi l'absence de motif ne justifie pas pour autant que l'employeur</w:t>
@@ -307,7 +307,7 @@
       <w:r>
         <w:rPr>
           <w:b w:val="0"/>
-          <w:color w:val="006100"/>
+          <w:color w:val="BF5700"/>
           <w:sz w:val="22"/>
         </w:rPr>
         <w:t>abuse de son droit.</w:t>
@@ -317,7 +317,7 @@
       <w:r>
         <w:rPr>
           <w:b w:val="0"/>
-          <w:color w:val="006100"/>
+          <w:color w:val="BF5700"/>
           <w:sz w:val="22"/>
         </w:rPr>
         <w:t>Les tribunaux vérifient, en cas de litige du juste usage par l'employeur de la possibilité de mettre un terme unilatéralement à la</w:t>
@@ -327,7 +327,7 @@
       <w:r>
         <w:rPr>
           <w:b w:val="0"/>
-          <w:color w:val="006100"/>
+          <w:color w:val="BF5700"/>
           <w:sz w:val="22"/>
         </w:rPr>
         <w:t>relation de travail.</w:t>
@@ -360,7 +360,7 @@
       <w:r>
         <w:rPr>
           <w:b w:val="0"/>
-          <w:color w:val="000000"/>
+          <w:color w:val="BF5700"/>
           <w:sz w:val="22"/>
         </w:rPr>
         <w:t>L'employeur qui met fin à la période d'essai doit respecter un préavis qui ne peut être inférieur à :</w:t>
@@ -450,7 +450,7 @@
       <w:r>
         <w:rPr>
           <w:b w:val="0"/>
-          <w:color w:val="000000"/>
+          <w:color w:val="BF5700"/>
           <w:sz w:val="22"/>
         </w:rPr>
         <w:t>résulte que le contrat est devenu à durée indéterminée et que sa rupture doit s'analyser en un licenciement.</w:t>
@@ -662,7 +662,7 @@
       <w:r>
         <w:rPr>
           <w:b w:val="0"/>
-          <w:color w:val="000000"/>
+          <w:color w:val="BF5700"/>
           <w:sz w:val="22"/>
         </w:rPr>
         <w:t>La Cour de cassation dans un arrêt en date 10 mars 2004 rappelle que la procédure disciplinaire doit être suivie des lors</w:t>
@@ -682,7 +682,7 @@
       <w:r>
         <w:rPr>
           <w:b w:val="0"/>
-          <w:color w:val="000000"/>
+          <w:color w:val="BF5700"/>
           <w:sz w:val="22"/>
         </w:rPr>
         <w:t>non. En définitive, les juges suprêmes rattachent le principe de la procédure disciplinaire à la rupture du contrat des lors</w:t>
@@ -709,7 +709,7 @@
           <w:color w:val="2F5496"/>
           <w:sz w:val="24"/>
         </w:rPr>
-        <w:t>LA CLAUSE DE NON CONCURRENCE II •</w:t>
+        <w:t>II • LA CLAUSE DE NON CONCURRENCE</w:t>
       </w:r>
     </w:p>
     <w:p>
@@ -719,17 +719,17 @@
       <w:r>
         <w:rPr>
           <w:b/>
-          <w:color w:val="006100"/>
+          <w:color w:val="BF5700"/>
           <w:sz w:val="24"/>
         </w:rPr>
-        <w:t>PRINCIPE A •</w:t>
+        <w:t>A • PRINCIPE</w:t>
       </w:r>
     </w:p>
     <w:p>
       <w:r>
         <w:rPr>
           <w:b w:val="0"/>
-          <w:color w:val="006100"/>
+          <w:color w:val="BF5700"/>
           <w:sz w:val="22"/>
         </w:rPr>
         <w:t>Afin de se protéger de la concurrence d'anciens salariés ou pour se prémunir de l'utilisation qu'ils pourraient faire</w:t>
@@ -739,7 +739,7 @@
       <w:r>
         <w:rPr>
           <w:b w:val="0"/>
-          <w:color w:val="006100"/>
+          <w:color w:val="BF5700"/>
           <w:sz w:val="22"/>
         </w:rPr>
         <w:t>d'information et de connaissances spécifiques acquises dans l'entreprise, les employeurs intègrent régulièrement dans le</w:t>
@@ -749,7 +749,7 @@
       <w:r>
         <w:rPr>
           <w:b w:val="0"/>
-          <w:color w:val="006100"/>
+          <w:color w:val="BF5700"/>
           <w:sz w:val="22"/>
         </w:rPr>
         <w:t>contrat de travail une clause de non-concurrence.</w:t>
@@ -759,7 +759,7 @@
       <w:r>
         <w:rPr>
           <w:b w:val="0"/>
-          <w:color w:val="006100"/>
+          <w:color w:val="C00000"/>
           <w:sz w:val="22"/>
         </w:rPr>
         <w:t>La clause de non-concurrence interdit au salarié, à l'issue de son contrat de travail (quelle que soit la manière dont il prend fin, sauf</w:t>
@@ -769,7 +769,7 @@
       <w:r>
         <w:rPr>
           <w:b w:val="0"/>
-          <w:color w:val="006100"/>
+          <w:color w:val="BF5700"/>
           <w:sz w:val="22"/>
         </w:rPr>
         <w:t>disposition contractuelle contraire), de travailler pour une entreprise concurrente ou d'avoir une activité concurrente.</w:t>
@@ -779,7 +779,7 @@
       <w:r>
         <w:rPr>
           <w:b w:val="0"/>
-          <w:color w:val="006100"/>
+          <w:color w:val="BF5700"/>
           <w:sz w:val="22"/>
         </w:rPr>
         <w:t>Ignorée par la loi, les tribunaux, sans en condamner l'existence, ont de manière empirique conditionné sa validité en se</w:t>
@@ -789,7 +789,7 @@
       <w:r>
         <w:rPr>
           <w:b w:val="0"/>
-          <w:color w:val="006100"/>
+          <w:color w:val="BF5700"/>
           <w:sz w:val="22"/>
         </w:rPr>
         <w:t>fondant sur deux principes :</w:t>
@@ -802,7 +802,7 @@
       <w:r>
         <w:rPr>
           <w:b w:val="0"/>
-          <w:color w:val="006100"/>
+          <w:color w:val="BF5700"/>
           <w:sz w:val="22"/>
         </w:rPr>
         <w:t>Le principe constitutionnel de la liberté du travail ;</w:t>
@@ -815,7 +815,7 @@
       <w:r>
         <w:rPr>
           <w:b w:val="0"/>
-          <w:color w:val="006100"/>
+          <w:color w:val="BF5700"/>
           <w:sz w:val="22"/>
         </w:rPr>
         <w:t>Le principe érigé par l'article L. 1121-1 du code du travail qui dispose à nul ne peut apporter aux droits des personnes et aux</w:t>
@@ -825,7 +825,7 @@
       <w:r>
         <w:rPr>
           <w:b w:val="0"/>
-          <w:color w:val="006100"/>
+          <w:color w:val="BF5700"/>
           <w:sz w:val="22"/>
         </w:rPr>
         <w:t>libertés individuelles et collectives des restrictions qui ne seraient pas justifiées par la nature de la tâche à accomplir ni</w:t>
@@ -835,7 +835,7 @@
       <w:r>
         <w:rPr>
           <w:b w:val="0"/>
-          <w:color w:val="006100"/>
+          <w:color w:val="BF5700"/>
           <w:sz w:val="22"/>
         </w:rPr>
         <w:t>proportionnées au but recherche à</w:t>
@@ -845,7 +845,7 @@
       <w:r>
         <w:rPr>
           <w:b w:val="0"/>
-          <w:color w:val="006100"/>
+          <w:color w:val="BF5700"/>
           <w:sz w:val="22"/>
         </w:rPr>
         <w:t>Partant, la chambre sociale de la Cour de cassation a établi les conditions suivantes nécessaires à la validité d'une clause de</w:t>
@@ -855,7 +855,7 @@
       <w:r>
         <w:rPr>
           <w:b w:val="0"/>
-          <w:color w:val="006100"/>
+          <w:color w:val="BF5700"/>
           <w:sz w:val="22"/>
         </w:rPr>
         <w:t>non-concurrence.</w:t>
@@ -868,10 +868,10 @@
       <w:r>
         <w:rPr>
           <w:b/>
-          <w:color w:val="7030A0"/>
+          <w:color w:val="BF5700"/>
           <w:sz w:val="24"/>
         </w:rPr>
-        <w:t>CONDITIONS DE VALIDITÉ B •</w:t>
+        <w:t>B • CONDITIONS DE VALIDITÉ</w:t>
       </w:r>
     </w:p>
     <w:p>
@@ -901,7 +901,7 @@
       <w:r>
         <w:rPr>
           <w:b w:val="0"/>
-          <w:color w:val="000000"/>
+          <w:color w:val="BF5700"/>
           <w:sz w:val="22"/>
         </w:rPr>
         <w:t>Les dispositions du contrat doivent indiquer clairement le champ d'application territoriale de la clause ainsi que la durée</w:t>
@@ -911,7 +911,7 @@
       <w:r>
         <w:rPr>
           <w:b w:val="0"/>
-          <w:color w:val="000000"/>
+          <w:color w:val="BF5700"/>
           <w:sz w:val="22"/>
         </w:rPr>
         <w:t>pendant laquelle elle sera effective. En outre les contraintes de temps et d'espace doivent être proportionnées aux intérêts de</w:t>
@@ -954,7 +954,7 @@
       <w:r>
         <w:rPr>
           <w:b w:val="0"/>
-          <w:color w:val="000000"/>
+          <w:color w:val="BF5700"/>
           <w:sz w:val="22"/>
         </w:rPr>
         <w:t>Affirmée par l'arrêt Godissart du 14 février 1992, la clause de non-concurrence doit être indispensable à la protection des intérêts</w:t>
@@ -1023,7 +1023,7 @@
       <w:r>
         <w:rPr>
           <w:b w:val="0"/>
-          <w:color w:val="000000"/>
+          <w:color w:val="BF5700"/>
           <w:sz w:val="22"/>
         </w:rPr>
         <w:t>En effet, la présence d'une clause de non-concurrence ne doit pas avoir pour effet d'empêcher le salarié de toute possibilité de</w:t>
@@ -1033,7 +1033,7 @@
       <w:r>
         <w:rPr>
           <w:b w:val="0"/>
-          <w:color w:val="000000"/>
+          <w:color w:val="BF5700"/>
           <w:sz w:val="22"/>
         </w:rPr>
         <w:t>retrouver un emploi dans son domaine de formation. Les tribunaux apprécient cette condition au cas par cas en fonction de la</w:t>
@@ -1076,7 +1076,7 @@
       <w:r>
         <w:rPr>
           <w:b/>
-          <w:color w:val="006100"/>
+          <w:color w:val="00703C"/>
           <w:sz w:val="24"/>
         </w:rPr>
         <w:t>ELLE DOIT FAIRE L'OBJET D'UNE CONTREPARTIE PÉCUNIAIRE</w:t>
@@ -1086,7 +1086,7 @@
       <w:r>
         <w:rPr>
           <w:b w:val="0"/>
-          <w:color w:val="006100"/>
+          <w:color w:val="00703C"/>
           <w:sz w:val="22"/>
         </w:rPr>
         <w:t>?</w:t>
@@ -1096,7 +1096,7 @@
       <w:r>
         <w:rPr>
           <w:b w:val="0"/>
-          <w:color w:val="006100"/>
+          <w:color w:val="BF5700"/>
           <w:sz w:val="22"/>
         </w:rPr>
         <w:t>La Cour de cassation par un arrêt en date du 10 juillet 2002 a fait de la contrepartie financière une condition de validité de la</w:t>
@@ -1106,7 +1106,7 @@
       <w:r>
         <w:rPr>
           <w:b w:val="0"/>
-          <w:color w:val="006100"/>
+          <w:color w:val="BF5700"/>
           <w:sz w:val="22"/>
         </w:rPr>
         <w:t>clause de non-concurrence. En outre la contrepartie doit être versée à l'issue de la relation de travail (à défaut la clause est</w:t>
@@ -1116,7 +1116,7 @@
       <w:r>
         <w:rPr>
           <w:b w:val="0"/>
-          <w:color w:val="006100"/>
+          <w:color w:val="BF5700"/>
           <w:sz w:val="22"/>
         </w:rPr>
         <w:t>nulle et les sommes perçues sont non restituables à Cass. soc. 15 janv. 2014) et ne doit pas être dérisoire (Cass. soc. 15 nov.</w:t>
@@ -1126,7 +1126,7 @@
       <w:r>
         <w:rPr>
           <w:b w:val="0"/>
-          <w:color w:val="006100"/>
+          <w:color w:val="00703C"/>
           <w:sz w:val="22"/>
         </w:rPr>
         <w:t>2006 et 7 mars 2007). Les modalités de calcul de l'indemnité peuvent être prévues par la convention collective. Enfin, la</w:t>
@@ -1136,7 +1136,7 @@
       <w:r>
         <w:rPr>
           <w:b w:val="0"/>
-          <w:color w:val="006100"/>
+          <w:color w:val="BF5700"/>
           <w:sz w:val="22"/>
         </w:rPr>
         <w:t>disposition prévoyant une minoration de l'indemnité en cas de licenciement pour faute doit être réputée non écrite, mais n'en-</w:t>
@@ -1146,7 +1146,7 @@
       <w:r>
         <w:rPr>
           <w:b w:val="0"/>
-          <w:color w:val="006100"/>
+          <w:color w:val="00703C"/>
           <w:sz w:val="22"/>
         </w:rPr>
         <w:t>tache pas la clause elle-même de nullité (Cass. soc. 8 avril 2010). Il en est de même en cas de démission (Cass. soc. 25 janvier</w:t>
@@ -1156,7 +1156,7 @@
       <w:r>
         <w:rPr>
           <w:b w:val="0"/>
-          <w:color w:val="006100"/>
+          <w:color w:val="00703C"/>
           <w:sz w:val="22"/>
         </w:rPr>
         <w:t>2012). à noter enfin que la clause du contrat de travail prévoyant une indemnité en cas de non-respect par le salarié de la clause</w:t>
@@ -1166,7 +1166,7 @@
       <w:r>
         <w:rPr>
           <w:b w:val="0"/>
-          <w:color w:val="006100"/>
+          <w:color w:val="BF5700"/>
           <w:sz w:val="22"/>
         </w:rPr>
         <w:t>de non-concurrence doit s'analyser comme une clause pénale (Cass. soc. 14 février 2024).</w:t>
@@ -1176,7 +1176,7 @@
       <w:r>
         <w:rPr>
           <w:b w:val="0"/>
-          <w:color w:val="006100"/>
+          <w:color w:val="BF5700"/>
           <w:sz w:val="22"/>
         </w:rPr>
         <w:t>Les conditions sont cumulatives et l'absence de l'une d'entre elles conduit à la nullité de la clause. Il en est de même si l'une</w:t>
@@ -1186,7 +1186,7 @@
       <w:r>
         <w:rPr>
           <w:b w:val="0"/>
-          <w:color w:val="006100"/>
+          <w:color w:val="00703C"/>
           <w:sz w:val="22"/>
         </w:rPr>
         <w:t>d'elles, bien que présente, est abusive (par exemple une disproportion entre le champ d'application géographique et les</w:t>
@@ -1196,7 +1196,7 @@
       <w:r>
         <w:rPr>
           <w:b w:val="0"/>
-          <w:color w:val="006100"/>
+          <w:color w:val="00703C"/>
           <w:sz w:val="22"/>
         </w:rPr>
         <w:t>intérêts légitimes de l'entreprise). à noter enfin que seul le salarié peut se prévaloir de la nullité de la clause de non-</w:t>
@@ -1206,7 +1206,7 @@
       <w:r>
         <w:rPr>
           <w:b w:val="0"/>
-          <w:color w:val="006100"/>
+          <w:color w:val="00703C"/>
           <w:sz w:val="22"/>
         </w:rPr>
         <w:t>concurrence mais la nullité n'emporte plus indemnisation systématique. Il convient désormais au salarié d'apporter la preuve</w:t>
@@ -1216,7 +1216,7 @@
       <w:r>
         <w:rPr>
           <w:b w:val="0"/>
-          <w:color w:val="006100"/>
+          <w:color w:val="00703C"/>
           <w:sz w:val="22"/>
         </w:rPr>
         <w:t>de son préjudice (Cass. soc 25 mai 2016).</w:t>
@@ -1226,7 +1226,7 @@
       <w:r>
         <w:rPr>
           <w:b w:val="0"/>
-          <w:color w:val="006100"/>
+          <w:color w:val="00703C"/>
           <w:sz w:val="22"/>
         </w:rPr>
         <w:t>Si elle est valide, le salarié est tenu de l'observer, même si l'employeur a cesse son activité (Cass. soc. 21 janvier 2015). à défaut,</w:t>
@@ -1236,7 +1236,7 @@
       <w:r>
         <w:rPr>
           <w:b w:val="0"/>
-          <w:color w:val="006100"/>
+          <w:color w:val="00703C"/>
           <w:sz w:val="22"/>
         </w:rPr>
         <w:t>il peut être condamné au versement de dommages intérêts à raison du préjudice subi par l'entreprise.</w:t>
@@ -1246,7 +1246,7 @@
       <w:r>
         <w:rPr>
           <w:b w:val="0"/>
-          <w:color w:val="006100"/>
+          <w:color w:val="00703C"/>
           <w:sz w:val="22"/>
         </w:rPr>
         <w:t>Enfin, il est possible de renoncer à l'application de la clause si les deux parties y consentent (Cass. soc. 29 mars 2017, sous</w:t>
@@ -1256,7 +1256,7 @@
       <w:r>
         <w:rPr>
           <w:b w:val="0"/>
-          <w:color w:val="006100"/>
+          <w:color w:val="C00000"/>
           <w:sz w:val="22"/>
         </w:rPr>
         <w:t>réserve que la volonté du salarié soit exprès et sans équivoque, 6 février 2019), sauf dispositions conventionnelles ou contrac-</w:t>
@@ -1266,7 +1266,7 @@
       <w:r>
         <w:rPr>
           <w:b w:val="0"/>
-          <w:color w:val="006100"/>
+          <w:color w:val="00703C"/>
           <w:sz w:val="22"/>
         </w:rPr>
         <w:t>tuelles contraires. Ainsi, les stipulations du contrat ou de la convention collective peuvent prévoir la faculté d'un tel</w:t>
@@ -1276,7 +1276,7 @@
       <w:r>
         <w:rPr>
           <w:b w:val="0"/>
-          <w:color w:val="006100"/>
+          <w:color w:val="BF5700"/>
           <w:sz w:val="22"/>
         </w:rPr>
         <w:t>renoncement en principe au plus tard au moment de la rupture du contrat ou dans un bref délai au-delà (au plus tard au</w:t>
@@ -1286,7 +1286,7 @@
       <w:r>
         <w:rPr>
           <w:b w:val="0"/>
-          <w:color w:val="006100"/>
+          <w:color w:val="BF5700"/>
           <w:sz w:val="22"/>
         </w:rPr>
         <w:t>moment du départ effectif du salarié : Cass. soc. 29 avril 2025). Par contre, doit être considérée comme non écrite une</w:t>
@@ -1296,7 +1296,7 @@
       <w:r>
         <w:rPr>
           <w:b w:val="0"/>
-          <w:color w:val="006100"/>
+          <w:color w:val="00703C"/>
           <w:sz w:val="22"/>
         </w:rPr>
         <w:t>disposition de la clause prévoyant la faculté pour l'employeur de renoncer à on application à tout moment de son exécution</w:t>
@@ -1306,7 +1306,7 @@
       <w:r>
         <w:rPr>
           <w:b w:val="0"/>
-          <w:color w:val="006100"/>
+          <w:color w:val="00703C"/>
           <w:sz w:val="22"/>
         </w:rPr>
         <w:t>après la rupture du contrat (Cass. soc. 13 juillet 2010). Il en est de même lorsque l'employeur se réserve seul la faculté de</w:t>
@@ -1316,7 +1316,7 @@
       <w:r>
         <w:rPr>
           <w:b w:val="0"/>
-          <w:color w:val="006100"/>
+          <w:color w:val="00703C"/>
           <w:sz w:val="22"/>
         </w:rPr>
         <w:t>renouveler la durée de l'interdiction après la rupture du contrat (Cass. soc. 13 septembre 2023).</w:t>
@@ -1332,7 +1332,7 @@
           <w:color w:val="2F5496"/>
           <w:sz w:val="24"/>
         </w:rPr>
-        <w:t>LA CLAUSE DE MOBILITÉ III •</w:t>
+        <w:t>III • LA CLAUSE DE MOBILITÉ</w:t>
       </w:r>
     </w:p>
     <w:p>
@@ -1342,17 +1342,17 @@
       <w:r>
         <w:rPr>
           <w:b/>
-          <w:color w:val="006100"/>
+          <w:color w:val="BF5700"/>
           <w:sz w:val="24"/>
         </w:rPr>
-        <w:t>PRINCIPE A •</w:t>
+        <w:t>A • PRINCIPE</w:t>
       </w:r>
     </w:p>
     <w:p>
       <w:r>
         <w:rPr>
           <w:b w:val="0"/>
-          <w:color w:val="006100"/>
+          <w:color w:val="BF5700"/>
           <w:sz w:val="22"/>
         </w:rPr>
         <w:t>Une entreprise comportant différents sites ou qui envisage le développement de son activité en différents lieux peut légitimement</w:t>
@@ -1362,7 +1362,7 @@
       <w:r>
         <w:rPr>
           <w:b w:val="0"/>
-          <w:color w:val="006100"/>
+          <w:color w:val="BF5700"/>
           <w:sz w:val="22"/>
         </w:rPr>
         <w:t>supposer que l'évolution souhaitée aura pour conséquences de modifier le lieu de travail de certains salariés. La mobilité peut</w:t>
@@ -1372,7 +1372,7 @@
       <w:r>
         <w:rPr>
           <w:b w:val="0"/>
-          <w:color w:val="006100"/>
+          <w:color w:val="BF5700"/>
           <w:sz w:val="22"/>
         </w:rPr>
         <w:t>s'effectuer librement dans un même secteur géographique dans la mesure où la mention du lieu de travail dans le contrat n'a qu'une</w:t>
@@ -1382,7 +1382,7 @@
       <w:r>
         <w:rPr>
           <w:b w:val="0"/>
-          <w:color w:val="006100"/>
+          <w:color w:val="C00000"/>
           <w:sz w:val="22"/>
         </w:rPr>
         <w:t>valeur indicative (Cass. soc. 3 juin 2003) sauf à faire mentionner le caractère exclusif du lieu d'exécution de la prestation de travail.</w:t>
@@ -1392,7 +1392,7 @@
       <w:r>
         <w:rPr>
           <w:b w:val="0"/>
-          <w:color w:val="006100"/>
+          <w:color w:val="BF5700"/>
           <w:sz w:val="22"/>
         </w:rPr>
         <w:t>Par contre, si la mutation doit s'opérer au-delà du secteur géographique considéré, celle-ci constitue une modification du</w:t>
@@ -1402,7 +1402,7 @@
       <w:r>
         <w:rPr>
           <w:b w:val="0"/>
-          <w:color w:val="006100"/>
+          <w:color w:val="BF5700"/>
           <w:sz w:val="22"/>
         </w:rPr>
         <w:t>contrat pour laquelle l'employeur doit recueillir l'accord du salarié. Néanmoins, l'affectation temporaire du salarié en</w:t>
@@ -1412,7 +1412,7 @@
       <w:r>
         <w:rPr>
           <w:b w:val="0"/>
-          <w:color w:val="006100"/>
+          <w:color w:val="C00000"/>
           <w:sz w:val="22"/>
         </w:rPr>
         <w:t>dehors du même secteur géographique ne constitue pas une modification du contrat si l'affectation est motivée par l'intérêt de l'entreprise, justifiée par des circonstances exceptionnelles, et si le salarié est informé préalablement dans</w:t>
@@ -1422,7 +1422,7 @@
       <w:r>
         <w:rPr>
           <w:b w:val="0"/>
-          <w:color w:val="006100"/>
+          <w:color w:val="00703C"/>
           <w:sz w:val="22"/>
         </w:rPr>
         <w:t>un délai raisonnable du caractère temporaire de l'affectation et de sa durée prévisible (Cass. soc. 3 février 2010).</w:t>
@@ -1432,7 +1432,7 @@
       <w:r>
         <w:rPr>
           <w:b w:val="0"/>
-          <w:color w:val="006100"/>
+          <w:color w:val="BF5700"/>
           <w:sz w:val="22"/>
         </w:rPr>
         <w:t>Des lors l'employeur peut anticiper cette situation en prévoyant une clause de mobilité dans le contrat de travail. Cette clause</w:t>
@@ -1442,7 +1442,7 @@
       <w:r>
         <w:rPr>
           <w:b w:val="0"/>
-          <w:color w:val="006100"/>
+          <w:color w:val="BF5700"/>
           <w:sz w:val="22"/>
         </w:rPr>
         <w:t>prévoit la possibilité pour l'employeur de modifier unilatéralement le lieu de travail du salarié sans que ce dernier ne puisse</w:t>
@@ -1452,7 +1452,7 @@
       <w:r>
         <w:rPr>
           <w:b w:val="0"/>
-          <w:color w:val="006100"/>
+          <w:color w:val="BF5700"/>
           <w:sz w:val="22"/>
         </w:rPr>
         <w:t>bénéficier des règles protectrices liées aux modifications du contrat de travail. Le refus par le salarié d'accepter la mutation</w:t>
@@ -1462,7 +1462,7 @@
       <w:r>
         <w:rPr>
           <w:b w:val="0"/>
-          <w:color w:val="006100"/>
+          <w:color w:val="00703C"/>
           <w:sz w:val="22"/>
         </w:rPr>
         <w:t>constitue une cause réelle et sérieuse de licenciement. à noter enfin que la clause ne peut avoir pour objet ni pour effet</w:t>
@@ -1472,7 +1472,7 @@
       <w:r>
         <w:rPr>
           <w:b w:val="0"/>
-          <w:color w:val="006100"/>
+          <w:color w:val="BF5700"/>
           <w:sz w:val="22"/>
         </w:rPr>
         <w:t>d'accepter par avance un changement d'employeur (Cass. soc. 14 décembre 2022).</w:t>
@@ -1488,7 +1488,7 @@
           <w:color w:val="2F5496"/>
           <w:sz w:val="24"/>
         </w:rPr>
-        <w:t>MISE EN OUVRE B •</w:t>
+        <w:t>B • MISE EN OUVRE</w:t>
       </w:r>
     </w:p>
     <w:p>
@@ -1515,7 +1515,7 @@
       <w:r>
         <w:rPr>
           <w:b w:val="0"/>
-          <w:color w:val="000000"/>
+          <w:color w:val="BF5700"/>
           <w:sz w:val="22"/>
         </w:rPr>
         <w:t>Elle doit être motivée par l'intérêt de l'entreprise, ?</w:t>
@@ -1525,7 +1525,7 @@
       <w:r>
         <w:rPr>
           <w:b w:val="0"/>
-          <w:color w:val="000000"/>
+          <w:color w:val="BF5700"/>
           <w:sz w:val="22"/>
         </w:rPr>
         <w:t>Elle doit être délimitée géographiquement. L'employeur ne peut ainsi en étendre unilatéralement la portée (Cass. soc. 7 ?</w:t>
@@ -1565,7 +1565,7 @@
       <w:r>
         <w:rPr>
           <w:b w:val="0"/>
-          <w:color w:val="000000"/>
+          <w:color w:val="00703C"/>
           <w:sz w:val="22"/>
         </w:rPr>
         <w:t>Elle doit faire l'objet d'un préavis (les juges apprécient ce critère notamment au regard de la bonne foi dans l'exécution du ?</w:t>
@@ -1585,7 +1585,7 @@
       <w:r>
         <w:rPr>
           <w:b w:val="0"/>
-          <w:color w:val="000000"/>
+          <w:color w:val="BF5700"/>
           <w:sz w:val="22"/>
         </w:rPr>
         <w:t>Elle doit respecter le principe de proportionnalité, des lors qu'elle met en cause le libre choix du domicile (Cass. soc. 21 ?</w:t>
@@ -1605,7 +1605,7 @@
       <w:r>
         <w:rPr>
           <w:b w:val="0"/>
-          <w:color w:val="000000"/>
+          <w:color w:val="BF5700"/>
           <w:sz w:val="22"/>
         </w:rPr>
         <w:t>En outre l'application de la clause ne doit pas avoir pour effet de modifier un autre élément du contrat de travail comme la</w:t>
@@ -1645,7 +1645,7 @@
       <w:r>
         <w:rPr>
           <w:b w:val="0"/>
-          <w:color w:val="000000"/>
+          <w:color w:val="BF5700"/>
           <w:sz w:val="22"/>
         </w:rPr>
         <w:t>conditions. Le refus de ce dernier justifie qu'il ne puisse prétendre à l'indemnité de préavis (Cass. soc. 31 mars 2016</w:t>
@@ -1662,7 +1662,7 @@
           <w:color w:val="2F5496"/>
           <w:sz w:val="24"/>
         </w:rPr>
-        <w:t>A CLAUSE DE DUDIT FORMATION IV •</w:t>
+        <w:t>IV • A CLAUSE DE DUDIT FORMATION</w:t>
       </w:r>
     </w:p>
     <w:p>
@@ -1672,17 +1672,17 @@
       <w:r>
         <w:rPr>
           <w:b/>
-          <w:color w:val="006100"/>
+          <w:color w:val="BF5700"/>
           <w:sz w:val="24"/>
         </w:rPr>
-        <w:t>PRINCIPE A •</w:t>
+        <w:t>A • PRINCIPE</w:t>
       </w:r>
     </w:p>
     <w:p>
       <w:r>
         <w:rPr>
           <w:b w:val="0"/>
-          <w:color w:val="006100"/>
+          <w:color w:val="BF5700"/>
           <w:sz w:val="22"/>
         </w:rPr>
         <w:t>Cette clause oblige le salarié à rester au service de son employeur pendant une certaine durée en contrepartie d'une formation</w:t>
@@ -1692,7 +1692,7 @@
       <w:r>
         <w:rPr>
           <w:b w:val="0"/>
-          <w:color w:val="006100"/>
+          <w:color w:val="BF5700"/>
           <w:sz w:val="22"/>
         </w:rPr>
         <w:t>professionnelle que l'entreprise lui finance.</w:t>
@@ -1702,7 +1702,7 @@
       <w:r>
         <w:rPr>
           <w:b w:val="0"/>
-          <w:color w:val="006100"/>
+          <w:color w:val="BF5700"/>
           <w:sz w:val="22"/>
         </w:rPr>
         <w:t>En cas de rupture anticipée, le salarié s'oblige au paiement d'une indemnité en fonction du préjudice subit, voire au</w:t>
@@ -1712,7 +1712,7 @@
       <w:r>
         <w:rPr>
           <w:b w:val="0"/>
-          <w:color w:val="006100"/>
+          <w:color w:val="BF5700"/>
           <w:sz w:val="22"/>
         </w:rPr>
         <w:t>remboursement d'une partie des frais de formation. Cependant cette disposition contractuelle ne doit avoir pour effet de</w:t>
@@ -1722,7 +1722,7 @@
       <w:r>
         <w:rPr>
           <w:b w:val="0"/>
-          <w:color w:val="006100"/>
+          <w:color w:val="BF5700"/>
           <w:sz w:val="22"/>
         </w:rPr>
         <w:t>mettre à la charge du salarié le coût d'une formation découlant des obligations légales, conventionnelles ou contractuelles de</w:t>
@@ -1732,7 +1732,7 @@
       <w:r>
         <w:rPr>
           <w:b w:val="0"/>
-          <w:color w:val="006100"/>
+          <w:color w:val="BF5700"/>
           <w:sz w:val="22"/>
         </w:rPr>
         <w:t>l'employeur. De surcroît, lorsque la rupture est à l'initiative de l'employeur, la clause ne peut être mise en ouvre et l'em-</w:t>
@@ -1742,7 +1742,7 @@
       <w:r>
         <w:rPr>
           <w:b w:val="0"/>
-          <w:color w:val="006100"/>
+          <w:color w:val="BF5700"/>
           <w:sz w:val="22"/>
         </w:rPr>
         <w:t>ployeur n'est pas fondé à demander le paiement d'une indemnité (Cass. soc.11 janvier 2012).</w:t>
@@ -1755,17 +1755,17 @@
       <w:r>
         <w:rPr>
           <w:b/>
-          <w:color w:val="7030A0"/>
+          <w:color w:val="BF5700"/>
           <w:sz w:val="24"/>
         </w:rPr>
-        <w:t>CONDITIONS B •</w:t>
+        <w:t>B • CONDITIONS</w:t>
       </w:r>
     </w:p>
     <w:p>
       <w:r>
         <w:rPr>
           <w:b w:val="0"/>
-          <w:color w:val="7030A0"/>
+          <w:color w:val="BF5700"/>
           <w:sz w:val="22"/>
         </w:rPr>
         <w:t>Sa validité est soumise aux conditions suivantes :</w:t>
@@ -1775,7 +1775,7 @@
       <w:r>
         <w:rPr>
           <w:b w:val="0"/>
-          <w:color w:val="7030A0"/>
+          <w:color w:val="00703C"/>
           <w:sz w:val="22"/>
         </w:rPr>
         <w:t>Elle doit faire l'objet d'une convention particulière précisant la date, la nature, la durée de la formation et son coût réel ?</w:t>
@@ -1785,7 +1785,7 @@
       <w:r>
         <w:rPr>
           <w:b w:val="0"/>
-          <w:color w:val="7030A0"/>
+          <w:color w:val="BF5700"/>
           <w:sz w:val="22"/>
         </w:rPr>
         <w:t>pour l'employeur, ainsi que le montant et les modalités du remboursement à la charge de la salariée.</w:t>
@@ -1795,7 +1795,7 @@
       <w:r>
         <w:rPr>
           <w:b w:val="0"/>
-          <w:color w:val="7030A0"/>
+          <w:color w:val="BF5700"/>
           <w:sz w:val="22"/>
         </w:rPr>
         <w:t>La formation prévue suppose des frais réels supérieurs aux dépenses imposées par la loi ou par les accords ou ?</w:t>
@@ -1805,7 +1805,7 @@
       <w:r>
         <w:rPr>
           <w:b w:val="0"/>
-          <w:color w:val="7030A0"/>
+          <w:color w:val="BF5700"/>
           <w:sz w:val="22"/>
         </w:rPr>
         <w:t>conventions collectives.</w:t>
@@ -1815,7 +1815,7 @@
       <w:r>
         <w:rPr>
           <w:b w:val="0"/>
-          <w:color w:val="7030A0"/>
+          <w:color w:val="BF5700"/>
           <w:sz w:val="22"/>
         </w:rPr>
         <w:t>Le salarié doit conserver la possibilité de démissionner. ?</w:t>
@@ -1825,7 +1825,7 @@
       <w:r>
         <w:rPr>
           <w:b w:val="0"/>
-          <w:color w:val="7030A0"/>
+          <w:color w:val="BF5700"/>
           <w:sz w:val="22"/>
         </w:rPr>
         <w:t>Le montant du dudit est proportionné aux frais de formation engagés au-delà des obligations que la loi impose. à ?</w:t>
@@ -1835,7 +1835,7 @@
       <w:r>
         <w:rPr>
           <w:b w:val="0"/>
-          <w:color w:val="7030A0"/>
+          <w:color w:val="BF5700"/>
           <w:sz w:val="22"/>
         </w:rPr>
         <w:t>noter que la clause de dudit formation doit indiquer le coût réel de formation que l'employeur va engager. à défaut, le juge peut</w:t>
@@ -1845,7 +1845,7 @@
       <w:r>
         <w:rPr>
           <w:b w:val="0"/>
-          <w:color w:val="7030A0"/>
+          <w:color w:val="BF5700"/>
           <w:sz w:val="22"/>
         </w:rPr>
         <w:t>considérer que cette condition n'est pas remplie.</w:t>
@@ -1861,14 +1861,14 @@
           <w:color w:val="2F5496"/>
           <w:sz w:val="24"/>
         </w:rPr>
-        <w:t>LES CLAUSES D'OBJECTIFS V •</w:t>
+        <w:t>V • LES CLAUSES D'OBJECTIFS</w:t>
       </w:r>
     </w:p>
     <w:p>
       <w:r>
         <w:rPr>
           <w:b w:val="0"/>
-          <w:color w:val="000000"/>
+          <w:color w:val="BF5700"/>
           <w:sz w:val="22"/>
         </w:rPr>
         <w:t>Fréquentes pour certains salariés (commerciaux, cadres) deux séries de conditions sont exigées pour leur validité:</w:t>
@@ -1878,7 +1878,7 @@
       <w:r>
         <w:rPr>
           <w:b w:val="0"/>
-          <w:color w:val="000000"/>
+          <w:color w:val="BF5700"/>
           <w:sz w:val="22"/>
         </w:rPr>
         <w:t>Elles doivent être prévues au contrat, signées par les parties et respecter les normes supérieures. ?</w:t>
@@ -1888,7 +1888,7 @@
       <w:r>
         <w:rPr>
           <w:b w:val="0"/>
-          <w:color w:val="000000"/>
+          <w:color w:val="BF5700"/>
           <w:sz w:val="22"/>
         </w:rPr>
         <w:t>Sur une période déterminée, elles doivent prévoir des objectifs raisonnables, réalistes et réalisables compte ?</w:t>
@@ -1944,7 +1944,7 @@
           <w:color w:val="2F5496"/>
           <w:sz w:val="24"/>
         </w:rPr>
-        <w:t>LES CLAUSES DE RÉMUNÉRATION VI •</w:t>
+        <w:t>VI • LES CLAUSES DE RÉMUNÉRATION</w:t>
       </w:r>
     </w:p>
     <w:p>
@@ -1971,7 +1971,7 @@
       <w:r>
         <w:rPr>
           <w:b w:val="0"/>
-          <w:color w:val="000000"/>
+          <w:color w:val="BF5700"/>
           <w:sz w:val="22"/>
         </w:rPr>
         <w:t>convention de forfait ou encore à la perception de prime sous réserve de respecter le principe à à travail égal, salaire égal à.</w:t>
@@ -1981,7 +1981,7 @@
       <w:r>
         <w:rPr>
           <w:b w:val="0"/>
-          <w:color w:val="000000"/>
+          <w:color w:val="BF5700"/>
           <w:sz w:val="22"/>
         </w:rPr>
         <w:t>D'autres clauses, peuvent encore prévoir la variabilité de la rémunération du salarié. Dans cette hypothèse, la variabilité doit :</w:t>
